--- a/docs/content/multivariate_statistics/multivariate_statistics_activity.docx
+++ b/docs/content/multivariate_statistics/multivariate_statistics_activity.docx
@@ -26,7 +26,7 @@
         <w:t xml:space="preserve">Bill Perry</w:t>
       </w:r>
     </w:p>
-    <w:bookmarkStart w:id="10" w:name="worksheet-multivariate-statistics"/>
+    <w:bookmarkStart w:id="11" w:name="worksheet-multivariate-statistics"/>
     <w:p>
       <w:pPr>
         <w:pStyle w:val="Heading1"/>
@@ -37,16 +37,29 @@
     </w:p>
     <w:p>
       <w:pPr>
-        <w:pStyle w:val="Heading2"/>
-      </w:pPr>
-      <w:bookmarkStart w:id="9" w:name="how-to-use-this-worksheet"/>
-      <w:r>
-        <w:t xml:space="preserve">How to use this worksheet</w:t>
-      </w:r>
-      <w:bookmarkEnd w:id="9"/>
+        <w:pStyle w:val="FirstParagraph"/>
+      </w:pPr>
+      <w:hyperlink r:id="rId9">
+        <w:r>
+          <w:rPr>
+            <w:rStyle w:val="Hyperlink"/>
+          </w:rPr>
+          <w:t xml:space="preserve">📥 Download the data</w:t>
+        </w:r>
+      </w:hyperlink>
     </w:p>
     <w:p>
       <w:pPr>
+        <w:pStyle w:val="Heading2"/>
+      </w:pPr>
+      <w:bookmarkStart w:id="10" w:name="how-to-use-this-worksheet"/>
+      <w:r>
+        <w:t xml:space="preserve">How to use this worksheet</w:t>
+      </w:r>
+      <w:bookmarkEnd w:id="10"/>
+    </w:p>
+    <w:p>
+      <w:pPr>
         <w:pStyle w:val="BlockText"/>
       </w:pPr>
       <w:r>
@@ -122,25 +135,186 @@
         <w:pStyle w:val="BlockText"/>
       </w:pPr>
       <w:r>
-        <w:t xml:space="preserve">This worksheet uses the same Darlingtonia (cobra lily) morphology dataset from lecture — 89 plants measured on 10 morphological and biomass variables across 4 sites.</w:t>
+        <w:rPr>
+          <w:b/>
+          <w:bCs/>
+        </w:rPr>
+        <w:t xml:space="preserve">Every grey</w:t>
+      </w:r>
+      <w:r>
+        <w:rPr>
+          <w:b/>
+          <w:bCs/>
+        </w:rPr>
+        <w:t xml:space="preserve"> </w:t>
+      </w:r>
+      <w:r>
+        <w:rPr>
+          <w:rStyle w:val="VerbatimChar"/>
+          <w:b/>
+          <w:bCs/>
+        </w:rPr>
+        <w:t xml:space="preserve">r</w:t>
+      </w:r>
+      <w:r>
+        <w:rPr>
+          <w:b/>
+          <w:bCs/>
+        </w:rPr>
+        <w:t xml:space="preserve"> </w:t>
+      </w:r>
+      <w:r>
+        <w:rPr>
+          <w:b/>
+          <w:bCs/>
+        </w:rPr>
+        <w:t xml:space="preserve">box below is code you type into an R script — not into the Console.</w:t>
+      </w:r>
+      <w:r>
+        <w:t xml:space="preserve"> </w:t>
+      </w:r>
+      <w:r>
+        <w:t xml:space="preserve">Before you start:</w:t>
+      </w:r>
+      <w:r>
+        <w:t xml:space="preserve"> </w:t>
+      </w:r>
+      <w:r>
+        <w:rPr>
+          <w:b/>
+          <w:bCs/>
+        </w:rPr>
+        <w:t xml:space="preserve">File → New File → R Script</w:t>
+      </w:r>
+      <w:r>
+        <w:t xml:space="preserve">, and save it as</w:t>
+      </w:r>
+      <w:r>
+        <w:t xml:space="preserve"> </w:t>
+      </w:r>
+      <w:r>
+        <w:rPr>
+          <w:rStyle w:val="VerbatimChar"/>
+        </w:rPr>
+        <w:t xml:space="preserve">09_multivariate_statistics.R</w:t>
+      </w:r>
+      <w:r>
+        <w:t xml:space="preserve"> </w:t>
+      </w:r>
+      <w:r>
+        <w:t xml:space="preserve">in your project’s</w:t>
+      </w:r>
+      <w:r>
+        <w:t xml:space="preserve"> </w:t>
+      </w:r>
+      <w:r>
+        <w:rPr>
+          <w:rStyle w:val="VerbatimChar"/>
+        </w:rPr>
+        <w:t xml:space="preserve">scripts/</w:t>
+      </w:r>
+      <w:r>
+        <w:t xml:space="preserve"> </w:t>
+      </w:r>
+      <w:r>
+        <w:t xml:space="preserve">folder. Then work down the worksheet, adding each block to the bottom of that one script, in order.</w:t>
       </w:r>
     </w:p>
     <w:p>
       <w:pPr>
-        <w:pStyle w:val="FirstParagraph"/>
+        <w:pStyle w:val="BlockText"/>
       </w:pPr>
       <w:r>
         <w:rPr>
           <w:b/>
           <w:bCs/>
         </w:rPr>
-        <w:t xml:space="preserve">▶ Run this in your Script:</w:t>
+        <w:t xml:space="preserve">Type the</w:t>
+      </w:r>
+      <w:r>
+        <w:rPr>
+          <w:b/>
+          <w:bCs/>
+        </w:rPr>
+        <w:t xml:space="preserve"> </w:t>
+      </w:r>
+      <w:r>
+        <w:rPr>
+          <w:rStyle w:val="VerbatimChar"/>
+          <w:b/>
+          <w:bCs/>
+        </w:rPr>
+        <w:t xml:space="preserve"># ── Part …</w:t>
+      </w:r>
+      <w:r>
+        <w:rPr>
+          <w:b/>
+          <w:bCs/>
+        </w:rPr>
+        <w:t xml:space="preserve"> </w:t>
+      </w:r>
+      <w:r>
+        <w:rPr>
+          <w:b/>
+          <w:bCs/>
+        </w:rPr>
+        <w:t xml:space="preserve">header comment at the top of each block, too.</w:t>
+      </w:r>
+      <w:r>
+        <w:t xml:space="preserve"> </w:t>
+      </w:r>
+      <w:r>
+        <w:t xml:space="preserve">Those comment lines are not decoration — they are how your script stays navigable, how you find your way back to a block that broke, and how I find your work when I read your script. A block with no header comment is a block I cannot place. In RStudio they also show up in the document outline (the</w:t>
+      </w:r>
+      <w:r>
+        <w:t xml:space="preserve"> </w:t>
+      </w:r>
+      <w:r>
+        <w:rPr>
+          <w:rStyle w:val="VerbatimChar"/>
+        </w:rPr>
+        <w:t xml:space="preserve">≡</w:t>
+      </w:r>
+      <w:r>
+        <w:t xml:space="preserve"> </w:t>
+      </w:r>
+      <w:r>
+        <w:t xml:space="preserve">button at the bottom-left of the editor) so you can jump straight to any part.</w:t>
       </w:r>
     </w:p>
     <w:p>
       <w:pPr>
+        <w:pStyle w:val="BlockText"/>
+      </w:pPr>
+      <w:r>
+        <w:t xml:space="preserve">This worksheet uses the same Darlingtonia (cobra lily) morphology dataset from lecture — 89 plants measured on 10 morphological and biomass variables across 4 sites.</w:t>
+      </w:r>
+    </w:p>
+    <w:p>
+      <w:pPr>
+        <w:pStyle w:val="FirstParagraph"/>
+      </w:pPr>
+      <w:r>
+        <w:rPr>
+          <w:b/>
+          <w:bCs/>
+        </w:rPr>
+        <w:t xml:space="preserve">▶ Run this in your Script:</w:t>
+      </w:r>
+    </w:p>
+    <w:p>
+      <w:pPr>
         <w:pStyle w:val="SourceCode"/>
       </w:pPr>
+      <w:r>
+        <w:rPr>
+          <w:rStyle w:val="CommentTok"/>
+        </w:rPr>
+        <w:t xml:space="preserve"># ── Setup (1) ───────────────────────────────────────────────────────────</w:t>
+      </w:r>
+      <w:r>
+        <w:br/>
+      </w:r>
       <w:r>
         <w:rPr>
           <w:rStyle w:val="FunctionTok"/>
@@ -410,8 +584,8 @@
         </w:pict>
       </w:r>
     </w:p>
-    <w:bookmarkEnd w:id="10"/>
-    <w:bookmarkStart w:id="11" w:name="part-1-load-and-explore-the-data"/>
+    <w:bookmarkEnd w:id="11"/>
+    <w:bookmarkStart w:id="12" w:name="part-1-load-and-explore-the-data"/>
     <w:p>
       <w:pPr>
         <w:pStyle w:val="Heading1"/>
@@ -438,6 +612,15 @@
       </w:pPr>
       <w:r>
         <w:rPr>
+          <w:rStyle w:val="CommentTok"/>
+        </w:rPr>
+        <w:t xml:space="preserve"># ── Part 1.1 · Load and Explore the Data ────────────────────────────────</w:t>
+      </w:r>
+      <w:r>
+        <w:br/>
+      </w:r>
+      <w:r>
+        <w:rPr>
           <w:rStyle w:val="NormalTok"/>
         </w:rPr>
         <w:t xml:space="preserve">darlingtonia </w:t>
@@ -470,7 +653,7 @@
         <w:rPr>
           <w:rStyle w:val="StringTok"/>
         </w:rPr>
-        <w:t xml:space="preserve">"darlingtonia.csv"</w:t>
+        <w:t xml:space="preserve">"data/darlingtonia.csv"</w:t>
       </w:r>
       <w:r>
         <w:rPr>
@@ -582,6 +765,15 @@
       <w:pPr>
         <w:pStyle w:val="SourceCode"/>
       </w:pPr>
+      <w:r>
+        <w:rPr>
+          <w:rStyle w:val="CommentTok"/>
+        </w:rPr>
+        <w:t xml:space="preserve"># ── Part 1.2 · Load and Explore the Data ────────────────────────────────</w:t>
+      </w:r>
+      <w:r>
+        <w:br/>
+      </w:r>
       <w:r>
         <w:rPr>
           <w:rStyle w:val="NormalTok"/>
@@ -1205,8 +1397,8 @@
         </w:pict>
       </w:r>
     </w:p>
-    <w:bookmarkEnd w:id="11"/>
-    <w:bookmarkStart w:id="12" w:name="part-2-standardization"/>
+    <w:bookmarkEnd w:id="12"/>
+    <w:bookmarkStart w:id="13" w:name="part-2-standardization"/>
     <w:p>
       <w:pPr>
         <w:pStyle w:val="Heading1"/>
@@ -1239,6 +1431,15 @@
       </w:pPr>
       <w:r>
         <w:rPr>
+          <w:rStyle w:val="CommentTok"/>
+        </w:rPr>
+        <w:t xml:space="preserve"># ── Part 2.1 · Standardization ──────────────────────────────────────────</w:t>
+      </w:r>
+      <w:r>
+        <w:br/>
+      </w:r>
+      <w:r>
+        <w:rPr>
           <w:rStyle w:val="NormalTok"/>
         </w:rPr>
         <w:t xml:space="preserve">darlingtonia </w:t>
@@ -1482,6 +1683,15 @@
       <w:pPr>
         <w:pStyle w:val="SourceCode"/>
       </w:pPr>
+      <w:r>
+        <w:rPr>
+          <w:rStyle w:val="CommentTok"/>
+        </w:rPr>
+        <w:t xml:space="preserve"># ── Part 2.2 · Standardization ──────────────────────────────────────────</w:t>
+      </w:r>
+      <w:r>
+        <w:br/>
+      </w:r>
       <w:r>
         <w:rPr>
           <w:rStyle w:val="NormalTok"/>
@@ -1976,8 +2186,8 @@
         </w:pict>
       </w:r>
     </w:p>
-    <w:bookmarkEnd w:id="12"/>
-    <w:bookmarkStart w:id="13" w:name="part-3-correlations"/>
+    <w:bookmarkEnd w:id="13"/>
+    <w:bookmarkStart w:id="14" w:name="part-3-correlations"/>
     <w:p>
       <w:pPr>
         <w:pStyle w:val="Heading1"/>
@@ -2002,6 +2212,15 @@
       <w:pPr>
         <w:pStyle w:val="SourceCode"/>
       </w:pPr>
+      <w:r>
+        <w:rPr>
+          <w:rStyle w:val="CommentTok"/>
+        </w:rPr>
+        <w:t xml:space="preserve"># ── Part 3.1 · Correlations ─────────────────────────────────────────────</w:t>
+      </w:r>
+      <w:r>
+        <w:br/>
+      </w:r>
       <w:r>
         <w:rPr>
           <w:rStyle w:val="NormalTok"/>
@@ -2478,8 +2697,8 @@
         </w:pict>
       </w:r>
     </w:p>
-    <w:bookmarkEnd w:id="13"/>
-    <w:bookmarkStart w:id="14" w:name="part-4-running-pca"/>
+    <w:bookmarkEnd w:id="14"/>
+    <w:bookmarkStart w:id="15" w:name="part-4-running-pca"/>
     <w:p>
       <w:pPr>
         <w:pStyle w:val="Heading1"/>
@@ -2506,6 +2725,15 @@
       </w:pPr>
       <w:r>
         <w:rPr>
+          <w:rStyle w:val="CommentTok"/>
+        </w:rPr>
+        <w:t xml:space="preserve"># ── Part 4.1 · Running PCA ──────────────────────────────────────────────</w:t>
+      </w:r>
+      <w:r>
+        <w:br/>
+      </w:r>
+      <w:r>
+        <w:rPr>
           <w:rStyle w:val="NormalTok"/>
         </w:rPr>
         <w:t xml:space="preserve">pca_result </w:t>
@@ -2580,7 +2808,7 @@
         <w:rPr>
           <w:rStyle w:val="AttributeTok"/>
         </w:rPr>
-        <w:t xml:space="preserve">scale =</w:t>
+        <w:t xml:space="preserve">scale. =</w:t>
       </w:r>
       <w:r>
         <w:rPr>
@@ -2641,6 +2869,15 @@
       <w:pPr>
         <w:pStyle w:val="SourceCode"/>
       </w:pPr>
+      <w:r>
+        <w:rPr>
+          <w:rStyle w:val="CommentTok"/>
+        </w:rPr>
+        <w:t xml:space="preserve"># ── Part 4.2 · Running PCA ──────────────────────────────────────────────</w:t>
+      </w:r>
+      <w:r>
+        <w:br/>
+      </w:r>
       <w:r>
         <w:rPr>
           <w:rStyle w:val="FunctionTok"/>
@@ -2784,8 +3021,8 @@
         </w:pict>
       </w:r>
     </w:p>
-    <w:bookmarkEnd w:id="14"/>
-    <w:bookmarkStart w:id="18" w:name="part-5-interpreting-loadings"/>
+    <w:bookmarkEnd w:id="15"/>
+    <w:bookmarkStart w:id="19" w:name="part-5-interpreting-loadings"/>
     <w:p>
       <w:pPr>
         <w:pStyle w:val="Heading1"/>
@@ -2818,6 +3055,15 @@
       </w:pPr>
       <w:r>
         <w:rPr>
+          <w:rStyle w:val="CommentTok"/>
+        </w:rPr>
+        <w:t xml:space="preserve"># ── Part 5.1 · Interpreting Loadings ────────────────────────────────────</w:t>
+      </w:r>
+      <w:r>
+        <w:br/>
+      </w:r>
+      <w:r>
+        <w:rPr>
           <w:rStyle w:val="NormalTok"/>
         </w:rPr>
         <w:t xml:space="preserve">loadings </w:t>
@@ -2922,6 +3168,15 @@
       </w:pPr>
       <w:r>
         <w:rPr>
+          <w:rStyle w:val="CommentTok"/>
+        </w:rPr>
+        <w:t xml:space="preserve"># ── Part 5.2 · Interpreting Loadings ────────────────────────────────────</w:t>
+      </w:r>
+      <w:r>
+        <w:br/>
+      </w:r>
+      <w:r>
+        <w:rPr>
           <w:rStyle w:val="NormalTok"/>
         </w:rPr>
         <w:t xml:space="preserve">pc1_loads </w:t>
@@ -3711,6 +3966,15 @@
       <w:pPr>
         <w:pStyle w:val="SourceCode"/>
       </w:pPr>
+      <w:r>
+        <w:rPr>
+          <w:rStyle w:val="CommentTok"/>
+        </w:rPr>
+        <w:t xml:space="preserve"># ── Part 5.3 · Interpreting Loadings ────────────────────────────────────</w:t>
+      </w:r>
+      <w:r>
+        <w:br/>
+      </w:r>
       <w:r>
         <w:rPr>
           <w:rStyle w:val="NormalTok"/>
@@ -4577,18 +4841,18 @@
                 <wp:inline>
                   <wp:extent cx="152400" cy="152400"/>
                   <wp:effectExtent b="0" l="0" r="0" t="0"/>
-                  <wp:docPr descr="" title="" id="16" name="Picture"/>
+                  <wp:docPr descr="" title="" id="17" name="Picture"/>
                   <a:graphic>
                     <a:graphicData uri="http://schemas.openxmlformats.org/drawingml/2006/picture">
                       <pic:pic>
                         <pic:nvPicPr>
-                          <pic:cNvPr descr="/Applications/Positron.app/Contents/Resources/app/quarto/share/formats/docx/tip.png" id="17" name="Picture"/>
+                          <pic:cNvPr descr="/Applications/Positron.app/Contents/Resources/app/quarto/share/formats/docx/tip.png" id="18" name="Picture"/>
                           <pic:cNvPicPr>
                             <a:picLocks noChangeArrowheads="1" noChangeAspect="1"/>
                           </pic:cNvPicPr>
                         </pic:nvPicPr>
                         <pic:blipFill>
-                          <a:blip r:embed="rId15"/>
+                          <a:blip r:embed="rId16"/>
                           <a:stretch>
                             <a:fillRect/>
                           </a:stretch>
@@ -4675,6 +4939,15 @@
               <w:rPr>
                 <w:rStyle w:val="CommentTok"/>
               </w:rPr>
+              <w:t xml:space="preserve"># ── Part 5.4 · Interpreting Loadings ────────────────────────────────────</w:t>
+            </w:r>
+            <w:r>
+              <w:br/>
+            </w:r>
+            <w:r>
+              <w:rPr>
+                <w:rStyle w:val="CommentTok"/>
+              </w:rPr>
               <w:t xml:space="preserve"># Write your code here:</w:t>
             </w:r>
           </w:p>
@@ -4689,8 +4962,8 @@
         </w:pict>
       </w:r>
     </w:p>
-    <w:bookmarkEnd w:id="18"/>
-    <w:bookmarkStart w:id="19" w:name="part-6-scores-and-ordination"/>
+    <w:bookmarkEnd w:id="19"/>
+    <w:bookmarkStart w:id="20" w:name="part-6-scores-and-ordination"/>
     <w:p>
       <w:pPr>
         <w:pStyle w:val="Heading1"/>
@@ -4723,6 +4996,15 @@
       </w:pPr>
       <w:r>
         <w:rPr>
+          <w:rStyle w:val="CommentTok"/>
+        </w:rPr>
+        <w:t xml:space="preserve"># ── Part 6.1 · Scores and Ordination ────────────────────────────────────</w:t>
+      </w:r>
+      <w:r>
+        <w:br/>
+      </w:r>
+      <w:r>
+        <w:rPr>
           <w:rStyle w:val="NormalTok"/>
         </w:rPr>
         <w:t xml:space="preserve">pc_scores </w:t>
@@ -4962,6 +5244,15 @@
       </w:pPr>
       <w:r>
         <w:rPr>
+          <w:rStyle w:val="CommentTok"/>
+        </w:rPr>
+        <w:t xml:space="preserve"># ── Part 6.2 · Scores and Ordination ────────────────────────────────────</w:t>
+      </w:r>
+      <w:r>
+        <w:br/>
+      </w:r>
+      <w:r>
+        <w:rPr>
           <w:rStyle w:val="FunctionTok"/>
         </w:rPr>
         <w:t xml:space="preserve">ggplot</w:t>
@@ -5481,6 +5772,15 @@
       <w:pPr>
         <w:pStyle w:val="SourceCode"/>
       </w:pPr>
+      <w:r>
+        <w:rPr>
+          <w:rStyle w:val="CommentTok"/>
+        </w:rPr>
+        <w:t xml:space="preserve"># ── Part 6.3 · Scores and Ordination ────────────────────────────────────</w:t>
+      </w:r>
+      <w:r>
+        <w:br/>
+      </w:r>
       <w:r>
         <w:rPr>
           <w:rStyle w:val="NormalTok"/>
@@ -6044,8 +6344,8 @@
         </w:pict>
       </w:r>
     </w:p>
-    <w:bookmarkEnd w:id="19"/>
-    <w:bookmarkStart w:id="22" w:name="part-7-distances-between-sites"/>
+    <w:bookmarkEnd w:id="20"/>
+    <w:bookmarkStart w:id="23" w:name="part-7-distances-between-sites"/>
     <w:p>
       <w:pPr>
         <w:pStyle w:val="Heading1"/>
@@ -6076,6 +6376,15 @@
       <w:pPr>
         <w:pStyle w:val="SourceCode"/>
       </w:pPr>
+      <w:r>
+        <w:rPr>
+          <w:rStyle w:val="CommentTok"/>
+        </w:rPr>
+        <w:t xml:space="preserve"># ── Part 7.1 · Distances Between Sites ──────────────────────────────────</w:t>
+      </w:r>
+      <w:r>
+        <w:br/>
+      </w:r>
       <w:r>
         <w:rPr>
           <w:rStyle w:val="NormalTok"/>
@@ -6619,18 +6928,18 @@
                 <wp:inline>
                   <wp:extent cx="152400" cy="152400"/>
                   <wp:effectExtent b="0" l="0" r="0" t="0"/>
-                  <wp:docPr descr="" title="" id="20" name="Picture"/>
+                  <wp:docPr descr="" title="" id="21" name="Picture"/>
                   <a:graphic>
                     <a:graphicData uri="http://schemas.openxmlformats.org/drawingml/2006/picture">
                       <pic:pic>
                         <pic:nvPicPr>
-                          <pic:cNvPr descr="/Applications/Positron.app/Contents/Resources/app/quarto/share/formats/docx/tip.png" id="21" name="Picture"/>
+                          <pic:cNvPr descr="/Applications/Positron.app/Contents/Resources/app/quarto/share/formats/docx/tip.png" id="22" name="Picture"/>
                           <pic:cNvPicPr>
                             <a:picLocks noChangeArrowheads="1" noChangeAspect="1"/>
                           </pic:cNvPicPr>
                         </pic:nvPicPr>
                         <pic:blipFill>
-                          <a:blip r:embed="rId15"/>
+                          <a:blip r:embed="rId16"/>
                           <a:stretch>
                             <a:fillRect/>
                           </a:stretch>
@@ -6747,6 +7056,15 @@
               <w:rPr>
                 <w:rStyle w:val="CommentTok"/>
               </w:rPr>
+              <w:t xml:space="preserve"># ── Part 7.2 · Distances Between Sites ──────────────────────────────────</w:t>
+            </w:r>
+            <w:r>
+              <w:br/>
+            </w:r>
+            <w:r>
+              <w:rPr>
+                <w:rStyle w:val="CommentTok"/>
+              </w:rPr>
               <w:t xml:space="preserve"># Write your code here:</w:t>
             </w:r>
           </w:p>
@@ -6761,8 +7079,8 @@
         </w:pict>
       </w:r>
     </w:p>
-    <w:bookmarkEnd w:id="22"/>
-    <w:bookmarkStart w:id="26" w:name="review-and-checkpoint"/>
+    <w:bookmarkEnd w:id="23"/>
+    <w:bookmarkStart w:id="27" w:name="review-and-checkpoint"/>
     <w:p>
       <w:pPr>
         <w:pStyle w:val="Heading1"/>
@@ -6907,18 +7225,18 @@
                 <wp:inline>
                   <wp:extent cx="152400" cy="152400"/>
                   <wp:effectExtent b="0" l="0" r="0" t="0"/>
-                  <wp:docPr descr="" title="" id="24" name="Picture"/>
+                  <wp:docPr descr="" title="" id="25" name="Picture"/>
                   <a:graphic>
                     <a:graphicData uri="http://schemas.openxmlformats.org/drawingml/2006/picture">
                       <pic:pic>
                         <pic:nvPicPr>
-                          <pic:cNvPr descr="/Applications/Positron.app/Contents/Resources/app/quarto/share/formats/docx/note.png" id="25" name="Picture"/>
+                          <pic:cNvPr descr="/Applications/Positron.app/Contents/Resources/app/quarto/share/formats/docx/note.png" id="26" name="Picture"/>
                           <pic:cNvPicPr>
                             <a:picLocks noChangeArrowheads="1" noChangeAspect="1"/>
                           </pic:cNvPicPr>
                         </pic:nvPicPr>
                         <pic:blipFill>
-                          <a:blip r:embed="rId23"/>
+                          <a:blip r:embed="rId24"/>
                           <a:stretch>
                             <a:fillRect/>
                           </a:stretch>
@@ -7052,8 +7370,8 @@
         </w:pict>
       </w:r>
     </w:p>
-    <w:bookmarkEnd w:id="26"/>
-    <w:bookmarkStart w:id="27" w:name="getting-unstuck"/>
+    <w:bookmarkEnd w:id="27"/>
+    <w:bookmarkStart w:id="28" w:name="getting-unstuck"/>
     <w:p>
       <w:pPr>
         <w:pStyle w:val="Heading1"/>
@@ -7249,7 +7567,7 @@
         </w:pict>
       </w:r>
     </w:p>
-    <w:bookmarkEnd w:id="27"/>
+    <w:bookmarkEnd w:id="28"/>
     <w:sectPr>
       <w:pgSz w:h="15840" w:w="12240"/>
       <w:pgMar w:bottom="1440" w:footer="720" w:gutter="0" w:header="720" w:left="1440" w:right="1440" w:top="1440"/>

--- a/docs/content/multivariate_statistics/multivariate_statistics_activity.docx
+++ b/docs/content/multivariate_statistics/multivariate_statistics_activity.docx
@@ -8855,7 +8855,7 @@
         <w:bottom w:color="FF0000" w:space="1" w:sz="8" w:val="single"/>
         <w:right w:color="FF0000" w:space="4" w:sz="8" w:val="single"/>
       </w:pBdr>
-      <w:shd w:color="auto" w:fill="auto" w:val="pct15"/>
+      <w:shd w:color="auto" w:fill="FBFBFB" w:val="clear"/>
       <w:spacing w:after="120" w:before="120"/>
       <w:ind w:left="432" w:right="432"/>
     </w:pPr>
@@ -8871,12 +8871,12 @@
     <w:rsid w:val="00771E03"/>
     <w:pPr>
       <w:pBdr>
-        <w:top w:color="auto" w:space="1" w:sz="8" w:val="single"/>
-        <w:left w:color="auto" w:space="4" w:sz="8" w:val="single"/>
-        <w:bottom w:color="auto" w:space="1" w:sz="8" w:val="single"/>
-        <w:right w:color="auto" w:space="4" w:sz="8" w:val="single"/>
+        <w:top w:color="BFBFBF" w:space="1" w:sz="6" w:val="single"/>
+        <w:left w:color="BFBFBF" w:space="4" w:sz="6" w:val="single"/>
+        <w:bottom w:color="BFBFBF" w:space="1" w:sz="6" w:val="single"/>
+        <w:right w:color="BFBFBF" w:space="4" w:sz="6" w:val="single"/>
       </w:pBdr>
-      <w:shd w:color="auto" w:fill="auto" w:val="pct15"/>
+      <w:shd w:color="auto" w:fill="FBFBFB" w:val="clear"/>
       <w:spacing w:after="240" w:before="240"/>
       <w:ind w:left="432" w:right="432"/>
     </w:pPr>
@@ -8891,7 +8891,13 @@
     <w:qFormat/>
     <w:rsid w:val="00771E03"/>
     <w:pPr>
-      <w:shd w:color="auto" w:fill="auto" w:val="pct15"/>
+      <w:pBdr>
+        <w:top w:color="BFBFBF" w:space="1" w:sz="6" w:val="single"/>
+        <w:left w:color="BFBFBF" w:space="4" w:sz="6" w:val="single"/>
+        <w:bottom w:color="BFBFBF" w:space="1" w:sz="6" w:val="single"/>
+        <w:right w:color="BFBFBF" w:space="4" w:sz="6" w:val="single"/>
+      </w:pBdr>
+      <w:shd w:color="auto" w:fill="FBFBFB" w:val="clear"/>
       <w:spacing w:after="240" w:before="240"/>
       <w:ind w:left="432" w:right="432"/>
     </w:pPr>

--- a/docs/content/multivariate_statistics/multivariate_statistics_activity.docx
+++ b/docs/content/multivariate_statistics/multivariate_statistics_activity.docx
@@ -1380,9 +1380,11 @@
       <w:r>
         <w:t xml:space="preserve">Which variable(s) have the largest values (dominating the raw scale), and which have the smallest?</w:t>
       </w:r>
-      <w:r>
-        <w:t xml:space="preserve"> </w:t>
-      </w:r>
+    </w:p>
+    <w:p>
+      <w:pPr>
+        <w:pStyle w:val="BodyText"/>
+      </w:pPr>
       <w:r>
         <w:rPr>
           <w:rStyle w:val="VerbatimChar"/>
@@ -2680,9 +2682,11 @@
       <w:r>
         <w:t xml:space="preserve">Which pair of variables has the strongest correlation? Does that make biological sense?</w:t>
       </w:r>
-      <w:r>
-        <w:t xml:space="preserve"> </w:t>
-      </w:r>
+    </w:p>
+    <w:p>
+      <w:pPr>
+        <w:pStyle w:val="BodyText"/>
+      </w:pPr>
       <w:r>
         <w:rPr>
           <w:rStyle w:val="VerbatimChar"/>
@@ -3004,9 +3008,11 @@
       <w:r>
         <w:t xml:space="preserve">Based on the scree plot, how many components would you retain, and why?</w:t>
       </w:r>
-      <w:r>
-        <w:t xml:space="preserve"> </w:t>
-      </w:r>
+    </w:p>
+    <w:p>
+      <w:pPr>
+        <w:pStyle w:val="BodyText"/>
+      </w:pPr>
       <w:r>
         <w:rPr>
           <w:rStyle w:val="VerbatimChar"/>
@@ -4948,7 +4954,7 @@
               <w:rPr>
                 <w:rStyle w:val="CommentTok"/>
               </w:rPr>
-              <w:t xml:space="preserve"># Write your code here:</w:t>
+              <w:t xml:space="preserve"># Write your code in the R script:</w:t>
             </w:r>
           </w:p>
           <w:p/>
@@ -6327,9 +6333,11 @@
       <w:r>
         <w:t xml:space="preserve">Looking at the scores plot, do the sites appear to separate from each other, or do they overlap heavily?</w:t>
       </w:r>
-      <w:r>
-        <w:t xml:space="preserve"> </w:t>
-      </w:r>
+    </w:p>
+    <w:p>
+      <w:pPr>
+        <w:pStyle w:val="BodyText"/>
+      </w:pPr>
       <w:r>
         <w:rPr>
           <w:rStyle w:val="VerbatimChar"/>
@@ -6877,9 +6885,11 @@
       <w:r>
         <w:t xml:space="preserve">Which two sites are the most different from each other (largest centroid distance)? Which two are the most similar?</w:t>
       </w:r>
-      <w:r>
-        <w:t xml:space="preserve"> </w:t>
-      </w:r>
+    </w:p>
+    <w:p>
+      <w:pPr>
+        <w:pStyle w:val="BodyText"/>
+      </w:pPr>
       <w:r>
         <w:rPr>
           <w:rStyle w:val="VerbatimChar"/>
@@ -7065,7 +7075,7 @@
               <w:rPr>
                 <w:rStyle w:val="CommentTok"/>
               </w:rPr>
-              <w:t xml:space="preserve"># Write your code here:</w:t>
+              <w:t xml:space="preserve"># Write your code in the R script:</w:t>
             </w:r>
           </w:p>
           <w:p/>

--- a/docs/content/multivariate_statistics/multivariate_statistics_activity.docx
+++ b/docs/content/multivariate_statistics/multivariate_statistics_activity.docx
@@ -26,7 +26,7 @@
         <w:t xml:space="preserve">Bill Perry</w:t>
       </w:r>
     </w:p>
-    <w:bookmarkStart w:id="11" w:name="worksheet-multivariate-statistics"/>
+    <w:bookmarkStart w:id="10" w:name="worksheet-multivariate-statistics"/>
     <w:p>
       <w:pPr>
         <w:pStyle w:val="Heading1"/>
@@ -50,244 +50,306 @@
     </w:p>
     <w:p>
       <w:pPr>
-        <w:pStyle w:val="Heading2"/>
+        <w:pStyle w:val="BodyText"/>
       </w:pPr>
-      <w:bookmarkStart w:id="10" w:name="how-to-use-this-worksheet"/>
-      <w:r>
-        <w:t xml:space="preserve">How to use this worksheet</w:t>
-      </w:r>
-      <w:bookmarkEnd w:id="10"/>
+      <w:r>
+        <w:rPr>
+          <w:b/>
+          <w:bCs/>
+        </w:rPr>
+        <w:t xml:space="preserve">▶ Run this in your Script:</w:t>
+      </w:r>
     </w:p>
     <w:p>
       <w:pPr>
-        <w:pStyle w:val="BlockText"/>
+        <w:pStyle w:val="SourceCode"/>
       </w:pPr>
       <w:r>
-        <w:t xml:space="preserve">Work through each part in order, at your own pace. Type every line of code yourself into a</w:t>
-      </w:r>
-      <w:r>
-        <w:t xml:space="preserve"> </w:t>
-      </w:r>
-      <w:r>
-        <w:rPr>
-          <w:b/>
-          <w:bCs/>
-        </w:rPr>
-        <w:t xml:space="preserve">plain R script</w:t>
-      </w:r>
-      <w:r>
-        <w:t xml:space="preserve"> </w:t>
-      </w:r>
-      <w:r>
-        <w:t xml:space="preserve">— do not copy-paste. Blocks marked</w:t>
-      </w:r>
-      <w:r>
-        <w:t xml:space="preserve"> </w:t>
-      </w:r>
-      <w:r>
-        <w:rPr>
-          <w:b/>
-          <w:bCs/>
-        </w:rPr>
-        <w:t xml:space="preserve">▶ Run this</w:t>
-      </w:r>
-      <w:r>
-        <w:t xml:space="preserve"> </w:t>
-      </w:r>
-      <w:r>
-        <w:t xml:space="preserve">are code you should type and execute. Blocks marked</w:t>
-      </w:r>
-      <w:r>
-        <w:t xml:space="preserve"> </w:t>
-      </w:r>
-      <w:r>
-        <w:rPr>
-          <w:b/>
-          <w:bCs/>
-        </w:rPr>
-        <w:t xml:space="preserve">✏️ Your turn</w:t>
-      </w:r>
-      <w:r>
-        <w:t xml:space="preserve"> </w:t>
-      </w:r>
-      <w:r>
-        <w:t xml:space="preserve">ask you to write, modify, or answer something. Boxes marked</w:t>
-      </w:r>
-      <w:r>
-        <w:t xml:space="preserve"> </w:t>
-      </w:r>
-      <w:r>
-        <w:rPr>
-          <w:b/>
-          <w:bCs/>
-        </w:rPr>
-        <w:t xml:space="preserve">🚀 If you finish early</w:t>
-      </w:r>
-      <w:r>
-        <w:t xml:space="preserve"> </w:t>
-      </w:r>
-      <w:r>
-        <w:t xml:space="preserve">are optional bonus material that goes a bit further than what we covered in lecture.</w:t>
+        <w:rPr>
+          <w:rStyle w:val="CommentTok"/>
+        </w:rPr>
+        <w:t xml:space="preserve"># ── Setup (1) ───────────────────────────────────────────────────────────</w:t>
+      </w:r>
+      <w:r>
+        <w:br/>
+      </w:r>
+      <w:r>
+        <w:rPr>
+          <w:rStyle w:val="FunctionTok"/>
+        </w:rPr>
+        <w:t xml:space="preserve">library</w:t>
+      </w:r>
+      <w:r>
+        <w:rPr>
+          <w:rStyle w:val="NormalTok"/>
+        </w:rPr>
+        <w:t xml:space="preserve">(car)</w:t>
+      </w:r>
+      <w:r>
+        <w:br/>
+      </w:r>
+      <w:r>
+        <w:rPr>
+          <w:rStyle w:val="FunctionTok"/>
+        </w:rPr>
+        <w:t xml:space="preserve">library</w:t>
+      </w:r>
+      <w:r>
+        <w:rPr>
+          <w:rStyle w:val="NormalTok"/>
+        </w:rPr>
+        <w:t xml:space="preserve">(emmeans)</w:t>
+      </w:r>
+      <w:r>
+        <w:br/>
+      </w:r>
+      <w:r>
+        <w:rPr>
+          <w:rStyle w:val="FunctionTok"/>
+        </w:rPr>
+        <w:t xml:space="preserve">library</w:t>
+      </w:r>
+      <w:r>
+        <w:rPr>
+          <w:rStyle w:val="NormalTok"/>
+        </w:rPr>
+        <w:t xml:space="preserve">(psych)</w:t>
+      </w:r>
+      <w:r>
+        <w:br/>
+      </w:r>
+      <w:r>
+        <w:rPr>
+          <w:rStyle w:val="FunctionTok"/>
+        </w:rPr>
+        <w:t xml:space="preserve">library</w:t>
+      </w:r>
+      <w:r>
+        <w:rPr>
+          <w:rStyle w:val="NormalTok"/>
+        </w:rPr>
+        <w:t xml:space="preserve">(vegan)</w:t>
+      </w:r>
+      <w:r>
+        <w:br/>
+      </w:r>
+      <w:r>
+        <w:rPr>
+          <w:rStyle w:val="FunctionTok"/>
+        </w:rPr>
+        <w:t xml:space="preserve">library</w:t>
+      </w:r>
+      <w:r>
+        <w:rPr>
+          <w:rStyle w:val="NormalTok"/>
+        </w:rPr>
+        <w:t xml:space="preserve">(ggfortify)</w:t>
+      </w:r>
+      <w:r>
+        <w:br/>
+      </w:r>
+      <w:r>
+        <w:rPr>
+          <w:rStyle w:val="FunctionTok"/>
+        </w:rPr>
+        <w:t xml:space="preserve">library</w:t>
+      </w:r>
+      <w:r>
+        <w:rPr>
+          <w:rStyle w:val="NormalTok"/>
+        </w:rPr>
+        <w:t xml:space="preserve">(corrplot)</w:t>
+      </w:r>
+      <w:r>
+        <w:br/>
+      </w:r>
+      <w:r>
+        <w:rPr>
+          <w:rStyle w:val="FunctionTok"/>
+        </w:rPr>
+        <w:t xml:space="preserve">library</w:t>
+      </w:r>
+      <w:r>
+        <w:rPr>
+          <w:rStyle w:val="NormalTok"/>
+        </w:rPr>
+        <w:t xml:space="preserve">(FactoMineR)</w:t>
+      </w:r>
+      <w:r>
+        <w:br/>
+      </w:r>
+      <w:r>
+        <w:rPr>
+          <w:rStyle w:val="FunctionTok"/>
+        </w:rPr>
+        <w:t xml:space="preserve">library</w:t>
+      </w:r>
+      <w:r>
+        <w:rPr>
+          <w:rStyle w:val="NormalTok"/>
+        </w:rPr>
+        <w:t xml:space="preserve">(factoextra)</w:t>
+      </w:r>
+      <w:r>
+        <w:br/>
+      </w:r>
+      <w:r>
+        <w:rPr>
+          <w:rStyle w:val="FunctionTok"/>
+        </w:rPr>
+        <w:t xml:space="preserve">library</w:t>
+      </w:r>
+      <w:r>
+        <w:rPr>
+          <w:rStyle w:val="NormalTok"/>
+        </w:rPr>
+        <w:t xml:space="preserve">(ggrepel)</w:t>
+      </w:r>
+      <w:r>
+        <w:br/>
+      </w:r>
+      <w:r>
+        <w:rPr>
+          <w:rStyle w:val="FunctionTok"/>
+        </w:rPr>
+        <w:t xml:space="preserve">library</w:t>
+      </w:r>
+      <w:r>
+        <w:rPr>
+          <w:rStyle w:val="NormalTok"/>
+        </w:rPr>
+        <w:t xml:space="preserve">(plotly)</w:t>
+      </w:r>
+      <w:r>
+        <w:br/>
+      </w:r>
+      <w:r>
+        <w:rPr>
+          <w:rStyle w:val="FunctionTok"/>
+        </w:rPr>
+        <w:t xml:space="preserve">library</w:t>
+      </w:r>
+      <w:r>
+        <w:rPr>
+          <w:rStyle w:val="NormalTok"/>
+        </w:rPr>
+        <w:t xml:space="preserve">(broom)</w:t>
+      </w:r>
+      <w:r>
+        <w:br/>
+      </w:r>
+      <w:r>
+        <w:rPr>
+          <w:rStyle w:val="FunctionTok"/>
+        </w:rPr>
+        <w:t xml:space="preserve">library</w:t>
+      </w:r>
+      <w:r>
+        <w:rPr>
+          <w:rStyle w:val="NormalTok"/>
+        </w:rPr>
+        <w:t xml:space="preserve">(patchwork)</w:t>
+      </w:r>
+      <w:r>
+        <w:br/>
+      </w:r>
+      <w:r>
+        <w:rPr>
+          <w:rStyle w:val="FunctionTok"/>
+        </w:rPr>
+        <w:t xml:space="preserve">library</w:t>
+      </w:r>
+      <w:r>
+        <w:rPr>
+          <w:rStyle w:val="NormalTok"/>
+        </w:rPr>
+        <w:t xml:space="preserve">(janitor)</w:t>
+      </w:r>
+      <w:r>
+        <w:br/>
+      </w:r>
+      <w:r>
+        <w:rPr>
+          <w:rStyle w:val="FunctionTok"/>
+        </w:rPr>
+        <w:t xml:space="preserve">library</w:t>
+      </w:r>
+      <w:r>
+        <w:rPr>
+          <w:rStyle w:val="NormalTok"/>
+        </w:rPr>
+        <w:t xml:space="preserve">(tidyverse)</w:t>
+      </w:r>
+      <w:r>
+        <w:br/>
+      </w:r>
+      <w:r>
+        <w:br/>
+      </w:r>
+      <w:r>
+        <w:rPr>
+          <w:rStyle w:val="FunctionTok"/>
+        </w:rPr>
+        <w:t xml:space="preserve">theme_set</w:t>
+      </w:r>
+      <w:r>
+        <w:rPr>
+          <w:rStyle w:val="NormalTok"/>
+        </w:rPr>
+        <w:t xml:space="preserve">(</w:t>
+      </w:r>
+      <w:r>
+        <w:rPr>
+          <w:rStyle w:val="FunctionTok"/>
+        </w:rPr>
+        <w:t xml:space="preserve">theme_minimal</w:t>
+      </w:r>
+      <w:r>
+        <w:rPr>
+          <w:rStyle w:val="NormalTok"/>
+        </w:rPr>
+        <w:t xml:space="preserve">(</w:t>
+      </w:r>
+      <w:r>
+        <w:rPr>
+          <w:rStyle w:val="AttributeTok"/>
+        </w:rPr>
+        <w:t xml:space="preserve">base_size =</w:t>
+      </w:r>
+      <w:r>
+        <w:rPr>
+          <w:rStyle w:val="NormalTok"/>
+        </w:rPr>
+        <w:t xml:space="preserve"> </w:t>
+      </w:r>
+      <w:r>
+        <w:rPr>
+          <w:rStyle w:val="DecValTok"/>
+        </w:rPr>
+        <w:t xml:space="preserve">9</w:t>
+      </w:r>
+      <w:r>
+        <w:rPr>
+          <w:rStyle w:val="NormalTok"/>
+        </w:rPr>
+        <w:t xml:space="preserve">))</w:t>
       </w:r>
     </w:p>
     <w:p>
-      <w:pPr>
-        <w:pStyle w:val="BlockText"/>
-      </w:pPr>
-      <w:r>
-        <w:rPr>
-          <w:b/>
-          <w:bCs/>
-        </w:rPr>
-        <w:t xml:space="preserve">Every grey</w:t>
-      </w:r>
-      <w:r>
-        <w:rPr>
-          <w:b/>
-          <w:bCs/>
-        </w:rPr>
-        <w:t xml:space="preserve"> </w:t>
-      </w:r>
-      <w:r>
-        <w:rPr>
-          <w:rStyle w:val="VerbatimChar"/>
-          <w:b/>
-          <w:bCs/>
-        </w:rPr>
-        <w:t xml:space="preserve">r</w:t>
-      </w:r>
-      <w:r>
-        <w:rPr>
-          <w:b/>
-          <w:bCs/>
-        </w:rPr>
-        <w:t xml:space="preserve"> </w:t>
-      </w:r>
-      <w:r>
-        <w:rPr>
-          <w:b/>
-          <w:bCs/>
-        </w:rPr>
-        <w:t xml:space="preserve">box below is code you type into an R script — not into the Console.</w:t>
-      </w:r>
-      <w:r>
-        <w:t xml:space="preserve"> </w:t>
-      </w:r>
-      <w:r>
-        <w:t xml:space="preserve">Before you start:</w:t>
-      </w:r>
-      <w:r>
-        <w:t xml:space="preserve"> </w:t>
-      </w:r>
-      <w:r>
-        <w:rPr>
-          <w:b/>
-          <w:bCs/>
-        </w:rPr>
-        <w:t xml:space="preserve">File → New File → R Script</w:t>
-      </w:r>
-      <w:r>
-        <w:t xml:space="preserve">, and save it as</w:t>
-      </w:r>
-      <w:r>
-        <w:t xml:space="preserve"> </w:t>
-      </w:r>
-      <w:r>
-        <w:rPr>
-          <w:rStyle w:val="VerbatimChar"/>
-        </w:rPr>
-        <w:t xml:space="preserve">09_multivariate_statistics.R</w:t>
-      </w:r>
-      <w:r>
-        <w:t xml:space="preserve"> </w:t>
-      </w:r>
-      <w:r>
-        <w:t xml:space="preserve">in your project’s</w:t>
-      </w:r>
-      <w:r>
-        <w:t xml:space="preserve"> </w:t>
-      </w:r>
-      <w:r>
-        <w:rPr>
-          <w:rStyle w:val="VerbatimChar"/>
-        </w:rPr>
-        <w:t xml:space="preserve">scripts/</w:t>
-      </w:r>
-      <w:r>
-        <w:t xml:space="preserve"> </w:t>
-      </w:r>
-      <w:r>
-        <w:t xml:space="preserve">folder. Then work down the worksheet, adding each block to the bottom of that one script, in order.</w:t>
+      <w:r>
+        <w:pict>
+          <v:rect style="width:0;height:1.5pt" o:hralign="center" o:hrstd="t" o:hr="t"/>
+        </w:pict>
       </w:r>
     </w:p>
+    <w:bookmarkEnd w:id="10"/>
+    <w:bookmarkStart w:id="11" w:name="part-1-load-and-explore-the-data"/>
     <w:p>
       <w:pPr>
-        <w:pStyle w:val="BlockText"/>
+        <w:pStyle w:val="Heading1"/>
       </w:pPr>
       <w:r>
-        <w:rPr>
-          <w:b/>
-          <w:bCs/>
-        </w:rPr>
-        <w:t xml:space="preserve">Type the</w:t>
-      </w:r>
-      <w:r>
-        <w:rPr>
-          <w:b/>
-          <w:bCs/>
-        </w:rPr>
-        <w:t xml:space="preserve"> </w:t>
-      </w:r>
-      <w:r>
-        <w:rPr>
-          <w:rStyle w:val="VerbatimChar"/>
-          <w:b/>
-          <w:bCs/>
-        </w:rPr>
-        <w:t xml:space="preserve"># ── Part …</w:t>
-      </w:r>
-      <w:r>
-        <w:rPr>
-          <w:b/>
-          <w:bCs/>
-        </w:rPr>
-        <w:t xml:space="preserve"> </w:t>
-      </w:r>
-      <w:r>
-        <w:rPr>
-          <w:b/>
-          <w:bCs/>
-        </w:rPr>
-        <w:t xml:space="preserve">header comment at the top of each block, too.</w:t>
-      </w:r>
-      <w:r>
-        <w:t xml:space="preserve"> </w:t>
-      </w:r>
-      <w:r>
-        <w:t xml:space="preserve">Those comment lines are not decoration — they are how your script stays navigable, how you find your way back to a block that broke, and how I find your work when I read your script. A block with no header comment is a block I cannot place. In RStudio they also show up in the document outline (the</w:t>
-      </w:r>
-      <w:r>
-        <w:t xml:space="preserve"> </w:t>
-      </w:r>
-      <w:r>
-        <w:rPr>
-          <w:rStyle w:val="VerbatimChar"/>
-        </w:rPr>
-        <w:t xml:space="preserve">≡</w:t>
-      </w:r>
-      <w:r>
-        <w:t xml:space="preserve"> </w:t>
-      </w:r>
-      <w:r>
-        <w:t xml:space="preserve">button at the bottom-left of the editor) so you can jump straight to any part.</w:t>
-      </w:r>
-    </w:p>
-    <w:p>
-      <w:pPr>
-        <w:pStyle w:val="BlockText"/>
-      </w:pPr>
-      <w:r>
-        <w:t xml:space="preserve">This worksheet uses the same Darlingtonia (cobra lily) morphology dataset from lecture — 89 plants measured on 10 morphological and biomass variables across 4 sites.</w:t>
+        <w:t xml:space="preserve">Part 1 · Load and Explore the Data</w:t>
       </w:r>
     </w:p>
     <w:p>
@@ -299,7 +361,7 @@
           <w:b/>
           <w:bCs/>
         </w:rPr>
-        <w:t xml:space="preserve">▶ Run this in your Script:</w:t>
+        <w:t xml:space="preserve">▶ Run this:</w:t>
       </w:r>
     </w:p>
     <w:p>
@@ -310,229 +372,34 @@
         <w:rPr>
           <w:rStyle w:val="CommentTok"/>
         </w:rPr>
-        <w:t xml:space="preserve"># ── Setup (1) ───────────────────────────────────────────────────────────</w:t>
-      </w:r>
-      <w:r>
-        <w:br/>
-      </w:r>
-      <w:r>
-        <w:rPr>
-          <w:rStyle w:val="FunctionTok"/>
-        </w:rPr>
-        <w:t xml:space="preserve">library</w:t>
-      </w:r>
-      <w:r>
-        <w:rPr>
-          <w:rStyle w:val="NormalTok"/>
-        </w:rPr>
-        <w:t xml:space="preserve">(car)</w:t>
-      </w:r>
-      <w:r>
-        <w:br/>
-      </w:r>
-      <w:r>
-        <w:rPr>
-          <w:rStyle w:val="FunctionTok"/>
-        </w:rPr>
-        <w:t xml:space="preserve">library</w:t>
-      </w:r>
-      <w:r>
-        <w:rPr>
-          <w:rStyle w:val="NormalTok"/>
-        </w:rPr>
-        <w:t xml:space="preserve">(emmeans)</w:t>
-      </w:r>
-      <w:r>
-        <w:br/>
-      </w:r>
-      <w:r>
-        <w:rPr>
-          <w:rStyle w:val="FunctionTok"/>
-        </w:rPr>
-        <w:t xml:space="preserve">library</w:t>
-      </w:r>
-      <w:r>
-        <w:rPr>
-          <w:rStyle w:val="NormalTok"/>
-        </w:rPr>
-        <w:t xml:space="preserve">(psych)</w:t>
-      </w:r>
-      <w:r>
-        <w:br/>
-      </w:r>
-      <w:r>
-        <w:rPr>
-          <w:rStyle w:val="FunctionTok"/>
-        </w:rPr>
-        <w:t xml:space="preserve">library</w:t>
-      </w:r>
-      <w:r>
-        <w:rPr>
-          <w:rStyle w:val="NormalTok"/>
-        </w:rPr>
-        <w:t xml:space="preserve">(vegan)</w:t>
-      </w:r>
-      <w:r>
-        <w:br/>
-      </w:r>
-      <w:r>
-        <w:rPr>
-          <w:rStyle w:val="FunctionTok"/>
-        </w:rPr>
-        <w:t xml:space="preserve">library</w:t>
-      </w:r>
-      <w:r>
-        <w:rPr>
-          <w:rStyle w:val="NormalTok"/>
-        </w:rPr>
-        <w:t xml:space="preserve">(ggfortify)</w:t>
-      </w:r>
-      <w:r>
-        <w:br/>
-      </w:r>
-      <w:r>
-        <w:rPr>
-          <w:rStyle w:val="FunctionTok"/>
-        </w:rPr>
-        <w:t xml:space="preserve">library</w:t>
-      </w:r>
-      <w:r>
-        <w:rPr>
-          <w:rStyle w:val="NormalTok"/>
-        </w:rPr>
-        <w:t xml:space="preserve">(corrplot)</w:t>
-      </w:r>
-      <w:r>
-        <w:br/>
-      </w:r>
-      <w:r>
-        <w:rPr>
-          <w:rStyle w:val="FunctionTok"/>
-        </w:rPr>
-        <w:t xml:space="preserve">library</w:t>
-      </w:r>
-      <w:r>
-        <w:rPr>
-          <w:rStyle w:val="NormalTok"/>
-        </w:rPr>
-        <w:t xml:space="preserve">(FactoMineR)</w:t>
-      </w:r>
-      <w:r>
-        <w:br/>
-      </w:r>
-      <w:r>
-        <w:rPr>
-          <w:rStyle w:val="FunctionTok"/>
-        </w:rPr>
-        <w:t xml:space="preserve">library</w:t>
-      </w:r>
-      <w:r>
-        <w:rPr>
-          <w:rStyle w:val="NormalTok"/>
-        </w:rPr>
-        <w:t xml:space="preserve">(factoextra)</w:t>
-      </w:r>
-      <w:r>
-        <w:br/>
-      </w:r>
-      <w:r>
-        <w:rPr>
-          <w:rStyle w:val="FunctionTok"/>
-        </w:rPr>
-        <w:t xml:space="preserve">library</w:t>
-      </w:r>
-      <w:r>
-        <w:rPr>
-          <w:rStyle w:val="NormalTok"/>
-        </w:rPr>
-        <w:t xml:space="preserve">(ggrepel)</w:t>
-      </w:r>
-      <w:r>
-        <w:br/>
-      </w:r>
-      <w:r>
-        <w:rPr>
-          <w:rStyle w:val="FunctionTok"/>
-        </w:rPr>
-        <w:t xml:space="preserve">library</w:t>
-      </w:r>
-      <w:r>
-        <w:rPr>
-          <w:rStyle w:val="NormalTok"/>
-        </w:rPr>
-        <w:t xml:space="preserve">(plotly)</w:t>
-      </w:r>
-      <w:r>
-        <w:br/>
-      </w:r>
-      <w:r>
-        <w:rPr>
-          <w:rStyle w:val="FunctionTok"/>
-        </w:rPr>
-        <w:t xml:space="preserve">library</w:t>
-      </w:r>
-      <w:r>
-        <w:rPr>
-          <w:rStyle w:val="NormalTok"/>
-        </w:rPr>
-        <w:t xml:space="preserve">(broom)</w:t>
-      </w:r>
-      <w:r>
-        <w:br/>
-      </w:r>
-      <w:r>
-        <w:rPr>
-          <w:rStyle w:val="FunctionTok"/>
-        </w:rPr>
-        <w:t xml:space="preserve">library</w:t>
-      </w:r>
-      <w:r>
-        <w:rPr>
-          <w:rStyle w:val="NormalTok"/>
-        </w:rPr>
-        <w:t xml:space="preserve">(patchwork)</w:t>
-      </w:r>
-      <w:r>
-        <w:br/>
-      </w:r>
-      <w:r>
-        <w:rPr>
-          <w:rStyle w:val="FunctionTok"/>
-        </w:rPr>
-        <w:t xml:space="preserve">library</w:t>
-      </w:r>
-      <w:r>
-        <w:rPr>
-          <w:rStyle w:val="NormalTok"/>
-        </w:rPr>
-        <w:t xml:space="preserve">(janitor)</w:t>
-      </w:r>
-      <w:r>
-        <w:br/>
-      </w:r>
-      <w:r>
-        <w:rPr>
-          <w:rStyle w:val="FunctionTok"/>
-        </w:rPr>
-        <w:t xml:space="preserve">library</w:t>
-      </w:r>
-      <w:r>
-        <w:rPr>
-          <w:rStyle w:val="NormalTok"/>
-        </w:rPr>
-        <w:t xml:space="preserve">(tidyverse)</w:t>
-      </w:r>
-      <w:r>
-        <w:br/>
-      </w:r>
-      <w:r>
-        <w:br/>
-      </w:r>
-      <w:r>
-        <w:rPr>
-          <w:rStyle w:val="FunctionTok"/>
-        </w:rPr>
-        <w:t xml:space="preserve">theme_set</w:t>
+        <w:t xml:space="preserve"># ── Part 1.1 · Load and Explore the Data ────────────────────────────────</w:t>
+      </w:r>
+      <w:r>
+        <w:br/>
+      </w:r>
+      <w:r>
+        <w:rPr>
+          <w:rStyle w:val="NormalTok"/>
+        </w:rPr>
+        <w:t xml:space="preserve">darlingtonia </w:t>
+      </w:r>
+      <w:r>
+        <w:rPr>
+          <w:rStyle w:val="OtherTok"/>
+        </w:rPr>
+        <w:t xml:space="preserve">&lt;-</w:t>
+      </w:r>
+      <w:r>
+        <w:rPr>
+          <w:rStyle w:val="NormalTok"/>
+        </w:rPr>
+        <w:t xml:space="preserve"> </w:t>
+      </w:r>
+      <w:r>
+        <w:rPr>
+          <w:rStyle w:val="FunctionTok"/>
+        </w:rPr>
+        <w:t xml:space="preserve">read_csv</w:t>
       </w:r>
       <w:r>
         <w:rPr>
@@ -542,56 +409,96 @@
       </w:r>
       <w:r>
         <w:rPr>
-          <w:rStyle w:val="FunctionTok"/>
-        </w:rPr>
-        <w:t xml:space="preserve">theme_minimal</w:t>
-      </w:r>
-      <w:r>
-        <w:rPr>
-          <w:rStyle w:val="NormalTok"/>
-        </w:rPr>
-        <w:t xml:space="preserve">(</w:t>
-      </w:r>
-      <w:r>
-        <w:rPr>
-          <w:rStyle w:val="AttributeTok"/>
-        </w:rPr>
-        <w:t xml:space="preserve">base_size =</w:t>
-      </w:r>
-      <w:r>
-        <w:rPr>
-          <w:rStyle w:val="NormalTok"/>
-        </w:rPr>
-        <w:t xml:space="preserve"> </w:t>
-      </w:r>
-      <w:r>
-        <w:rPr>
-          <w:rStyle w:val="DecValTok"/>
-        </w:rPr>
-        <w:t xml:space="preserve">9</w:t>
-      </w:r>
-      <w:r>
-        <w:rPr>
-          <w:rStyle w:val="NormalTok"/>
-        </w:rPr>
-        <w:t xml:space="preserve">))</w:t>
-      </w:r>
-    </w:p>
-    <w:p>
-      <w:r>
-        <w:pict>
-          <v:rect style="width:0;height:1.5pt" o:hralign="center" o:hrstd="t" o:hr="t"/>
-        </w:pict>
-      </w:r>
-    </w:p>
-    <w:bookmarkEnd w:id="11"/>
-    <w:bookmarkStart w:id="12" w:name="part-1-load-and-explore-the-data"/>
-    <w:p>
-      <w:pPr>
-        <w:pStyle w:val="Heading1"/>
-      </w:pPr>
-      <w:r>
-        <w:t xml:space="preserve">Part 1 · Load and Explore the Data</w:t>
+          <w:rStyle w:val="StringTok"/>
+        </w:rPr>
+        <w:t xml:space="preserve">"data/darlingtonia.csv"</w:t>
+      </w:r>
+      <w:r>
+        <w:rPr>
+          <w:rStyle w:val="NormalTok"/>
+        </w:rPr>
+        <w:t xml:space="preserve">)</w:t>
+      </w:r>
+      <w:r>
+        <w:br/>
+      </w:r>
+      <w:r>
+        <w:br/>
+      </w:r>
+      <w:r>
+        <w:rPr>
+          <w:rStyle w:val="FunctionTok"/>
+        </w:rPr>
+        <w:t xml:space="preserve">head</w:t>
+      </w:r>
+      <w:r>
+        <w:rPr>
+          <w:rStyle w:val="NormalTok"/>
+        </w:rPr>
+        <w:t xml:space="preserve">(darlingtonia)</w:t>
+      </w:r>
+      <w:r>
+        <w:br/>
+      </w:r>
+      <w:r>
+        <w:br/>
+      </w:r>
+      <w:r>
+        <w:rPr>
+          <w:rStyle w:val="NormalTok"/>
+        </w:rPr>
+        <w:t xml:space="preserve">darlingtonia </w:t>
+      </w:r>
+      <w:r>
+        <w:rPr>
+          <w:rStyle w:val="SpecialCharTok"/>
+        </w:rPr>
+        <w:t xml:space="preserve">%&gt;%</w:t>
+      </w:r>
+      <w:r>
+        <w:br/>
+      </w:r>
+      <w:r>
+        <w:rPr>
+          <w:rStyle w:val="NormalTok"/>
+        </w:rPr>
+        <w:t xml:space="preserve">  </w:t>
+      </w:r>
+      <w:r>
+        <w:rPr>
+          <w:rStyle w:val="FunctionTok"/>
+        </w:rPr>
+        <w:t xml:space="preserve">count</w:t>
+      </w:r>
+      <w:r>
+        <w:rPr>
+          <w:rStyle w:val="NormalTok"/>
+        </w:rPr>
+        <w:t xml:space="preserve">(site, </w:t>
+      </w:r>
+      <w:r>
+        <w:rPr>
+          <w:rStyle w:val="AttributeTok"/>
+        </w:rPr>
+        <w:t xml:space="preserve">name =</w:t>
+      </w:r>
+      <w:r>
+        <w:rPr>
+          <w:rStyle w:val="NormalTok"/>
+        </w:rPr>
+        <w:t xml:space="preserve"> </w:t>
+      </w:r>
+      <w:r>
+        <w:rPr>
+          <w:rStyle w:val="StringTok"/>
+        </w:rPr>
+        <w:t xml:space="preserve">"n_plants"</w:t>
+      </w:r>
+      <w:r>
+        <w:rPr>
+          <w:rStyle w:val="NormalTok"/>
+        </w:rPr>
+        <w:t xml:space="preserve">)</w:t>
       </w:r>
     </w:p>
     <w:p>
@@ -603,7 +510,13 @@
           <w:b/>
           <w:bCs/>
         </w:rPr>
-        <w:t xml:space="preserve">▶ Run this:</w:t>
+        <w:t xml:space="preserve">▶ Run this</w:t>
+      </w:r>
+      <w:r>
+        <w:t xml:space="preserve"> </w:t>
+      </w:r>
+      <w:r>
+        <w:t xml:space="preserve">— visualize the raw data by site (notice the different scales!):</w:t>
       </w:r>
     </w:p>
     <w:p>
@@ -614,16 +527,16 @@
         <w:rPr>
           <w:rStyle w:val="CommentTok"/>
         </w:rPr>
-        <w:t xml:space="preserve"># ── Part 1.1 · Load and Explore the Data ────────────────────────────────</w:t>
-      </w:r>
-      <w:r>
-        <w:br/>
-      </w:r>
-      <w:r>
-        <w:rPr>
-          <w:rStyle w:val="NormalTok"/>
-        </w:rPr>
-        <w:t xml:space="preserve">darlingtonia </w:t>
+        <w:t xml:space="preserve"># ── Part 1.2 · Load and Explore the Data ────────────────────────────────</w:t>
+      </w:r>
+      <w:r>
+        <w:br/>
+      </w:r>
+      <w:r>
+        <w:rPr>
+          <w:rStyle w:val="NormalTok"/>
+        </w:rPr>
+        <w:t xml:space="preserve">darl_long </w:t>
       </w:r>
       <w:r>
         <w:rPr>
@@ -635,13 +548,28 @@
         <w:rPr>
           <w:rStyle w:val="NormalTok"/>
         </w:rPr>
-        <w:t xml:space="preserve"> </w:t>
-      </w:r>
-      <w:r>
-        <w:rPr>
-          <w:rStyle w:val="FunctionTok"/>
-        </w:rPr>
-        <w:t xml:space="preserve">read_csv</w:t>
+        <w:t xml:space="preserve"> darlingtonia </w:t>
+      </w:r>
+      <w:r>
+        <w:rPr>
+          <w:rStyle w:val="SpecialCharTok"/>
+        </w:rPr>
+        <w:t xml:space="preserve">%&gt;%</w:t>
+      </w:r>
+      <w:r>
+        <w:br/>
+      </w:r>
+      <w:r>
+        <w:rPr>
+          <w:rStyle w:val="NormalTok"/>
+        </w:rPr>
+        <w:t xml:space="preserve">  </w:t>
+      </w:r>
+      <w:r>
+        <w:rPr>
+          <w:rStyle w:val="FunctionTok"/>
+        </w:rPr>
+        <w:t xml:space="preserve">pivot_longer</w:t>
       </w:r>
       <w:r>
         <w:rPr>
@@ -651,9 +579,87 @@
       </w:r>
       <w:r>
         <w:rPr>
+          <w:rStyle w:val="AttributeTok"/>
+        </w:rPr>
+        <w:t xml:space="preserve">cols =</w:t>
+      </w:r>
+      <w:r>
+        <w:rPr>
+          <w:rStyle w:val="NormalTok"/>
+        </w:rPr>
+        <w:t xml:space="preserve"> </w:t>
+      </w:r>
+      <w:r>
+        <w:rPr>
+          <w:rStyle w:val="SpecialCharTok"/>
+        </w:rPr>
+        <w:t xml:space="preserve">-</w:t>
+      </w:r>
+      <w:r>
+        <w:rPr>
+          <w:rStyle w:val="NormalTok"/>
+        </w:rPr>
+        <w:t xml:space="preserve">site,</w:t>
+      </w:r>
+      <w:r>
+        <w:br/>
+      </w:r>
+      <w:r>
+        <w:rPr>
+          <w:rStyle w:val="NormalTok"/>
+        </w:rPr>
+        <w:t xml:space="preserve">               </w:t>
+      </w:r>
+      <w:r>
+        <w:rPr>
+          <w:rStyle w:val="AttributeTok"/>
+        </w:rPr>
+        <w:t xml:space="preserve">names_to =</w:t>
+      </w:r>
+      <w:r>
+        <w:rPr>
+          <w:rStyle w:val="NormalTok"/>
+        </w:rPr>
+        <w:t xml:space="preserve"> </w:t>
+      </w:r>
+      <w:r>
+        <w:rPr>
           <w:rStyle w:val="StringTok"/>
         </w:rPr>
-        <w:t xml:space="preserve">"data/darlingtonia.csv"</w:t>
+        <w:t xml:space="preserve">"variable"</w:t>
+      </w:r>
+      <w:r>
+        <w:rPr>
+          <w:rStyle w:val="NormalTok"/>
+        </w:rPr>
+        <w:t xml:space="preserve">,</w:t>
+      </w:r>
+      <w:r>
+        <w:br/>
+      </w:r>
+      <w:r>
+        <w:rPr>
+          <w:rStyle w:val="NormalTok"/>
+        </w:rPr>
+        <w:t xml:space="preserve">               </w:t>
+      </w:r>
+      <w:r>
+        <w:rPr>
+          <w:rStyle w:val="AttributeTok"/>
+        </w:rPr>
+        <w:t xml:space="preserve">values_to =</w:t>
+      </w:r>
+      <w:r>
+        <w:rPr>
+          <w:rStyle w:val="NormalTok"/>
+        </w:rPr>
+        <w:t xml:space="preserve"> </w:t>
+      </w:r>
+      <w:r>
+        <w:rPr>
+          <w:rStyle w:val="StringTok"/>
+        </w:rPr>
+        <w:t xml:space="preserve">"value"</w:t>
       </w:r>
       <w:r>
         <w:rPr>
@@ -671,31 +677,67 @@
         <w:rPr>
           <w:rStyle w:val="FunctionTok"/>
         </w:rPr>
-        <w:t xml:space="preserve">head</w:t>
-      </w:r>
-      <w:r>
-        <w:rPr>
-          <w:rStyle w:val="NormalTok"/>
-        </w:rPr>
-        <w:t xml:space="preserve">(darlingtonia)</w:t>
-      </w:r>
-      <w:r>
-        <w:br/>
-      </w:r>
-      <w:r>
-        <w:br/>
-      </w:r>
-      <w:r>
-        <w:rPr>
-          <w:rStyle w:val="NormalTok"/>
-        </w:rPr>
-        <w:t xml:space="preserve">darlingtonia </w:t>
+        <w:t xml:space="preserve">ggplot</w:t>
+      </w:r>
+      <w:r>
+        <w:rPr>
+          <w:rStyle w:val="NormalTok"/>
+        </w:rPr>
+        <w:t xml:space="preserve">(darl_long, </w:t>
+      </w:r>
+      <w:r>
+        <w:rPr>
+          <w:rStyle w:val="FunctionTok"/>
+        </w:rPr>
+        <w:t xml:space="preserve">aes</w:t>
+      </w:r>
+      <w:r>
+        <w:rPr>
+          <w:rStyle w:val="NormalTok"/>
+        </w:rPr>
+        <w:t xml:space="preserve">(</w:t>
+      </w:r>
+      <w:r>
+        <w:rPr>
+          <w:rStyle w:val="AttributeTok"/>
+        </w:rPr>
+        <w:t xml:space="preserve">x =</w:t>
+      </w:r>
+      <w:r>
+        <w:rPr>
+          <w:rStyle w:val="NormalTok"/>
+        </w:rPr>
+        <w:t xml:space="preserve"> site, </w:t>
+      </w:r>
+      <w:r>
+        <w:rPr>
+          <w:rStyle w:val="AttributeTok"/>
+        </w:rPr>
+        <w:t xml:space="preserve">y =</w:t>
+      </w:r>
+      <w:r>
+        <w:rPr>
+          <w:rStyle w:val="NormalTok"/>
+        </w:rPr>
+        <w:t xml:space="preserve"> value, </w:t>
+      </w:r>
+      <w:r>
+        <w:rPr>
+          <w:rStyle w:val="AttributeTok"/>
+        </w:rPr>
+        <w:t xml:space="preserve">fill =</w:t>
+      </w:r>
+      <w:r>
+        <w:rPr>
+          <w:rStyle w:val="NormalTok"/>
+        </w:rPr>
+        <w:t xml:space="preserve"> site)) </w:t>
       </w:r>
       <w:r>
         <w:rPr>
           <w:rStyle w:val="SpecialCharTok"/>
         </w:rPr>
-        <w:t xml:space="preserve">%&gt;%</w:t>
+        <w:t xml:space="preserve">+</w:t>
       </w:r>
       <w:r>
         <w:br/>
@@ -710,19 +752,58 @@
         <w:rPr>
           <w:rStyle w:val="FunctionTok"/>
         </w:rPr>
-        <w:t xml:space="preserve">count</w:t>
-      </w:r>
-      <w:r>
-        <w:rPr>
-          <w:rStyle w:val="NormalTok"/>
-        </w:rPr>
-        <w:t xml:space="preserve">(site, </w:t>
-      </w:r>
-      <w:r>
-        <w:rPr>
-          <w:rStyle w:val="AttributeTok"/>
-        </w:rPr>
-        <w:t xml:space="preserve">name =</w:t>
+        <w:t xml:space="preserve">geom_boxplot</w:t>
+      </w:r>
+      <w:r>
+        <w:rPr>
+          <w:rStyle w:val="NormalTok"/>
+        </w:rPr>
+        <w:t xml:space="preserve">() </w:t>
+      </w:r>
+      <w:r>
+        <w:rPr>
+          <w:rStyle w:val="SpecialCharTok"/>
+        </w:rPr>
+        <w:t xml:space="preserve">+</w:t>
+      </w:r>
+      <w:r>
+        <w:br/>
+      </w:r>
+      <w:r>
+        <w:rPr>
+          <w:rStyle w:val="NormalTok"/>
+        </w:rPr>
+        <w:t xml:space="preserve">  </w:t>
+      </w:r>
+      <w:r>
+        <w:rPr>
+          <w:rStyle w:val="FunctionTok"/>
+        </w:rPr>
+        <w:t xml:space="preserve">facet_wrap</w:t>
+      </w:r>
+      <w:r>
+        <w:rPr>
+          <w:rStyle w:val="NormalTok"/>
+        </w:rPr>
+        <w:t xml:space="preserve">(</w:t>
+      </w:r>
+      <w:r>
+        <w:rPr>
+          <w:rStyle w:val="SpecialCharTok"/>
+        </w:rPr>
+        <w:t xml:space="preserve">~</w:t>
+      </w:r>
+      <w:r>
+        <w:rPr>
+          <w:rStyle w:val="NormalTok"/>
+        </w:rPr>
+        <w:t xml:space="preserve">variable, </w:t>
+      </w:r>
+      <w:r>
+        <w:rPr>
+          <w:rStyle w:val="AttributeTok"/>
+        </w:rPr>
+        <w:t xml:space="preserve">scales =</w:t>
       </w:r>
       <w:r>
         <w:rPr>
@@ -734,7 +815,298 @@
         <w:rPr>
           <w:rStyle w:val="StringTok"/>
         </w:rPr>
-        <w:t xml:space="preserve">"n_plants"</w:t>
+        <w:t xml:space="preserve">"free_y"</w:t>
+      </w:r>
+      <w:r>
+        <w:rPr>
+          <w:rStyle w:val="NormalTok"/>
+        </w:rPr>
+        <w:t xml:space="preserve">, </w:t>
+      </w:r>
+      <w:r>
+        <w:rPr>
+          <w:rStyle w:val="AttributeTok"/>
+        </w:rPr>
+        <w:t xml:space="preserve">ncol =</w:t>
+      </w:r>
+      <w:r>
+        <w:rPr>
+          <w:rStyle w:val="NormalTok"/>
+        </w:rPr>
+        <w:t xml:space="preserve"> </w:t>
+      </w:r>
+      <w:r>
+        <w:rPr>
+          <w:rStyle w:val="DecValTok"/>
+        </w:rPr>
+        <w:t xml:space="preserve">2</w:t>
+      </w:r>
+      <w:r>
+        <w:rPr>
+          <w:rStyle w:val="NormalTok"/>
+        </w:rPr>
+        <w:t xml:space="preserve">) </w:t>
+      </w:r>
+      <w:r>
+        <w:rPr>
+          <w:rStyle w:val="SpecialCharTok"/>
+        </w:rPr>
+        <w:t xml:space="preserve">+</w:t>
+      </w:r>
+      <w:r>
+        <w:br/>
+      </w:r>
+      <w:r>
+        <w:rPr>
+          <w:rStyle w:val="NormalTok"/>
+        </w:rPr>
+        <w:t xml:space="preserve">  </w:t>
+      </w:r>
+      <w:r>
+        <w:rPr>
+          <w:rStyle w:val="FunctionTok"/>
+        </w:rPr>
+        <w:t xml:space="preserve">theme_minimal</w:t>
+      </w:r>
+      <w:r>
+        <w:rPr>
+          <w:rStyle w:val="NormalTok"/>
+        </w:rPr>
+        <w:t xml:space="preserve">(</w:t>
+      </w:r>
+      <w:r>
+        <w:rPr>
+          <w:rStyle w:val="AttributeTok"/>
+        </w:rPr>
+        <w:t xml:space="preserve">base_size =</w:t>
+      </w:r>
+      <w:r>
+        <w:rPr>
+          <w:rStyle w:val="NormalTok"/>
+        </w:rPr>
+        <w:t xml:space="preserve"> </w:t>
+      </w:r>
+      <w:r>
+        <w:rPr>
+          <w:rStyle w:val="DecValTok"/>
+        </w:rPr>
+        <w:t xml:space="preserve">7</w:t>
+      </w:r>
+      <w:r>
+        <w:rPr>
+          <w:rStyle w:val="NormalTok"/>
+        </w:rPr>
+        <w:t xml:space="preserve">) </w:t>
+      </w:r>
+      <w:r>
+        <w:rPr>
+          <w:rStyle w:val="SpecialCharTok"/>
+        </w:rPr>
+        <w:t xml:space="preserve">+</w:t>
+      </w:r>
+      <w:r>
+        <w:br/>
+      </w:r>
+      <w:r>
+        <w:rPr>
+          <w:rStyle w:val="NormalTok"/>
+        </w:rPr>
+        <w:t xml:space="preserve">  </w:t>
+      </w:r>
+      <w:r>
+        <w:rPr>
+          <w:rStyle w:val="FunctionTok"/>
+        </w:rPr>
+        <w:t xml:space="preserve">theme</w:t>
+      </w:r>
+      <w:r>
+        <w:rPr>
+          <w:rStyle w:val="NormalTok"/>
+        </w:rPr>
+        <w:t xml:space="preserve">(</w:t>
+      </w:r>
+      <w:r>
+        <w:rPr>
+          <w:rStyle w:val="AttributeTok"/>
+        </w:rPr>
+        <w:t xml:space="preserve">legend.position =</w:t>
+      </w:r>
+      <w:r>
+        <w:rPr>
+          <w:rStyle w:val="NormalTok"/>
+        </w:rPr>
+        <w:t xml:space="preserve"> </w:t>
+      </w:r>
+      <w:r>
+        <w:rPr>
+          <w:rStyle w:val="StringTok"/>
+        </w:rPr>
+        <w:t xml:space="preserve">"none"</w:t>
+      </w:r>
+      <w:r>
+        <w:rPr>
+          <w:rStyle w:val="NormalTok"/>
+        </w:rPr>
+        <w:t xml:space="preserve">,</w:t>
+      </w:r>
+      <w:r>
+        <w:br/>
+      </w:r>
+      <w:r>
+        <w:rPr>
+          <w:rStyle w:val="NormalTok"/>
+        </w:rPr>
+        <w:t xml:space="preserve">        </w:t>
+      </w:r>
+      <w:r>
+        <w:rPr>
+          <w:rStyle w:val="AttributeTok"/>
+        </w:rPr>
+        <w:t xml:space="preserve">axis.text.x =</w:t>
+      </w:r>
+      <w:r>
+        <w:rPr>
+          <w:rStyle w:val="NormalTok"/>
+        </w:rPr>
+        <w:t xml:space="preserve"> </w:t>
+      </w:r>
+      <w:r>
+        <w:rPr>
+          <w:rStyle w:val="FunctionTok"/>
+        </w:rPr>
+        <w:t xml:space="preserve">element_text</w:t>
+      </w:r>
+      <w:r>
+        <w:rPr>
+          <w:rStyle w:val="NormalTok"/>
+        </w:rPr>
+        <w:t xml:space="preserve">(</w:t>
+      </w:r>
+      <w:r>
+        <w:rPr>
+          <w:rStyle w:val="AttributeTok"/>
+        </w:rPr>
+        <w:t xml:space="preserve">angle =</w:t>
+      </w:r>
+      <w:r>
+        <w:rPr>
+          <w:rStyle w:val="NormalTok"/>
+        </w:rPr>
+        <w:t xml:space="preserve"> </w:t>
+      </w:r>
+      <w:r>
+        <w:rPr>
+          <w:rStyle w:val="DecValTok"/>
+        </w:rPr>
+        <w:t xml:space="preserve">45</w:t>
+      </w:r>
+      <w:r>
+        <w:rPr>
+          <w:rStyle w:val="NormalTok"/>
+        </w:rPr>
+        <w:t xml:space="preserve">, </w:t>
+      </w:r>
+      <w:r>
+        <w:rPr>
+          <w:rStyle w:val="AttributeTok"/>
+        </w:rPr>
+        <w:t xml:space="preserve">hjust =</w:t>
+      </w:r>
+      <w:r>
+        <w:rPr>
+          <w:rStyle w:val="NormalTok"/>
+        </w:rPr>
+        <w:t xml:space="preserve"> </w:t>
+      </w:r>
+      <w:r>
+        <w:rPr>
+          <w:rStyle w:val="DecValTok"/>
+        </w:rPr>
+        <w:t xml:space="preserve">1</w:t>
+      </w:r>
+      <w:r>
+        <w:rPr>
+          <w:rStyle w:val="NormalTok"/>
+        </w:rPr>
+        <w:t xml:space="preserve">)) </w:t>
+      </w:r>
+      <w:r>
+        <w:rPr>
+          <w:rStyle w:val="SpecialCharTok"/>
+        </w:rPr>
+        <w:t xml:space="preserve">+</w:t>
+      </w:r>
+      <w:r>
+        <w:br/>
+      </w:r>
+      <w:r>
+        <w:rPr>
+          <w:rStyle w:val="NormalTok"/>
+        </w:rPr>
+        <w:t xml:space="preserve">  </w:t>
+      </w:r>
+      <w:r>
+        <w:rPr>
+          <w:rStyle w:val="FunctionTok"/>
+        </w:rPr>
+        <w:t xml:space="preserve">labs</w:t>
+      </w:r>
+      <w:r>
+        <w:rPr>
+          <w:rStyle w:val="NormalTok"/>
+        </w:rPr>
+        <w:t xml:space="preserve">(</w:t>
+      </w:r>
+      <w:r>
+        <w:rPr>
+          <w:rStyle w:val="AttributeTok"/>
+        </w:rPr>
+        <w:t xml:space="preserve">title =</w:t>
+      </w:r>
+      <w:r>
+        <w:rPr>
+          <w:rStyle w:val="NormalTok"/>
+        </w:rPr>
+        <w:t xml:space="preserve"> </w:t>
+      </w:r>
+      <w:r>
+        <w:rPr>
+          <w:rStyle w:val="StringTok"/>
+        </w:rPr>
+        <w:t xml:space="preserve">"Raw Data by Site"</w:t>
+      </w:r>
+      <w:r>
+        <w:rPr>
+          <w:rStyle w:val="NormalTok"/>
+        </w:rPr>
+        <w:t xml:space="preserve">,</w:t>
+      </w:r>
+      <w:r>
+        <w:br/>
+      </w:r>
+      <w:r>
+        <w:rPr>
+          <w:rStyle w:val="NormalTok"/>
+        </w:rPr>
+        <w:t xml:space="preserve">       </w:t>
+      </w:r>
+      <w:r>
+        <w:rPr>
+          <w:rStyle w:val="AttributeTok"/>
+        </w:rPr>
+        <w:t xml:space="preserve">subtitle =</w:t>
+      </w:r>
+      <w:r>
+        <w:rPr>
+          <w:rStyle w:val="NormalTok"/>
+        </w:rPr>
+        <w:t xml:space="preserve"> </w:t>
+      </w:r>
+      <w:r>
+        <w:rPr>
+          <w:rStyle w:val="StringTok"/>
+        </w:rPr>
+        <w:t xml:space="preserve">"Notice the different scales!"</w:t>
       </w:r>
       <w:r>
         <w:rPr>
@@ -748,17 +1120,69 @@
         <w:pStyle w:val="FirstParagraph"/>
       </w:pPr>
       <w:r>
+        <w:t xml:space="preserve">✏️</w:t>
+      </w:r>
+      <w:r>
+        <w:t xml:space="preserve"> </w:t>
+      </w:r>
+      <w:r>
         <w:rPr>
           <w:b/>
           <w:bCs/>
         </w:rPr>
+        <w:t xml:space="preserve">Your turn:</w:t>
+      </w:r>
+      <w:r>
+        <w:t xml:space="preserve"> </w:t>
+      </w:r>
+      <w:r>
+        <w:t xml:space="preserve">Which variable(s) have the largest values (dominating the raw scale), and which have the smallest?</w:t>
+      </w:r>
+    </w:p>
+    <w:p>
+      <w:pPr>
+        <w:pStyle w:val="BodyText"/>
+      </w:pPr>
+      <w:r>
+        <w:rPr>
+          <w:rStyle w:val="VerbatimChar"/>
+        </w:rPr>
+        <w:t xml:space="preserve">________________________</w:t>
+      </w:r>
+    </w:p>
+    <w:p>
+      <w:r>
+        <w:pict>
+          <v:rect style="width:0;height:1.5pt" o:hralign="center" o:hrstd="t" o:hr="t"/>
+        </w:pict>
+      </w:r>
+    </w:p>
+    <w:bookmarkEnd w:id="11"/>
+    <w:bookmarkStart w:id="12" w:name="part-2-standardization"/>
+    <w:p>
+      <w:pPr>
+        <w:pStyle w:val="Heading1"/>
+      </w:pPr>
+      <w:r>
+        <w:t xml:space="preserve">Part 2 · Standardization</w:t>
+      </w:r>
+    </w:p>
+    <w:p>
+      <w:pPr>
+        <w:pStyle w:val="FirstParagraph"/>
+      </w:pPr>
+      <w:r>
+        <w:rPr>
+          <w:b/>
+          <w:bCs/>
+        </w:rPr>
         <w:t xml:space="preserve">▶ Run this</w:t>
       </w:r>
       <w:r>
         <w:t xml:space="preserve"> </w:t>
       </w:r>
       <w:r>
-        <w:t xml:space="preserve">— visualize the raw data by site (notice the different scales!):</w:t>
+        <w:t xml:space="preserve">— check means and SDs by site before standardizing:</w:t>
       </w:r>
     </w:p>
     <w:p>
@@ -769,28 +1193,16 @@
         <w:rPr>
           <w:rStyle w:val="CommentTok"/>
         </w:rPr>
-        <w:t xml:space="preserve"># ── Part 1.2 · Load and Explore the Data ────────────────────────────────</w:t>
-      </w:r>
-      <w:r>
-        <w:br/>
-      </w:r>
-      <w:r>
-        <w:rPr>
-          <w:rStyle w:val="NormalTok"/>
-        </w:rPr>
-        <w:t xml:space="preserve">darl_long </w:t>
-      </w:r>
-      <w:r>
-        <w:rPr>
-          <w:rStyle w:val="OtherTok"/>
-        </w:rPr>
-        <w:t xml:space="preserve">&lt;-</w:t>
-      </w:r>
-      <w:r>
-        <w:rPr>
-          <w:rStyle w:val="NormalTok"/>
-        </w:rPr>
-        <w:t xml:space="preserve"> darlingtonia </w:t>
+        <w:t xml:space="preserve"># ── Part 2.1 · Standardization ──────────────────────────────────────────</w:t>
+      </w:r>
+      <w:r>
+        <w:br/>
+      </w:r>
+      <w:r>
+        <w:rPr>
+          <w:rStyle w:val="NormalTok"/>
+        </w:rPr>
+        <w:t xml:space="preserve">darlingtonia </w:t>
       </w:r>
       <w:r>
         <w:rPr>
@@ -811,7 +1223,34 @@
         <w:rPr>
           <w:rStyle w:val="FunctionTok"/>
         </w:rPr>
-        <w:t xml:space="preserve">pivot_longer</w:t>
+        <w:t xml:space="preserve">group_by</w:t>
+      </w:r>
+      <w:r>
+        <w:rPr>
+          <w:rStyle w:val="NormalTok"/>
+        </w:rPr>
+        <w:t xml:space="preserve">(site) </w:t>
+      </w:r>
+      <w:r>
+        <w:rPr>
+          <w:rStyle w:val="SpecialCharTok"/>
+        </w:rPr>
+        <w:t xml:space="preserve">%&gt;%</w:t>
+      </w:r>
+      <w:r>
+        <w:br/>
+      </w:r>
+      <w:r>
+        <w:rPr>
+          <w:rStyle w:val="NormalTok"/>
+        </w:rPr>
+        <w:t xml:space="preserve">  </w:t>
+      </w:r>
+      <w:r>
+        <w:rPr>
+          <w:rStyle w:val="FunctionTok"/>
+        </w:rPr>
+        <w:t xml:space="preserve">summarize</w:t>
       </w:r>
       <w:r>
         <w:rPr>
@@ -820,541 +1259,166 @@
         <w:t xml:space="preserve">(</w:t>
       </w:r>
       <w:r>
-        <w:rPr>
-          <w:rStyle w:val="AttributeTok"/>
-        </w:rPr>
-        <w:t xml:space="preserve">cols =</w:t>
-      </w:r>
-      <w:r>
-        <w:rPr>
-          <w:rStyle w:val="NormalTok"/>
-        </w:rPr>
-        <w:t xml:space="preserve"> </w:t>
-      </w:r>
-      <w:r>
-        <w:rPr>
-          <w:rStyle w:val="SpecialCharTok"/>
-        </w:rPr>
-        <w:t xml:space="preserve">-</w:t>
-      </w:r>
-      <w:r>
-        <w:rPr>
-          <w:rStyle w:val="NormalTok"/>
-        </w:rPr>
-        <w:t xml:space="preserve">site,</w:t>
-      </w:r>
-      <w:r>
-        <w:br/>
-      </w:r>
-      <w:r>
-        <w:rPr>
-          <w:rStyle w:val="NormalTok"/>
-        </w:rPr>
-        <w:t xml:space="preserve">               </w:t>
-      </w:r>
-      <w:r>
-        <w:rPr>
-          <w:rStyle w:val="AttributeTok"/>
-        </w:rPr>
-        <w:t xml:space="preserve">names_to =</w:t>
-      </w:r>
-      <w:r>
-        <w:rPr>
-          <w:rStyle w:val="NormalTok"/>
-        </w:rPr>
-        <w:t xml:space="preserve"> </w:t>
-      </w:r>
-      <w:r>
-        <w:rPr>
-          <w:rStyle w:val="StringTok"/>
-        </w:rPr>
-        <w:t xml:space="preserve">"variable"</w:t>
-      </w:r>
-      <w:r>
-        <w:rPr>
-          <w:rStyle w:val="NormalTok"/>
-        </w:rPr>
-        <w:t xml:space="preserve">,</w:t>
-      </w:r>
-      <w:r>
-        <w:br/>
-      </w:r>
-      <w:r>
-        <w:rPr>
-          <w:rStyle w:val="NormalTok"/>
-        </w:rPr>
-        <w:t xml:space="preserve">               </w:t>
-      </w:r>
-      <w:r>
-        <w:rPr>
-          <w:rStyle w:val="AttributeTok"/>
-        </w:rPr>
-        <w:t xml:space="preserve">values_to =</w:t>
-      </w:r>
-      <w:r>
-        <w:rPr>
-          <w:rStyle w:val="NormalTok"/>
-        </w:rPr>
-        <w:t xml:space="preserve"> </w:t>
-      </w:r>
-      <w:r>
-        <w:rPr>
-          <w:rStyle w:val="StringTok"/>
-        </w:rPr>
-        <w:t xml:space="preserve">"value"</w:t>
-      </w:r>
-      <w:r>
-        <w:rPr>
-          <w:rStyle w:val="NormalTok"/>
-        </w:rPr>
-        <w:t xml:space="preserve">)</w:t>
-      </w:r>
-      <w:r>
-        <w:br/>
-      </w:r>
-      <w:r>
-        <w:br/>
-      </w:r>
-      <w:r>
-        <w:rPr>
-          <w:rStyle w:val="FunctionTok"/>
-        </w:rPr>
-        <w:t xml:space="preserve">ggplot</w:t>
-      </w:r>
-      <w:r>
-        <w:rPr>
-          <w:rStyle w:val="NormalTok"/>
-        </w:rPr>
-        <w:t xml:space="preserve">(darl_long, </w:t>
-      </w:r>
-      <w:r>
-        <w:rPr>
-          <w:rStyle w:val="FunctionTok"/>
-        </w:rPr>
-        <w:t xml:space="preserve">aes</w:t>
-      </w:r>
-      <w:r>
-        <w:rPr>
-          <w:rStyle w:val="NormalTok"/>
-        </w:rPr>
-        <w:t xml:space="preserve">(</w:t>
-      </w:r>
-      <w:r>
-        <w:rPr>
-          <w:rStyle w:val="AttributeTok"/>
-        </w:rPr>
-        <w:t xml:space="preserve">x =</w:t>
-      </w:r>
-      <w:r>
-        <w:rPr>
-          <w:rStyle w:val="NormalTok"/>
-        </w:rPr>
-        <w:t xml:space="preserve"> site, </w:t>
-      </w:r>
-      <w:r>
-        <w:rPr>
-          <w:rStyle w:val="AttributeTok"/>
-        </w:rPr>
-        <w:t xml:space="preserve">y =</w:t>
-      </w:r>
-      <w:r>
-        <w:rPr>
-          <w:rStyle w:val="NormalTok"/>
-        </w:rPr>
-        <w:t xml:space="preserve"> value, </w:t>
-      </w:r>
-      <w:r>
-        <w:rPr>
-          <w:rStyle w:val="AttributeTok"/>
-        </w:rPr>
-        <w:t xml:space="preserve">fill =</w:t>
-      </w:r>
-      <w:r>
-        <w:rPr>
-          <w:rStyle w:val="NormalTok"/>
-        </w:rPr>
-        <w:t xml:space="preserve"> site)) </w:t>
-      </w:r>
-      <w:r>
-        <w:rPr>
-          <w:rStyle w:val="SpecialCharTok"/>
-        </w:rPr>
-        <w:t xml:space="preserve">+</w:t>
-      </w:r>
-      <w:r>
-        <w:br/>
-      </w:r>
-      <w:r>
-        <w:rPr>
-          <w:rStyle w:val="NormalTok"/>
-        </w:rPr>
-        <w:t xml:space="preserve">  </w:t>
-      </w:r>
-      <w:r>
-        <w:rPr>
-          <w:rStyle w:val="FunctionTok"/>
-        </w:rPr>
-        <w:t xml:space="preserve">geom_boxplot</w:t>
-      </w:r>
-      <w:r>
-        <w:rPr>
-          <w:rStyle w:val="NormalTok"/>
-        </w:rPr>
-        <w:t xml:space="preserve">() </w:t>
-      </w:r>
-      <w:r>
-        <w:rPr>
-          <w:rStyle w:val="SpecialCharTok"/>
-        </w:rPr>
-        <w:t xml:space="preserve">+</w:t>
-      </w:r>
-      <w:r>
-        <w:br/>
-      </w:r>
-      <w:r>
-        <w:rPr>
-          <w:rStyle w:val="NormalTok"/>
-        </w:rPr>
-        <w:t xml:space="preserve">  </w:t>
-      </w:r>
-      <w:r>
-        <w:rPr>
-          <w:rStyle w:val="FunctionTok"/>
-        </w:rPr>
-        <w:t xml:space="preserve">facet_wrap</w:t>
-      </w:r>
-      <w:r>
-        <w:rPr>
-          <w:rStyle w:val="NormalTok"/>
-        </w:rPr>
-        <w:t xml:space="preserve">(</w:t>
-      </w:r>
-      <w:r>
-        <w:rPr>
-          <w:rStyle w:val="SpecialCharTok"/>
-        </w:rPr>
-        <w:t xml:space="preserve">~</w:t>
-      </w:r>
-      <w:r>
-        <w:rPr>
-          <w:rStyle w:val="NormalTok"/>
-        </w:rPr>
-        <w:t xml:space="preserve">variable, </w:t>
-      </w:r>
-      <w:r>
-        <w:rPr>
-          <w:rStyle w:val="AttributeTok"/>
-        </w:rPr>
-        <w:t xml:space="preserve">scales =</w:t>
-      </w:r>
-      <w:r>
-        <w:rPr>
-          <w:rStyle w:val="NormalTok"/>
-        </w:rPr>
-        <w:t xml:space="preserve"> </w:t>
-      </w:r>
-      <w:r>
-        <w:rPr>
-          <w:rStyle w:val="StringTok"/>
-        </w:rPr>
-        <w:t xml:space="preserve">"free_y"</w:t>
-      </w:r>
-      <w:r>
-        <w:rPr>
-          <w:rStyle w:val="NormalTok"/>
-        </w:rPr>
-        <w:t xml:space="preserve">, </w:t>
-      </w:r>
-      <w:r>
-        <w:rPr>
-          <w:rStyle w:val="AttributeTok"/>
-        </w:rPr>
-        <w:t xml:space="preserve">ncol =</w:t>
-      </w:r>
-      <w:r>
-        <w:rPr>
-          <w:rStyle w:val="NormalTok"/>
-        </w:rPr>
-        <w:t xml:space="preserve"> </w:t>
-      </w:r>
-      <w:r>
-        <w:rPr>
-          <w:rStyle w:val="DecValTok"/>
-        </w:rPr>
-        <w:t xml:space="preserve">2</w:t>
-      </w:r>
-      <w:r>
-        <w:rPr>
-          <w:rStyle w:val="NormalTok"/>
-        </w:rPr>
-        <w:t xml:space="preserve">) </w:t>
-      </w:r>
-      <w:r>
-        <w:rPr>
-          <w:rStyle w:val="SpecialCharTok"/>
-        </w:rPr>
-        <w:t xml:space="preserve">+</w:t>
-      </w:r>
-      <w:r>
-        <w:br/>
-      </w:r>
-      <w:r>
-        <w:rPr>
-          <w:rStyle w:val="NormalTok"/>
-        </w:rPr>
-        <w:t xml:space="preserve">  </w:t>
-      </w:r>
-      <w:r>
-        <w:rPr>
-          <w:rStyle w:val="FunctionTok"/>
-        </w:rPr>
-        <w:t xml:space="preserve">theme_minimal</w:t>
-      </w:r>
-      <w:r>
-        <w:rPr>
-          <w:rStyle w:val="NormalTok"/>
-        </w:rPr>
-        <w:t xml:space="preserve">(</w:t>
-      </w:r>
-      <w:r>
-        <w:rPr>
-          <w:rStyle w:val="AttributeTok"/>
-        </w:rPr>
-        <w:t xml:space="preserve">base_size =</w:t>
-      </w:r>
-      <w:r>
-        <w:rPr>
-          <w:rStyle w:val="NormalTok"/>
-        </w:rPr>
-        <w:t xml:space="preserve"> </w:t>
-      </w:r>
-      <w:r>
-        <w:rPr>
-          <w:rStyle w:val="DecValTok"/>
-        </w:rPr>
-        <w:t xml:space="preserve">7</w:t>
-      </w:r>
-      <w:r>
-        <w:rPr>
-          <w:rStyle w:val="NormalTok"/>
-        </w:rPr>
-        <w:t xml:space="preserve">) </w:t>
-      </w:r>
-      <w:r>
-        <w:rPr>
-          <w:rStyle w:val="SpecialCharTok"/>
-        </w:rPr>
-        <w:t xml:space="preserve">+</w:t>
-      </w:r>
-      <w:r>
-        <w:br/>
-      </w:r>
-      <w:r>
-        <w:rPr>
-          <w:rStyle w:val="NormalTok"/>
-        </w:rPr>
-        <w:t xml:space="preserve">  </w:t>
-      </w:r>
-      <w:r>
-        <w:rPr>
-          <w:rStyle w:val="FunctionTok"/>
-        </w:rPr>
-        <w:t xml:space="preserve">theme</w:t>
-      </w:r>
-      <w:r>
-        <w:rPr>
-          <w:rStyle w:val="NormalTok"/>
-        </w:rPr>
-        <w:t xml:space="preserve">(</w:t>
-      </w:r>
-      <w:r>
-        <w:rPr>
-          <w:rStyle w:val="AttributeTok"/>
-        </w:rPr>
-        <w:t xml:space="preserve">legend.position =</w:t>
-      </w:r>
-      <w:r>
-        <w:rPr>
-          <w:rStyle w:val="NormalTok"/>
-        </w:rPr>
-        <w:t xml:space="preserve"> </w:t>
-      </w:r>
-      <w:r>
-        <w:rPr>
-          <w:rStyle w:val="StringTok"/>
-        </w:rPr>
-        <w:t xml:space="preserve">"none"</w:t>
-      </w:r>
-      <w:r>
-        <w:rPr>
-          <w:rStyle w:val="NormalTok"/>
-        </w:rPr>
-        <w:t xml:space="preserve">,</w:t>
-      </w:r>
-      <w:r>
-        <w:br/>
-      </w:r>
-      <w:r>
-        <w:rPr>
-          <w:rStyle w:val="NormalTok"/>
-        </w:rPr>
-        <w:t xml:space="preserve">        </w:t>
-      </w:r>
-      <w:r>
-        <w:rPr>
-          <w:rStyle w:val="AttributeTok"/>
-        </w:rPr>
-        <w:t xml:space="preserve">axis.text.x =</w:t>
-      </w:r>
-      <w:r>
-        <w:rPr>
-          <w:rStyle w:val="NormalTok"/>
-        </w:rPr>
-        <w:t xml:space="preserve"> </w:t>
-      </w:r>
-      <w:r>
-        <w:rPr>
-          <w:rStyle w:val="FunctionTok"/>
-        </w:rPr>
-        <w:t xml:space="preserve">element_text</w:t>
-      </w:r>
-      <w:r>
-        <w:rPr>
-          <w:rStyle w:val="NormalTok"/>
-        </w:rPr>
-        <w:t xml:space="preserve">(</w:t>
-      </w:r>
-      <w:r>
-        <w:rPr>
-          <w:rStyle w:val="AttributeTok"/>
-        </w:rPr>
-        <w:t xml:space="preserve">angle =</w:t>
-      </w:r>
-      <w:r>
-        <w:rPr>
-          <w:rStyle w:val="NormalTok"/>
-        </w:rPr>
-        <w:t xml:space="preserve"> </w:t>
-      </w:r>
-      <w:r>
-        <w:rPr>
-          <w:rStyle w:val="DecValTok"/>
-        </w:rPr>
-        <w:t xml:space="preserve">45</w:t>
-      </w:r>
-      <w:r>
-        <w:rPr>
-          <w:rStyle w:val="NormalTok"/>
-        </w:rPr>
-        <w:t xml:space="preserve">, </w:t>
-      </w:r>
-      <w:r>
-        <w:rPr>
-          <w:rStyle w:val="AttributeTok"/>
-        </w:rPr>
-        <w:t xml:space="preserve">hjust =</w:t>
-      </w:r>
-      <w:r>
-        <w:rPr>
-          <w:rStyle w:val="NormalTok"/>
-        </w:rPr>
-        <w:t xml:space="preserve"> </w:t>
-      </w:r>
-      <w:r>
-        <w:rPr>
-          <w:rStyle w:val="DecValTok"/>
-        </w:rPr>
-        <w:t xml:space="preserve">1</w:t>
-      </w:r>
-      <w:r>
-        <w:rPr>
-          <w:rStyle w:val="NormalTok"/>
-        </w:rPr>
-        <w:t xml:space="preserve">)) </w:t>
-      </w:r>
-      <w:r>
-        <w:rPr>
-          <w:rStyle w:val="SpecialCharTok"/>
-        </w:rPr>
-        <w:t xml:space="preserve">+</w:t>
-      </w:r>
-      <w:r>
-        <w:br/>
-      </w:r>
-      <w:r>
-        <w:rPr>
-          <w:rStyle w:val="NormalTok"/>
-        </w:rPr>
-        <w:t xml:space="preserve">  </w:t>
-      </w:r>
-      <w:r>
-        <w:rPr>
-          <w:rStyle w:val="FunctionTok"/>
-        </w:rPr>
-        <w:t xml:space="preserve">labs</w:t>
-      </w:r>
-      <w:r>
-        <w:rPr>
-          <w:rStyle w:val="NormalTok"/>
-        </w:rPr>
-        <w:t xml:space="preserve">(</w:t>
-      </w:r>
-      <w:r>
-        <w:rPr>
-          <w:rStyle w:val="AttributeTok"/>
-        </w:rPr>
-        <w:t xml:space="preserve">title =</w:t>
-      </w:r>
-      <w:r>
-        <w:rPr>
-          <w:rStyle w:val="NormalTok"/>
-        </w:rPr>
-        <w:t xml:space="preserve"> </w:t>
-      </w:r>
-      <w:r>
-        <w:rPr>
-          <w:rStyle w:val="StringTok"/>
-        </w:rPr>
-        <w:t xml:space="preserve">"Raw Data by Site"</w:t>
-      </w:r>
-      <w:r>
-        <w:rPr>
-          <w:rStyle w:val="NormalTok"/>
-        </w:rPr>
-        <w:t xml:space="preserve">,</w:t>
-      </w:r>
-      <w:r>
-        <w:br/>
-      </w:r>
-      <w:r>
-        <w:rPr>
-          <w:rStyle w:val="NormalTok"/>
-        </w:rPr>
-        <w:t xml:space="preserve">       </w:t>
-      </w:r>
-      <w:r>
-        <w:rPr>
-          <w:rStyle w:val="AttributeTok"/>
-        </w:rPr>
-        <w:t xml:space="preserve">subtitle =</w:t>
-      </w:r>
-      <w:r>
-        <w:rPr>
-          <w:rStyle w:val="NormalTok"/>
-        </w:rPr>
-        <w:t xml:space="preserve"> </w:t>
-      </w:r>
-      <w:r>
-        <w:rPr>
-          <w:rStyle w:val="StringTok"/>
-        </w:rPr>
-        <w:t xml:space="preserve">"Notice the different scales!"</w:t>
-      </w:r>
-      <w:r>
-        <w:rPr>
-          <w:rStyle w:val="NormalTok"/>
-        </w:rPr>
-        <w:t xml:space="preserve">)</w:t>
+        <w:br/>
+      </w:r>
+      <w:r>
+        <w:rPr>
+          <w:rStyle w:val="NormalTok"/>
+        </w:rPr>
+        <w:t xml:space="preserve">    </w:t>
+      </w:r>
+      <w:r>
+        <w:rPr>
+          <w:rStyle w:val="AttributeTok"/>
+        </w:rPr>
+        <w:t xml:space="preserve">mean_height =</w:t>
+      </w:r>
+      <w:r>
+        <w:rPr>
+          <w:rStyle w:val="NormalTok"/>
+        </w:rPr>
+        <w:t xml:space="preserve"> </w:t>
+      </w:r>
+      <w:r>
+        <w:rPr>
+          <w:rStyle w:val="FunctionTok"/>
+        </w:rPr>
+        <w:t xml:space="preserve">mean</w:t>
+      </w:r>
+      <w:r>
+        <w:rPr>
+          <w:rStyle w:val="NormalTok"/>
+        </w:rPr>
+        <w:t xml:space="preserve">(height),</w:t>
+      </w:r>
+      <w:r>
+        <w:br/>
+      </w:r>
+      <w:r>
+        <w:rPr>
+          <w:rStyle w:val="NormalTok"/>
+        </w:rPr>
+        <w:t xml:space="preserve">    </w:t>
+      </w:r>
+      <w:r>
+        <w:rPr>
+          <w:rStyle w:val="AttributeTok"/>
+        </w:rPr>
+        <w:t xml:space="preserve">sd_height =</w:t>
+      </w:r>
+      <w:r>
+        <w:rPr>
+          <w:rStyle w:val="NormalTok"/>
+        </w:rPr>
+        <w:t xml:space="preserve"> </w:t>
+      </w:r>
+      <w:r>
+        <w:rPr>
+          <w:rStyle w:val="FunctionTok"/>
+        </w:rPr>
+        <w:t xml:space="preserve">sd</w:t>
+      </w:r>
+      <w:r>
+        <w:rPr>
+          <w:rStyle w:val="NormalTok"/>
+        </w:rPr>
+        <w:t xml:space="preserve">(height),</w:t>
+      </w:r>
+      <w:r>
+        <w:br/>
+      </w:r>
+      <w:r>
+        <w:rPr>
+          <w:rStyle w:val="NormalTok"/>
+        </w:rPr>
+        <w:t xml:space="preserve">    </w:t>
+      </w:r>
+      <w:r>
+        <w:rPr>
+          <w:rStyle w:val="AttributeTok"/>
+        </w:rPr>
+        <w:t xml:space="preserve">mean_wingmass =</w:t>
+      </w:r>
+      <w:r>
+        <w:rPr>
+          <w:rStyle w:val="NormalTok"/>
+        </w:rPr>
+        <w:t xml:space="preserve"> </w:t>
+      </w:r>
+      <w:r>
+        <w:rPr>
+          <w:rStyle w:val="FunctionTok"/>
+        </w:rPr>
+        <w:t xml:space="preserve">mean</w:t>
+      </w:r>
+      <w:r>
+        <w:rPr>
+          <w:rStyle w:val="NormalTok"/>
+        </w:rPr>
+        <w:t xml:space="preserve">(wingmass_g),</w:t>
+      </w:r>
+      <w:r>
+        <w:br/>
+      </w:r>
+      <w:r>
+        <w:rPr>
+          <w:rStyle w:val="NormalTok"/>
+        </w:rPr>
+        <w:t xml:space="preserve">    </w:t>
+      </w:r>
+      <w:r>
+        <w:rPr>
+          <w:rStyle w:val="AttributeTok"/>
+        </w:rPr>
+        <w:t xml:space="preserve">sd_wingmass =</w:t>
+      </w:r>
+      <w:r>
+        <w:rPr>
+          <w:rStyle w:val="NormalTok"/>
+        </w:rPr>
+        <w:t xml:space="preserve"> </w:t>
+      </w:r>
+      <w:r>
+        <w:rPr>
+          <w:rStyle w:val="FunctionTok"/>
+        </w:rPr>
+        <w:t xml:space="preserve">sd</w:t>
+      </w:r>
+      <w:r>
+        <w:rPr>
+          <w:rStyle w:val="NormalTok"/>
+        </w:rPr>
+        <w:t xml:space="preserve">(wingmass_g)</w:t>
+      </w:r>
+      <w:r>
+        <w:br/>
+      </w:r>
+      <w:r>
+        <w:rPr>
+          <w:rStyle w:val="NormalTok"/>
+        </w:rPr>
+        <w:t xml:space="preserve">  )</w:t>
+      </w:r>
+      <w:r>
+        <w:br/>
+      </w:r>
+      <w:r>
+        <w:br/>
+      </w:r>
+      <w:r>
+        <w:rPr>
+          <w:rStyle w:val="CommentTok"/>
+        </w:rPr>
+        <w:t xml:space="preserve"># After standardization, both will have:</w:t>
+      </w:r>
+      <w:r>
+        <w:br/>
+      </w:r>
+      <w:r>
+        <w:rPr>
+          <w:rStyle w:val="CommentTok"/>
+        </w:rPr>
+        <w:t xml:space="preserve"># mean = 0, sd = 1</w:t>
       </w:r>
     </w:p>
     <w:p>
@@ -1362,23 +1426,1019 @@
         <w:pStyle w:val="FirstParagraph"/>
       </w:pPr>
       <w:r>
-        <w:t xml:space="preserve">✏️</w:t>
-      </w:r>
-      <w:r>
-        <w:t xml:space="preserve"> </w:t>
-      </w:r>
-      <w:r>
         <w:rPr>
           <w:b/>
           <w:bCs/>
         </w:rPr>
+        <w:t xml:space="preserve">▶ Run this</w:t>
+      </w:r>
+      <w:r>
+        <w:t xml:space="preserve"> </w:t>
+      </w:r>
+      <w:r>
+        <w:t xml:space="preserve">— standardize all numeric variables and visualize:</w:t>
+      </w:r>
+    </w:p>
+    <w:p>
+      <w:pPr>
+        <w:pStyle w:val="SourceCode"/>
+      </w:pPr>
+      <w:r>
+        <w:rPr>
+          <w:rStyle w:val="CommentTok"/>
+        </w:rPr>
+        <w:t xml:space="preserve"># ── Part 2.2 · Standardization ──────────────────────────────────────────</w:t>
+      </w:r>
+      <w:r>
+        <w:br/>
+      </w:r>
+      <w:r>
+        <w:rPr>
+          <w:rStyle w:val="NormalTok"/>
+        </w:rPr>
+        <w:t xml:space="preserve">darl_numeric </w:t>
+      </w:r>
+      <w:r>
+        <w:rPr>
+          <w:rStyle w:val="OtherTok"/>
+        </w:rPr>
+        <w:t xml:space="preserve">&lt;-</w:t>
+      </w:r>
+      <w:r>
+        <w:rPr>
+          <w:rStyle w:val="NormalTok"/>
+        </w:rPr>
+        <w:t xml:space="preserve"> darlingtonia </w:t>
+      </w:r>
+      <w:r>
+        <w:rPr>
+          <w:rStyle w:val="SpecialCharTok"/>
+        </w:rPr>
+        <w:t xml:space="preserve">%&gt;%</w:t>
+      </w:r>
+      <w:r>
+        <w:br/>
+      </w:r>
+      <w:r>
+        <w:rPr>
+          <w:rStyle w:val="NormalTok"/>
+        </w:rPr>
+        <w:t xml:space="preserve">  dplyr</w:t>
+      </w:r>
+      <w:r>
+        <w:rPr>
+          <w:rStyle w:val="SpecialCharTok"/>
+        </w:rPr>
+        <w:t xml:space="preserve">::</w:t>
+      </w:r>
+      <w:r>
+        <w:rPr>
+          <w:rStyle w:val="FunctionTok"/>
+        </w:rPr>
+        <w:t xml:space="preserve">select</w:t>
+      </w:r>
+      <w:r>
+        <w:rPr>
+          <w:rStyle w:val="NormalTok"/>
+        </w:rPr>
+        <w:t xml:space="preserve">(</w:t>
+      </w:r>
+      <w:r>
+        <w:rPr>
+          <w:rStyle w:val="SpecialCharTok"/>
+        </w:rPr>
+        <w:t xml:space="preserve">-</w:t>
+      </w:r>
+      <w:r>
+        <w:rPr>
+          <w:rStyle w:val="NormalTok"/>
+        </w:rPr>
+        <w:t xml:space="preserve">site)</w:t>
+      </w:r>
+      <w:r>
+        <w:br/>
+      </w:r>
+      <w:r>
+        <w:br/>
+      </w:r>
+      <w:r>
+        <w:rPr>
+          <w:rStyle w:val="CommentTok"/>
+        </w:rPr>
+        <w:t xml:space="preserve"># Standardize using scale() - centers (mean=0) and scales (sd=1) each variable</w:t>
+      </w:r>
+      <w:r>
+        <w:br/>
+      </w:r>
+      <w:r>
+        <w:rPr>
+          <w:rStyle w:val="NormalTok"/>
+        </w:rPr>
+        <w:t xml:space="preserve">darl_scaled </w:t>
+      </w:r>
+      <w:r>
+        <w:rPr>
+          <w:rStyle w:val="OtherTok"/>
+        </w:rPr>
+        <w:t xml:space="preserve">&lt;-</w:t>
+      </w:r>
+      <w:r>
+        <w:rPr>
+          <w:rStyle w:val="NormalTok"/>
+        </w:rPr>
+        <w:t xml:space="preserve"> </w:t>
+      </w:r>
+      <w:r>
+        <w:rPr>
+          <w:rStyle w:val="FunctionTok"/>
+        </w:rPr>
+        <w:t xml:space="preserve">scale</w:t>
+      </w:r>
+      <w:r>
+        <w:rPr>
+          <w:rStyle w:val="NormalTok"/>
+        </w:rPr>
+        <w:t xml:space="preserve">(darl_numeric)</w:t>
+      </w:r>
+      <w:r>
+        <w:br/>
+      </w:r>
+      <w:r>
+        <w:br/>
+      </w:r>
+      <w:r>
+        <w:rPr>
+          <w:rStyle w:val="NormalTok"/>
+        </w:rPr>
+        <w:t xml:space="preserve">darl_scaled_df </w:t>
+      </w:r>
+      <w:r>
+        <w:rPr>
+          <w:rStyle w:val="OtherTok"/>
+        </w:rPr>
+        <w:t xml:space="preserve">&lt;-</w:t>
+      </w:r>
+      <w:r>
+        <w:rPr>
+          <w:rStyle w:val="NormalTok"/>
+        </w:rPr>
+        <w:t xml:space="preserve"> </w:t>
+      </w:r>
+      <w:r>
+        <w:rPr>
+          <w:rStyle w:val="FunctionTok"/>
+        </w:rPr>
+        <w:t xml:space="preserve">as.data.frame</w:t>
+      </w:r>
+      <w:r>
+        <w:rPr>
+          <w:rStyle w:val="NormalTok"/>
+        </w:rPr>
+        <w:t xml:space="preserve">(darl_scaled)</w:t>
+      </w:r>
+      <w:r>
+        <w:br/>
+      </w:r>
+      <w:r>
+        <w:br/>
+      </w:r>
+      <w:r>
+        <w:rPr>
+          <w:rStyle w:val="NormalTok"/>
+        </w:rPr>
+        <w:t xml:space="preserve">darl_scaled_df </w:t>
+      </w:r>
+      <w:r>
+        <w:rPr>
+          <w:rStyle w:val="SpecialCharTok"/>
+        </w:rPr>
+        <w:t xml:space="preserve">%&gt;%</w:t>
+      </w:r>
+      <w:r>
+        <w:br/>
+      </w:r>
+      <w:r>
+        <w:rPr>
+          <w:rStyle w:val="NormalTok"/>
+        </w:rPr>
+        <w:t xml:space="preserve">  </w:t>
+      </w:r>
+      <w:r>
+        <w:rPr>
+          <w:rStyle w:val="FunctionTok"/>
+        </w:rPr>
+        <w:t xml:space="preserve">select</w:t>
+      </w:r>
+      <w:r>
+        <w:rPr>
+          <w:rStyle w:val="NormalTok"/>
+        </w:rPr>
+        <w:t xml:space="preserve">(height, mouth_diam, wingmass_g) </w:t>
+      </w:r>
+      <w:r>
+        <w:rPr>
+          <w:rStyle w:val="SpecialCharTok"/>
+        </w:rPr>
+        <w:t xml:space="preserve">%&gt;%</w:t>
+      </w:r>
+      <w:r>
+        <w:br/>
+      </w:r>
+      <w:r>
+        <w:rPr>
+          <w:rStyle w:val="NormalTok"/>
+        </w:rPr>
+        <w:t xml:space="preserve">  </w:t>
+      </w:r>
+      <w:r>
+        <w:rPr>
+          <w:rStyle w:val="FunctionTok"/>
+        </w:rPr>
+        <w:t xml:space="preserve">pivot_longer</w:t>
+      </w:r>
+      <w:r>
+        <w:rPr>
+          <w:rStyle w:val="NormalTok"/>
+        </w:rPr>
+        <w:t xml:space="preserve">(</w:t>
+      </w:r>
+      <w:r>
+        <w:rPr>
+          <w:rStyle w:val="AttributeTok"/>
+        </w:rPr>
+        <w:t xml:space="preserve">cols =</w:t>
+      </w:r>
+      <w:r>
+        <w:rPr>
+          <w:rStyle w:val="NormalTok"/>
+        </w:rPr>
+        <w:t xml:space="preserve"> </w:t>
+      </w:r>
+      <w:r>
+        <w:rPr>
+          <w:rStyle w:val="FunctionTok"/>
+        </w:rPr>
+        <w:t xml:space="preserve">c</w:t>
+      </w:r>
+      <w:r>
+        <w:rPr>
+          <w:rStyle w:val="NormalTok"/>
+        </w:rPr>
+        <w:t xml:space="preserve">(height, mouth_diam, wingmass_g), </w:t>
+      </w:r>
+      <w:r>
+        <w:rPr>
+          <w:rStyle w:val="AttributeTok"/>
+        </w:rPr>
+        <w:t xml:space="preserve">names_to =</w:t>
+      </w:r>
+      <w:r>
+        <w:rPr>
+          <w:rStyle w:val="NormalTok"/>
+        </w:rPr>
+        <w:t xml:space="preserve"> </w:t>
+      </w:r>
+      <w:r>
+        <w:rPr>
+          <w:rStyle w:val="StringTok"/>
+        </w:rPr>
+        <w:t xml:space="preserve">"variable"</w:t>
+      </w:r>
+      <w:r>
+        <w:rPr>
+          <w:rStyle w:val="NormalTok"/>
+        </w:rPr>
+        <w:t xml:space="preserve">, </w:t>
+      </w:r>
+      <w:r>
+        <w:rPr>
+          <w:rStyle w:val="AttributeTok"/>
+        </w:rPr>
+        <w:t xml:space="preserve">values_to =</w:t>
+      </w:r>
+      <w:r>
+        <w:rPr>
+          <w:rStyle w:val="NormalTok"/>
+        </w:rPr>
+        <w:t xml:space="preserve"> </w:t>
+      </w:r>
+      <w:r>
+        <w:rPr>
+          <w:rStyle w:val="StringTok"/>
+        </w:rPr>
+        <w:t xml:space="preserve">"value"</w:t>
+      </w:r>
+      <w:r>
+        <w:rPr>
+          <w:rStyle w:val="NormalTok"/>
+        </w:rPr>
+        <w:t xml:space="preserve">) </w:t>
+      </w:r>
+      <w:r>
+        <w:rPr>
+          <w:rStyle w:val="SpecialCharTok"/>
+        </w:rPr>
+        <w:t xml:space="preserve">%&gt;%</w:t>
+      </w:r>
+      <w:r>
+        <w:br/>
+      </w:r>
+      <w:r>
+        <w:rPr>
+          <w:rStyle w:val="NormalTok"/>
+        </w:rPr>
+        <w:t xml:space="preserve">  </w:t>
+      </w:r>
+      <w:r>
+        <w:rPr>
+          <w:rStyle w:val="FunctionTok"/>
+        </w:rPr>
+        <w:t xml:space="preserve">ggplot</w:t>
+      </w:r>
+      <w:r>
+        <w:rPr>
+          <w:rStyle w:val="NormalTok"/>
+        </w:rPr>
+        <w:t xml:space="preserve">(</w:t>
+      </w:r>
+      <w:r>
+        <w:rPr>
+          <w:rStyle w:val="FunctionTok"/>
+        </w:rPr>
+        <w:t xml:space="preserve">aes</w:t>
+      </w:r>
+      <w:r>
+        <w:rPr>
+          <w:rStyle w:val="NormalTok"/>
+        </w:rPr>
+        <w:t xml:space="preserve">(</w:t>
+      </w:r>
+      <w:r>
+        <w:rPr>
+          <w:rStyle w:val="AttributeTok"/>
+        </w:rPr>
+        <w:t xml:space="preserve">x =</w:t>
+      </w:r>
+      <w:r>
+        <w:rPr>
+          <w:rStyle w:val="NormalTok"/>
+        </w:rPr>
+        <w:t xml:space="preserve"> variable, </w:t>
+      </w:r>
+      <w:r>
+        <w:rPr>
+          <w:rStyle w:val="AttributeTok"/>
+        </w:rPr>
+        <w:t xml:space="preserve">y =</w:t>
+      </w:r>
+      <w:r>
+        <w:rPr>
+          <w:rStyle w:val="NormalTok"/>
+        </w:rPr>
+        <w:t xml:space="preserve"> value, </w:t>
+      </w:r>
+      <w:r>
+        <w:rPr>
+          <w:rStyle w:val="AttributeTok"/>
+        </w:rPr>
+        <w:t xml:space="preserve">fill =</w:t>
+      </w:r>
+      <w:r>
+        <w:rPr>
+          <w:rStyle w:val="NormalTok"/>
+        </w:rPr>
+        <w:t xml:space="preserve"> variable)) </w:t>
+      </w:r>
+      <w:r>
+        <w:rPr>
+          <w:rStyle w:val="SpecialCharTok"/>
+        </w:rPr>
+        <w:t xml:space="preserve">+</w:t>
+      </w:r>
+      <w:r>
+        <w:br/>
+      </w:r>
+      <w:r>
+        <w:rPr>
+          <w:rStyle w:val="NormalTok"/>
+        </w:rPr>
+        <w:t xml:space="preserve">  </w:t>
+      </w:r>
+      <w:r>
+        <w:rPr>
+          <w:rStyle w:val="FunctionTok"/>
+        </w:rPr>
+        <w:t xml:space="preserve">geom_boxplot</w:t>
+      </w:r>
+      <w:r>
+        <w:rPr>
+          <w:rStyle w:val="NormalTok"/>
+        </w:rPr>
+        <w:t xml:space="preserve">() </w:t>
+      </w:r>
+      <w:r>
+        <w:rPr>
+          <w:rStyle w:val="SpecialCharTok"/>
+        </w:rPr>
+        <w:t xml:space="preserve">+</w:t>
+      </w:r>
+      <w:r>
+        <w:br/>
+      </w:r>
+      <w:r>
+        <w:rPr>
+          <w:rStyle w:val="NormalTok"/>
+        </w:rPr>
+        <w:t xml:space="preserve">  </w:t>
+      </w:r>
+      <w:r>
+        <w:rPr>
+          <w:rStyle w:val="FunctionTok"/>
+        </w:rPr>
+        <w:t xml:space="preserve">labs</w:t>
+      </w:r>
+      <w:r>
+        <w:rPr>
+          <w:rStyle w:val="NormalTok"/>
+        </w:rPr>
+        <w:t xml:space="preserve">(</w:t>
+      </w:r>
+      <w:r>
+        <w:rPr>
+          <w:rStyle w:val="AttributeTok"/>
+        </w:rPr>
+        <w:t xml:space="preserve">title =</w:t>
+      </w:r>
+      <w:r>
+        <w:rPr>
+          <w:rStyle w:val="NormalTok"/>
+        </w:rPr>
+        <w:t xml:space="preserve"> </w:t>
+      </w:r>
+      <w:r>
+        <w:rPr>
+          <w:rStyle w:val="StringTok"/>
+        </w:rPr>
+        <w:t xml:space="preserve">"Standardized Data (same scale)"</w:t>
+      </w:r>
+      <w:r>
+        <w:rPr>
+          <w:rStyle w:val="NormalTok"/>
+        </w:rPr>
+        <w:t xml:space="preserve">) </w:t>
+      </w:r>
+      <w:r>
+        <w:rPr>
+          <w:rStyle w:val="SpecialCharTok"/>
+        </w:rPr>
+        <w:t xml:space="preserve">+</w:t>
+      </w:r>
+      <w:r>
+        <w:br/>
+      </w:r>
+      <w:r>
+        <w:rPr>
+          <w:rStyle w:val="NormalTok"/>
+        </w:rPr>
+        <w:t xml:space="preserve">  </w:t>
+      </w:r>
+      <w:r>
+        <w:rPr>
+          <w:rStyle w:val="FunctionTok"/>
+        </w:rPr>
+        <w:t xml:space="preserve">theme</w:t>
+      </w:r>
+      <w:r>
+        <w:rPr>
+          <w:rStyle w:val="NormalTok"/>
+        </w:rPr>
+        <w:t xml:space="preserve">(</w:t>
+      </w:r>
+      <w:r>
+        <w:rPr>
+          <w:rStyle w:val="AttributeTok"/>
+        </w:rPr>
+        <w:t xml:space="preserve">legend.position =</w:t>
+      </w:r>
+      <w:r>
+        <w:rPr>
+          <w:rStyle w:val="NormalTok"/>
+        </w:rPr>
+        <w:t xml:space="preserve"> </w:t>
+      </w:r>
+      <w:r>
+        <w:rPr>
+          <w:rStyle w:val="StringTok"/>
+        </w:rPr>
+        <w:t xml:space="preserve">"none"</w:t>
+      </w:r>
+      <w:r>
+        <w:rPr>
+          <w:rStyle w:val="NormalTok"/>
+        </w:rPr>
+        <w:t xml:space="preserve">)</w:t>
+      </w:r>
+    </w:p>
+    <w:p>
+      <w:r>
+        <w:pict>
+          <v:rect style="width:0;height:1.5pt" o:hralign="center" o:hrstd="t" o:hr="t"/>
+        </w:pict>
+      </w:r>
+    </w:p>
+    <w:bookmarkEnd w:id="12"/>
+    <w:bookmarkStart w:id="13" w:name="part-3-correlations"/>
+    <w:p>
+      <w:pPr>
+        <w:pStyle w:val="Heading1"/>
+      </w:pPr>
+      <w:r>
+        <w:t xml:space="preserve">Part 3 · Correlations</w:t>
+      </w:r>
+    </w:p>
+    <w:p>
+      <w:pPr>
+        <w:pStyle w:val="FirstParagraph"/>
+      </w:pPr>
+      <w:r>
+        <w:rPr>
+          <w:b/>
+          <w:bCs/>
+        </w:rPr>
+        <w:t xml:space="preserve">▶ Run this:</w:t>
+      </w:r>
+    </w:p>
+    <w:p>
+      <w:pPr>
+        <w:pStyle w:val="SourceCode"/>
+      </w:pPr>
+      <w:r>
+        <w:rPr>
+          <w:rStyle w:val="CommentTok"/>
+        </w:rPr>
+        <w:t xml:space="preserve"># ── Part 3.1 · Correlations ─────────────────────────────────────────────</w:t>
+      </w:r>
+      <w:r>
+        <w:br/>
+      </w:r>
+      <w:r>
+        <w:rPr>
+          <w:rStyle w:val="NormalTok"/>
+        </w:rPr>
+        <w:t xml:space="preserve">cor_matrix </w:t>
+      </w:r>
+      <w:r>
+        <w:rPr>
+          <w:rStyle w:val="OtherTok"/>
+        </w:rPr>
+        <w:t xml:space="preserve">&lt;-</w:t>
+      </w:r>
+      <w:r>
+        <w:rPr>
+          <w:rStyle w:val="NormalTok"/>
+        </w:rPr>
+        <w:t xml:space="preserve"> </w:t>
+      </w:r>
+      <w:r>
+        <w:rPr>
+          <w:rStyle w:val="FunctionTok"/>
+        </w:rPr>
+        <w:t xml:space="preserve">cor</w:t>
+      </w:r>
+      <w:r>
+        <w:rPr>
+          <w:rStyle w:val="NormalTok"/>
+        </w:rPr>
+        <w:t xml:space="preserve">(darl_numeric)</w:t>
+      </w:r>
+      <w:r>
+        <w:br/>
+      </w:r>
+      <w:r>
+        <w:br/>
+      </w:r>
+      <w:r>
+        <w:rPr>
+          <w:rStyle w:val="FunctionTok"/>
+        </w:rPr>
+        <w:t xml:space="preserve">corrplot</w:t>
+      </w:r>
+      <w:r>
+        <w:rPr>
+          <w:rStyle w:val="NormalTok"/>
+        </w:rPr>
+        <w:t xml:space="preserve">(cor_matrix,</w:t>
+      </w:r>
+      <w:r>
+        <w:br/>
+      </w:r>
+      <w:r>
+        <w:rPr>
+          <w:rStyle w:val="NormalTok"/>
+        </w:rPr>
+        <w:t xml:space="preserve">         </w:t>
+      </w:r>
+      <w:r>
+        <w:rPr>
+          <w:rStyle w:val="AttributeTok"/>
+        </w:rPr>
+        <w:t xml:space="preserve">method =</w:t>
+      </w:r>
+      <w:r>
+        <w:rPr>
+          <w:rStyle w:val="NormalTok"/>
+        </w:rPr>
+        <w:t xml:space="preserve"> </w:t>
+      </w:r>
+      <w:r>
+        <w:rPr>
+          <w:rStyle w:val="StringTok"/>
+        </w:rPr>
+        <w:t xml:space="preserve">"color"</w:t>
+      </w:r>
+      <w:r>
+        <w:rPr>
+          <w:rStyle w:val="NormalTok"/>
+        </w:rPr>
+        <w:t xml:space="preserve">,</w:t>
+      </w:r>
+      <w:r>
+        <w:br/>
+      </w:r>
+      <w:r>
+        <w:rPr>
+          <w:rStyle w:val="NormalTok"/>
+        </w:rPr>
+        <w:t xml:space="preserve">         </w:t>
+      </w:r>
+      <w:r>
+        <w:rPr>
+          <w:rStyle w:val="AttributeTok"/>
+        </w:rPr>
+        <w:t xml:space="preserve">type =</w:t>
+      </w:r>
+      <w:r>
+        <w:rPr>
+          <w:rStyle w:val="NormalTok"/>
+        </w:rPr>
+        <w:t xml:space="preserve"> </w:t>
+      </w:r>
+      <w:r>
+        <w:rPr>
+          <w:rStyle w:val="StringTok"/>
+        </w:rPr>
+        <w:t xml:space="preserve">"upper"</w:t>
+      </w:r>
+      <w:r>
+        <w:rPr>
+          <w:rStyle w:val="NormalTok"/>
+        </w:rPr>
+        <w:t xml:space="preserve">,</w:t>
+      </w:r>
+      <w:r>
+        <w:br/>
+      </w:r>
+      <w:r>
+        <w:rPr>
+          <w:rStyle w:val="NormalTok"/>
+        </w:rPr>
+        <w:t xml:space="preserve">         </w:t>
+      </w:r>
+      <w:r>
+        <w:rPr>
+          <w:rStyle w:val="AttributeTok"/>
+        </w:rPr>
+        <w:t xml:space="preserve">order =</w:t>
+      </w:r>
+      <w:r>
+        <w:rPr>
+          <w:rStyle w:val="NormalTok"/>
+        </w:rPr>
+        <w:t xml:space="preserve"> </w:t>
+      </w:r>
+      <w:r>
+        <w:rPr>
+          <w:rStyle w:val="StringTok"/>
+        </w:rPr>
+        <w:t xml:space="preserve">"hclust"</w:t>
+      </w:r>
+      <w:r>
+        <w:rPr>
+          <w:rStyle w:val="NormalTok"/>
+        </w:rPr>
+        <w:t xml:space="preserve">,</w:t>
+      </w:r>
+      <w:r>
+        <w:br/>
+      </w:r>
+      <w:r>
+        <w:rPr>
+          <w:rStyle w:val="NormalTok"/>
+        </w:rPr>
+        <w:t xml:space="preserve">         </w:t>
+      </w:r>
+      <w:r>
+        <w:rPr>
+          <w:rStyle w:val="AttributeTok"/>
+        </w:rPr>
+        <w:t xml:space="preserve">tl.col =</w:t>
+      </w:r>
+      <w:r>
+        <w:rPr>
+          <w:rStyle w:val="NormalTok"/>
+        </w:rPr>
+        <w:t xml:space="preserve"> </w:t>
+      </w:r>
+      <w:r>
+        <w:rPr>
+          <w:rStyle w:val="StringTok"/>
+        </w:rPr>
+        <w:t xml:space="preserve">"black"</w:t>
+      </w:r>
+      <w:r>
+        <w:rPr>
+          <w:rStyle w:val="NormalTok"/>
+        </w:rPr>
+        <w:t xml:space="preserve">,</w:t>
+      </w:r>
+      <w:r>
+        <w:br/>
+      </w:r>
+      <w:r>
+        <w:rPr>
+          <w:rStyle w:val="NormalTok"/>
+        </w:rPr>
+        <w:t xml:space="preserve">         </w:t>
+      </w:r>
+      <w:r>
+        <w:rPr>
+          <w:rStyle w:val="AttributeTok"/>
+        </w:rPr>
+        <w:t xml:space="preserve">tl.cex =</w:t>
+      </w:r>
+      <w:r>
+        <w:rPr>
+          <w:rStyle w:val="NormalTok"/>
+        </w:rPr>
+        <w:t xml:space="preserve"> </w:t>
+      </w:r>
+      <w:r>
+        <w:rPr>
+          <w:rStyle w:val="FloatTok"/>
+        </w:rPr>
+        <w:t xml:space="preserve">0.7</w:t>
+      </w:r>
+      <w:r>
+        <w:rPr>
+          <w:rStyle w:val="NormalTok"/>
+        </w:rPr>
+        <w:t xml:space="preserve">,</w:t>
+      </w:r>
+      <w:r>
+        <w:br/>
+      </w:r>
+      <w:r>
+        <w:rPr>
+          <w:rStyle w:val="NormalTok"/>
+        </w:rPr>
+        <w:t xml:space="preserve">         </w:t>
+      </w:r>
+      <w:r>
+        <w:rPr>
+          <w:rStyle w:val="AttributeTok"/>
+        </w:rPr>
+        <w:t xml:space="preserve">addCoef.col =</w:t>
+      </w:r>
+      <w:r>
+        <w:rPr>
+          <w:rStyle w:val="NormalTok"/>
+        </w:rPr>
+        <w:t xml:space="preserve"> </w:t>
+      </w:r>
+      <w:r>
+        <w:rPr>
+          <w:rStyle w:val="StringTok"/>
+        </w:rPr>
+        <w:t xml:space="preserve">"black"</w:t>
+      </w:r>
+      <w:r>
+        <w:rPr>
+          <w:rStyle w:val="NormalTok"/>
+        </w:rPr>
+        <w:t xml:space="preserve">,</w:t>
+      </w:r>
+      <w:r>
+        <w:br/>
+      </w:r>
+      <w:r>
+        <w:rPr>
+          <w:rStyle w:val="NormalTok"/>
+        </w:rPr>
+        <w:t xml:space="preserve">         </w:t>
+      </w:r>
+      <w:r>
+        <w:rPr>
+          <w:rStyle w:val="AttributeTok"/>
+        </w:rPr>
+        <w:t xml:space="preserve">number.cex =</w:t>
+      </w:r>
+      <w:r>
+        <w:rPr>
+          <w:rStyle w:val="NormalTok"/>
+        </w:rPr>
+        <w:t xml:space="preserve"> </w:t>
+      </w:r>
+      <w:r>
+        <w:rPr>
+          <w:rStyle w:val="FloatTok"/>
+        </w:rPr>
+        <w:t xml:space="preserve">0.6</w:t>
+      </w:r>
+      <w:r>
+        <w:rPr>
+          <w:rStyle w:val="NormalTok"/>
+        </w:rPr>
+        <w:t xml:space="preserve">,</w:t>
+      </w:r>
+      <w:r>
+        <w:br/>
+      </w:r>
+      <w:r>
+        <w:rPr>
+          <w:rStyle w:val="NormalTok"/>
+        </w:rPr>
+        <w:t xml:space="preserve">         </w:t>
+      </w:r>
+      <w:r>
+        <w:rPr>
+          <w:rStyle w:val="AttributeTok"/>
+        </w:rPr>
+        <w:t xml:space="preserve">title =</w:t>
+      </w:r>
+      <w:r>
+        <w:rPr>
+          <w:rStyle w:val="NormalTok"/>
+        </w:rPr>
+        <w:t xml:space="preserve"> </w:t>
+      </w:r>
+      <w:r>
+        <w:rPr>
+          <w:rStyle w:val="StringTok"/>
+        </w:rPr>
+        <w:t xml:space="preserve">"Correlation Matrix</w:t>
+      </w:r>
+      <w:r>
+        <w:rPr>
+          <w:rStyle w:val="SpecialCharTok"/>
+        </w:rPr>
+        <w:t xml:space="preserve">\n</w:t>
+      </w:r>
+      <w:r>
+        <w:rPr>
+          <w:rStyle w:val="StringTok"/>
+        </w:rPr>
+        <w:t xml:space="preserve">(Darlingtonia variables)"</w:t>
+      </w:r>
+      <w:r>
+        <w:rPr>
+          <w:rStyle w:val="NormalTok"/>
+        </w:rPr>
+        <w:t xml:space="preserve">,</w:t>
+      </w:r>
+      <w:r>
+        <w:br/>
+      </w:r>
+      <w:r>
+        <w:rPr>
+          <w:rStyle w:val="NormalTok"/>
+        </w:rPr>
+        <w:t xml:space="preserve">         </w:t>
+      </w:r>
+      <w:r>
+        <w:rPr>
+          <w:rStyle w:val="AttributeTok"/>
+        </w:rPr>
+        <w:t xml:space="preserve">mar =</w:t>
+      </w:r>
+      <w:r>
+        <w:rPr>
+          <w:rStyle w:val="NormalTok"/>
+        </w:rPr>
+        <w:t xml:space="preserve"> </w:t>
+      </w:r>
+      <w:r>
+        <w:rPr>
+          <w:rStyle w:val="FunctionTok"/>
+        </w:rPr>
+        <w:t xml:space="preserve">c</w:t>
+      </w:r>
+      <w:r>
+        <w:rPr>
+          <w:rStyle w:val="NormalTok"/>
+        </w:rPr>
+        <w:t xml:space="preserve">(</w:t>
+      </w:r>
+      <w:r>
+        <w:rPr>
+          <w:rStyle w:val="DecValTok"/>
+        </w:rPr>
+        <w:t xml:space="preserve">0</w:t>
+      </w:r>
+      <w:r>
+        <w:rPr>
+          <w:rStyle w:val="NormalTok"/>
+        </w:rPr>
+        <w:t xml:space="preserve">,</w:t>
+      </w:r>
+      <w:r>
+        <w:rPr>
+          <w:rStyle w:val="DecValTok"/>
+        </w:rPr>
+        <w:t xml:space="preserve">0</w:t>
+      </w:r>
+      <w:r>
+        <w:rPr>
+          <w:rStyle w:val="NormalTok"/>
+        </w:rPr>
+        <w:t xml:space="preserve">,</w:t>
+      </w:r>
+      <w:r>
+        <w:rPr>
+          <w:rStyle w:val="DecValTok"/>
+        </w:rPr>
+        <w:t xml:space="preserve">2</w:t>
+      </w:r>
+      <w:r>
+        <w:rPr>
+          <w:rStyle w:val="NormalTok"/>
+        </w:rPr>
+        <w:t xml:space="preserve">,</w:t>
+      </w:r>
+      <w:r>
+        <w:rPr>
+          <w:rStyle w:val="DecValTok"/>
+        </w:rPr>
+        <w:t xml:space="preserve">0</w:t>
+      </w:r>
+      <w:r>
+        <w:rPr>
+          <w:rStyle w:val="NormalTok"/>
+        </w:rPr>
+        <w:t xml:space="preserve">))</w:t>
+      </w:r>
+      <w:r>
+        <w:br/>
+      </w:r>
+      <w:r>
+        <w:br/>
+      </w:r>
+      <w:r>
+        <w:rPr>
+          <w:rStyle w:val="FunctionTok"/>
+        </w:rPr>
+        <w:t xml:space="preserve">round</w:t>
+      </w:r>
+      <w:r>
+        <w:rPr>
+          <w:rStyle w:val="NormalTok"/>
+        </w:rPr>
+        <w:t xml:space="preserve">(cor_matrix, </w:t>
+      </w:r>
+      <w:r>
+        <w:rPr>
+          <w:rStyle w:val="DecValTok"/>
+        </w:rPr>
+        <w:t xml:space="preserve">2</w:t>
+      </w:r>
+      <w:r>
+        <w:rPr>
+          <w:rStyle w:val="NormalTok"/>
+        </w:rPr>
+        <w:t xml:space="preserve">)</w:t>
+      </w:r>
+    </w:p>
+    <w:p>
+      <w:pPr>
+        <w:pStyle w:val="FirstParagraph"/>
+      </w:pPr>
+      <w:r>
+        <w:t xml:space="preserve">✏️</w:t>
+      </w:r>
+      <w:r>
+        <w:t xml:space="preserve"> </w:t>
+      </w:r>
+      <w:r>
+        <w:rPr>
+          <w:b/>
+          <w:bCs/>
+        </w:rPr>
         <w:t xml:space="preserve">Your turn:</w:t>
       </w:r>
       <w:r>
         <w:t xml:space="preserve"> </w:t>
       </w:r>
       <w:r>
-        <w:t xml:space="preserve">Which variable(s) have the largest values (dominating the raw scale), and which have the smallest?</w:t>
+        <w:t xml:space="preserve">Which pair of variables has the strongest correlation? Does that make biological sense?</w:t>
       </w:r>
     </w:p>
     <w:p>
@@ -1399,14 +2459,14 @@
         </w:pict>
       </w:r>
     </w:p>
-    <w:bookmarkEnd w:id="12"/>
-    <w:bookmarkStart w:id="13" w:name="part-2-standardization"/>
+    <w:bookmarkEnd w:id="13"/>
+    <w:bookmarkStart w:id="14" w:name="part-4-running-pca"/>
     <w:p>
       <w:pPr>
         <w:pStyle w:val="Heading1"/>
       </w:pPr>
       <w:r>
-        <w:t xml:space="preserve">Part 2 · Standardization</w:t>
+        <w:t xml:space="preserve">Part 4 · Running PCA</w:t>
       </w:r>
     </w:p>
     <w:p>
@@ -1418,13 +2478,7 @@
           <w:b/>
           <w:bCs/>
         </w:rPr>
-        <w:t xml:space="preserve">▶ Run this</w:t>
-      </w:r>
-      <w:r>
-        <w:t xml:space="preserve"> </w:t>
-      </w:r>
-      <w:r>
-        <w:t xml:space="preserve">— check means and SDs by site before standardizing:</w:t>
+        <w:t xml:space="preserve">▶ Run this:</w:t>
       </w:r>
     </w:p>
     <w:p>
@@ -1435,232 +2489,124 @@
         <w:rPr>
           <w:rStyle w:val="CommentTok"/>
         </w:rPr>
-        <w:t xml:space="preserve"># ── Part 2.1 · Standardization ──────────────────────────────────────────</w:t>
-      </w:r>
-      <w:r>
-        <w:br/>
-      </w:r>
-      <w:r>
-        <w:rPr>
-          <w:rStyle w:val="NormalTok"/>
-        </w:rPr>
-        <w:t xml:space="preserve">darlingtonia </w:t>
-      </w:r>
-      <w:r>
-        <w:rPr>
-          <w:rStyle w:val="SpecialCharTok"/>
-        </w:rPr>
-        <w:t xml:space="preserve">%&gt;%</w:t>
-      </w:r>
-      <w:r>
-        <w:br/>
-      </w:r>
-      <w:r>
-        <w:rPr>
-          <w:rStyle w:val="NormalTok"/>
-        </w:rPr>
-        <w:t xml:space="preserve">  </w:t>
-      </w:r>
-      <w:r>
-        <w:rPr>
-          <w:rStyle w:val="FunctionTok"/>
-        </w:rPr>
-        <w:t xml:space="preserve">group_by</w:t>
-      </w:r>
-      <w:r>
-        <w:rPr>
-          <w:rStyle w:val="NormalTok"/>
-        </w:rPr>
-        <w:t xml:space="preserve">(site) </w:t>
-      </w:r>
-      <w:r>
-        <w:rPr>
-          <w:rStyle w:val="SpecialCharTok"/>
-        </w:rPr>
-        <w:t xml:space="preserve">%&gt;%</w:t>
-      </w:r>
-      <w:r>
-        <w:br/>
-      </w:r>
-      <w:r>
-        <w:rPr>
-          <w:rStyle w:val="NormalTok"/>
-        </w:rPr>
-        <w:t xml:space="preserve">  </w:t>
-      </w:r>
-      <w:r>
-        <w:rPr>
-          <w:rStyle w:val="FunctionTok"/>
-        </w:rPr>
-        <w:t xml:space="preserve">summarize</w:t>
-      </w:r>
-      <w:r>
-        <w:rPr>
-          <w:rStyle w:val="NormalTok"/>
-        </w:rPr>
-        <w:t xml:space="preserve">(</w:t>
-      </w:r>
-      <w:r>
-        <w:br/>
-      </w:r>
-      <w:r>
-        <w:rPr>
-          <w:rStyle w:val="NormalTok"/>
-        </w:rPr>
-        <w:t xml:space="preserve">    </w:t>
-      </w:r>
-      <w:r>
-        <w:rPr>
-          <w:rStyle w:val="AttributeTok"/>
-        </w:rPr>
-        <w:t xml:space="preserve">mean_height =</w:t>
-      </w:r>
-      <w:r>
-        <w:rPr>
-          <w:rStyle w:val="NormalTok"/>
-        </w:rPr>
-        <w:t xml:space="preserve"> </w:t>
-      </w:r>
-      <w:r>
-        <w:rPr>
-          <w:rStyle w:val="FunctionTok"/>
-        </w:rPr>
-        <w:t xml:space="preserve">mean</w:t>
-      </w:r>
-      <w:r>
-        <w:rPr>
-          <w:rStyle w:val="NormalTok"/>
-        </w:rPr>
-        <w:t xml:space="preserve">(height),</w:t>
-      </w:r>
-      <w:r>
-        <w:br/>
-      </w:r>
-      <w:r>
-        <w:rPr>
-          <w:rStyle w:val="NormalTok"/>
-        </w:rPr>
-        <w:t xml:space="preserve">    </w:t>
-      </w:r>
-      <w:r>
-        <w:rPr>
-          <w:rStyle w:val="AttributeTok"/>
-        </w:rPr>
-        <w:t xml:space="preserve">sd_height =</w:t>
-      </w:r>
-      <w:r>
-        <w:rPr>
-          <w:rStyle w:val="NormalTok"/>
-        </w:rPr>
-        <w:t xml:space="preserve"> </w:t>
-      </w:r>
-      <w:r>
-        <w:rPr>
-          <w:rStyle w:val="FunctionTok"/>
-        </w:rPr>
-        <w:t xml:space="preserve">sd</w:t>
-      </w:r>
-      <w:r>
-        <w:rPr>
-          <w:rStyle w:val="NormalTok"/>
-        </w:rPr>
-        <w:t xml:space="preserve">(height),</w:t>
-      </w:r>
-      <w:r>
-        <w:br/>
-      </w:r>
-      <w:r>
-        <w:rPr>
-          <w:rStyle w:val="NormalTok"/>
-        </w:rPr>
-        <w:t xml:space="preserve">    </w:t>
-      </w:r>
-      <w:r>
-        <w:rPr>
-          <w:rStyle w:val="AttributeTok"/>
-        </w:rPr>
-        <w:t xml:space="preserve">mean_wingmass =</w:t>
-      </w:r>
-      <w:r>
-        <w:rPr>
-          <w:rStyle w:val="NormalTok"/>
-        </w:rPr>
-        <w:t xml:space="preserve"> </w:t>
-      </w:r>
-      <w:r>
-        <w:rPr>
-          <w:rStyle w:val="FunctionTok"/>
-        </w:rPr>
-        <w:t xml:space="preserve">mean</w:t>
-      </w:r>
-      <w:r>
-        <w:rPr>
-          <w:rStyle w:val="NormalTok"/>
-        </w:rPr>
-        <w:t xml:space="preserve">(wingmass_g),</w:t>
-      </w:r>
-      <w:r>
-        <w:br/>
-      </w:r>
-      <w:r>
-        <w:rPr>
-          <w:rStyle w:val="NormalTok"/>
-        </w:rPr>
-        <w:t xml:space="preserve">    </w:t>
-      </w:r>
-      <w:r>
-        <w:rPr>
-          <w:rStyle w:val="AttributeTok"/>
-        </w:rPr>
-        <w:t xml:space="preserve">sd_wingmass =</w:t>
-      </w:r>
-      <w:r>
-        <w:rPr>
-          <w:rStyle w:val="NormalTok"/>
-        </w:rPr>
-        <w:t xml:space="preserve"> </w:t>
-      </w:r>
-      <w:r>
-        <w:rPr>
-          <w:rStyle w:val="FunctionTok"/>
-        </w:rPr>
-        <w:t xml:space="preserve">sd</w:t>
-      </w:r>
-      <w:r>
-        <w:rPr>
-          <w:rStyle w:val="NormalTok"/>
-        </w:rPr>
-        <w:t xml:space="preserve">(wingmass_g)</w:t>
-      </w:r>
-      <w:r>
-        <w:br/>
-      </w:r>
-      <w:r>
-        <w:rPr>
-          <w:rStyle w:val="NormalTok"/>
-        </w:rPr>
-        <w:t xml:space="preserve">  )</w:t>
-      </w:r>
-      <w:r>
-        <w:br/>
-      </w:r>
-      <w:r>
-        <w:br/>
-      </w:r>
-      <w:r>
-        <w:rPr>
-          <w:rStyle w:val="CommentTok"/>
-        </w:rPr>
-        <w:t xml:space="preserve"># After standardization, both will have:</w:t>
-      </w:r>
-      <w:r>
-        <w:br/>
-      </w:r>
-      <w:r>
-        <w:rPr>
-          <w:rStyle w:val="CommentTok"/>
-        </w:rPr>
-        <w:t xml:space="preserve"># mean = 0, sd = 1</w:t>
+        <w:t xml:space="preserve"># ── Part 4.1 · Running PCA ──────────────────────────────────────────────</w:t>
+      </w:r>
+      <w:r>
+        <w:br/>
+      </w:r>
+      <w:r>
+        <w:rPr>
+          <w:rStyle w:val="NormalTok"/>
+        </w:rPr>
+        <w:t xml:space="preserve">pca_result </w:t>
+      </w:r>
+      <w:r>
+        <w:rPr>
+          <w:rStyle w:val="OtherTok"/>
+        </w:rPr>
+        <w:t xml:space="preserve">&lt;-</w:t>
+      </w:r>
+      <w:r>
+        <w:rPr>
+          <w:rStyle w:val="NormalTok"/>
+        </w:rPr>
+        <w:t xml:space="preserve"> </w:t>
+      </w:r>
+      <w:r>
+        <w:rPr>
+          <w:rStyle w:val="FunctionTok"/>
+        </w:rPr>
+        <w:t xml:space="preserve">prcomp</w:t>
+      </w:r>
+      <w:r>
+        <w:rPr>
+          <w:rStyle w:val="NormalTok"/>
+        </w:rPr>
+        <w:t xml:space="preserve">(darl_numeric,</w:t>
+      </w:r>
+      <w:r>
+        <w:br/>
+      </w:r>
+      <w:r>
+        <w:rPr>
+          <w:rStyle w:val="NormalTok"/>
+        </w:rPr>
+        <w:t xml:space="preserve">                     </w:t>
+      </w:r>
+      <w:r>
+        <w:rPr>
+          <w:rStyle w:val="AttributeTok"/>
+        </w:rPr>
+        <w:t xml:space="preserve">center =</w:t>
+      </w:r>
+      <w:r>
+        <w:rPr>
+          <w:rStyle w:val="NormalTok"/>
+        </w:rPr>
+        <w:t xml:space="preserve"> </w:t>
+      </w:r>
+      <w:r>
+        <w:rPr>
+          <w:rStyle w:val="ConstantTok"/>
+        </w:rPr>
+        <w:t xml:space="preserve">TRUE</w:t>
+      </w:r>
+      <w:r>
+        <w:rPr>
+          <w:rStyle w:val="NormalTok"/>
+        </w:rPr>
+        <w:t xml:space="preserve">,</w:t>
+      </w:r>
+      <w:r>
+        <w:br/>
+      </w:r>
+      <w:r>
+        <w:rPr>
+          <w:rStyle w:val="NormalTok"/>
+        </w:rPr>
+        <w:t xml:space="preserve">                     </w:t>
+      </w:r>
+      <w:r>
+        <w:rPr>
+          <w:rStyle w:val="AttributeTok"/>
+        </w:rPr>
+        <w:t xml:space="preserve">scale. =</w:t>
+      </w:r>
+      <w:r>
+        <w:rPr>
+          <w:rStyle w:val="NormalTok"/>
+        </w:rPr>
+        <w:t xml:space="preserve"> </w:t>
+      </w:r>
+      <w:r>
+        <w:rPr>
+          <w:rStyle w:val="ConstantTok"/>
+        </w:rPr>
+        <w:t xml:space="preserve">TRUE</w:t>
+      </w:r>
+      <w:r>
+        <w:rPr>
+          <w:rStyle w:val="NormalTok"/>
+        </w:rPr>
+        <w:t xml:space="preserve">)</w:t>
+      </w:r>
+      <w:r>
+        <w:br/>
+      </w:r>
+      <w:r>
+        <w:br/>
+      </w:r>
+      <w:r>
+        <w:rPr>
+          <w:rStyle w:val="FunctionTok"/>
+        </w:rPr>
+        <w:t xml:space="preserve">summary</w:t>
+      </w:r>
+      <w:r>
+        <w:rPr>
+          <w:rStyle w:val="NormalTok"/>
+        </w:rPr>
+        <w:t xml:space="preserve">(pca_result)</w:t>
       </w:r>
     </w:p>
     <w:p>
@@ -1678,7 +2624,7 @@
         <w:t xml:space="preserve"> </w:t>
       </w:r>
       <w:r>
-        <w:t xml:space="preserve">— standardize all numeric variables and visualize:</w:t>
+        <w:t xml:space="preserve">— a scree plot to decide how many components to keep:</w:t>
       </w:r>
     </w:p>
     <w:p>
@@ -1689,55 +2635,82 @@
         <w:rPr>
           <w:rStyle w:val="CommentTok"/>
         </w:rPr>
-        <w:t xml:space="preserve"># ── Part 2.2 · Standardization ──────────────────────────────────────────</w:t>
-      </w:r>
-      <w:r>
-        <w:br/>
-      </w:r>
-      <w:r>
-        <w:rPr>
-          <w:rStyle w:val="NormalTok"/>
-        </w:rPr>
-        <w:t xml:space="preserve">darl_numeric </w:t>
-      </w:r>
-      <w:r>
-        <w:rPr>
-          <w:rStyle w:val="OtherTok"/>
-        </w:rPr>
-        <w:t xml:space="preserve">&lt;-</w:t>
-      </w:r>
-      <w:r>
-        <w:rPr>
-          <w:rStyle w:val="NormalTok"/>
-        </w:rPr>
-        <w:t xml:space="preserve"> darlingtonia </w:t>
-      </w:r>
-      <w:r>
-        <w:rPr>
-          <w:rStyle w:val="SpecialCharTok"/>
-        </w:rPr>
-        <w:t xml:space="preserve">%&gt;%</w:t>
-      </w:r>
-      <w:r>
-        <w:br/>
-      </w:r>
-      <w:r>
-        <w:rPr>
-          <w:rStyle w:val="NormalTok"/>
-        </w:rPr>
-        <w:t xml:space="preserve">  dplyr</w:t>
-      </w:r>
-      <w:r>
-        <w:rPr>
-          <w:rStyle w:val="SpecialCharTok"/>
-        </w:rPr>
-        <w:t xml:space="preserve">::</w:t>
-      </w:r>
-      <w:r>
-        <w:rPr>
-          <w:rStyle w:val="FunctionTok"/>
-        </w:rPr>
-        <w:t xml:space="preserve">select</w:t>
+        <w:t xml:space="preserve"># ── Part 4.2 · Running PCA ──────────────────────────────────────────────</w:t>
+      </w:r>
+      <w:r>
+        <w:br/>
+      </w:r>
+      <w:r>
+        <w:rPr>
+          <w:rStyle w:val="FunctionTok"/>
+        </w:rPr>
+        <w:t xml:space="preserve">fviz_eig</w:t>
+      </w:r>
+      <w:r>
+        <w:rPr>
+          <w:rStyle w:val="NormalTok"/>
+        </w:rPr>
+        <w:t xml:space="preserve">(pca_result,</w:t>
+      </w:r>
+      <w:r>
+        <w:br/>
+      </w:r>
+      <w:r>
+        <w:rPr>
+          <w:rStyle w:val="NormalTok"/>
+        </w:rPr>
+        <w:t xml:space="preserve">         </w:t>
+      </w:r>
+      <w:r>
+        <w:rPr>
+          <w:rStyle w:val="AttributeTok"/>
+        </w:rPr>
+        <w:t xml:space="preserve">addlabels =</w:t>
+      </w:r>
+      <w:r>
+        <w:rPr>
+          <w:rStyle w:val="NormalTok"/>
+        </w:rPr>
+        <w:t xml:space="preserve"> </w:t>
+      </w:r>
+      <w:r>
+        <w:rPr>
+          <w:rStyle w:val="ConstantTok"/>
+        </w:rPr>
+        <w:t xml:space="preserve">TRUE</w:t>
+      </w:r>
+      <w:r>
+        <w:rPr>
+          <w:rStyle w:val="NormalTok"/>
+        </w:rPr>
+        <w:t xml:space="preserve">,</w:t>
+      </w:r>
+      <w:r>
+        <w:br/>
+      </w:r>
+      <w:r>
+        <w:rPr>
+          <w:rStyle w:val="NormalTok"/>
+        </w:rPr>
+        <w:t xml:space="preserve">         </w:t>
+      </w:r>
+      <w:r>
+        <w:rPr>
+          <w:rStyle w:val="AttributeTok"/>
+        </w:rPr>
+        <w:t xml:space="preserve">ylim =</w:t>
+      </w:r>
+      <w:r>
+        <w:rPr>
+          <w:rStyle w:val="NormalTok"/>
+        </w:rPr>
+        <w:t xml:space="preserve"> </w:t>
+      </w:r>
+      <w:r>
+        <w:rPr>
+          <w:rStyle w:val="FunctionTok"/>
+        </w:rPr>
+        <w:t xml:space="preserve">c</w:t>
       </w:r>
       <w:r>
         <w:rPr>
@@ -1747,204 +2720,9 @@
       </w:r>
       <w:r>
         <w:rPr>
-          <w:rStyle w:val="SpecialCharTok"/>
-        </w:rPr>
-        <w:t xml:space="preserve">-</w:t>
-      </w:r>
-      <w:r>
-        <w:rPr>
-          <w:rStyle w:val="NormalTok"/>
-        </w:rPr>
-        <w:t xml:space="preserve">site)</w:t>
-      </w:r>
-      <w:r>
-        <w:br/>
-      </w:r>
-      <w:r>
-        <w:br/>
-      </w:r>
-      <w:r>
-        <w:rPr>
-          <w:rStyle w:val="CommentTok"/>
-        </w:rPr>
-        <w:t xml:space="preserve"># Standardize using scale() - centers (mean=0) and scales (sd=1) each variable</w:t>
-      </w:r>
-      <w:r>
-        <w:br/>
-      </w:r>
-      <w:r>
-        <w:rPr>
-          <w:rStyle w:val="NormalTok"/>
-        </w:rPr>
-        <w:t xml:space="preserve">darl_scaled </w:t>
-      </w:r>
-      <w:r>
-        <w:rPr>
-          <w:rStyle w:val="OtherTok"/>
-        </w:rPr>
-        <w:t xml:space="preserve">&lt;-</w:t>
-      </w:r>
-      <w:r>
-        <w:rPr>
-          <w:rStyle w:val="NormalTok"/>
-        </w:rPr>
-        <w:t xml:space="preserve"> </w:t>
-      </w:r>
-      <w:r>
-        <w:rPr>
-          <w:rStyle w:val="FunctionTok"/>
-        </w:rPr>
-        <w:t xml:space="preserve">scale</w:t>
-      </w:r>
-      <w:r>
-        <w:rPr>
-          <w:rStyle w:val="NormalTok"/>
-        </w:rPr>
-        <w:t xml:space="preserve">(darl_numeric)</w:t>
-      </w:r>
-      <w:r>
-        <w:br/>
-      </w:r>
-      <w:r>
-        <w:br/>
-      </w:r>
-      <w:r>
-        <w:rPr>
-          <w:rStyle w:val="NormalTok"/>
-        </w:rPr>
-        <w:t xml:space="preserve">darl_scaled_df </w:t>
-      </w:r>
-      <w:r>
-        <w:rPr>
-          <w:rStyle w:val="OtherTok"/>
-        </w:rPr>
-        <w:t xml:space="preserve">&lt;-</w:t>
-      </w:r>
-      <w:r>
-        <w:rPr>
-          <w:rStyle w:val="NormalTok"/>
-        </w:rPr>
-        <w:t xml:space="preserve"> </w:t>
-      </w:r>
-      <w:r>
-        <w:rPr>
-          <w:rStyle w:val="FunctionTok"/>
-        </w:rPr>
-        <w:t xml:space="preserve">as.data.frame</w:t>
-      </w:r>
-      <w:r>
-        <w:rPr>
-          <w:rStyle w:val="NormalTok"/>
-        </w:rPr>
-        <w:t xml:space="preserve">(darl_scaled)</w:t>
-      </w:r>
-      <w:r>
-        <w:br/>
-      </w:r>
-      <w:r>
-        <w:br/>
-      </w:r>
-      <w:r>
-        <w:rPr>
-          <w:rStyle w:val="NormalTok"/>
-        </w:rPr>
-        <w:t xml:space="preserve">darl_scaled_df </w:t>
-      </w:r>
-      <w:r>
-        <w:rPr>
-          <w:rStyle w:val="SpecialCharTok"/>
-        </w:rPr>
-        <w:t xml:space="preserve">%&gt;%</w:t>
-      </w:r>
-      <w:r>
-        <w:br/>
-      </w:r>
-      <w:r>
-        <w:rPr>
-          <w:rStyle w:val="NormalTok"/>
-        </w:rPr>
-        <w:t xml:space="preserve">  </w:t>
-      </w:r>
-      <w:r>
-        <w:rPr>
-          <w:rStyle w:val="FunctionTok"/>
-        </w:rPr>
-        <w:t xml:space="preserve">select</w:t>
-      </w:r>
-      <w:r>
-        <w:rPr>
-          <w:rStyle w:val="NormalTok"/>
-        </w:rPr>
-        <w:t xml:space="preserve">(height, mouth_diam, wingmass_g) </w:t>
-      </w:r>
-      <w:r>
-        <w:rPr>
-          <w:rStyle w:val="SpecialCharTok"/>
-        </w:rPr>
-        <w:t xml:space="preserve">%&gt;%</w:t>
-      </w:r>
-      <w:r>
-        <w:br/>
-      </w:r>
-      <w:r>
-        <w:rPr>
-          <w:rStyle w:val="NormalTok"/>
-        </w:rPr>
-        <w:t xml:space="preserve">  </w:t>
-      </w:r>
-      <w:r>
-        <w:rPr>
-          <w:rStyle w:val="FunctionTok"/>
-        </w:rPr>
-        <w:t xml:space="preserve">pivot_longer</w:t>
-      </w:r>
-      <w:r>
-        <w:rPr>
-          <w:rStyle w:val="NormalTok"/>
-        </w:rPr>
-        <w:t xml:space="preserve">(</w:t>
-      </w:r>
-      <w:r>
-        <w:rPr>
-          <w:rStyle w:val="AttributeTok"/>
-        </w:rPr>
-        <w:t xml:space="preserve">cols =</w:t>
-      </w:r>
-      <w:r>
-        <w:rPr>
-          <w:rStyle w:val="NormalTok"/>
-        </w:rPr>
-        <w:t xml:space="preserve"> </w:t>
-      </w:r>
-      <w:r>
-        <w:rPr>
-          <w:rStyle w:val="FunctionTok"/>
-        </w:rPr>
-        <w:t xml:space="preserve">c</w:t>
-      </w:r>
-      <w:r>
-        <w:rPr>
-          <w:rStyle w:val="NormalTok"/>
-        </w:rPr>
-        <w:t xml:space="preserve">(height, mouth_diam, wingmass_g), </w:t>
-      </w:r>
-      <w:r>
-        <w:rPr>
-          <w:rStyle w:val="AttributeTok"/>
-        </w:rPr>
-        <w:t xml:space="preserve">names_to =</w:t>
-      </w:r>
-      <w:r>
-        <w:rPr>
-          <w:rStyle w:val="NormalTok"/>
-        </w:rPr>
-        <w:t xml:space="preserve"> </w:t>
-      </w:r>
-      <w:r>
-        <w:rPr>
-          <w:rStyle w:val="StringTok"/>
-        </w:rPr>
-        <w:t xml:space="preserve">"variable"</w:t>
+          <w:rStyle w:val="DecValTok"/>
+        </w:rPr>
+        <w:t xml:space="preserve">0</w:t>
       </w:r>
       <w:r>
         <w:rPr>
@@ -1954,248 +2732,15 @@
       </w:r>
       <w:r>
         <w:rPr>
-          <w:rStyle w:val="AttributeTok"/>
-        </w:rPr>
-        <w:t xml:space="preserve">values_to =</w:t>
-      </w:r>
-      <w:r>
-        <w:rPr>
-          <w:rStyle w:val="NormalTok"/>
-        </w:rPr>
-        <w:t xml:space="preserve"> </w:t>
-      </w:r>
-      <w:r>
-        <w:rPr>
-          <w:rStyle w:val="StringTok"/>
-        </w:rPr>
-        <w:t xml:space="preserve">"value"</w:t>
-      </w:r>
-      <w:r>
-        <w:rPr>
-          <w:rStyle w:val="NormalTok"/>
-        </w:rPr>
-        <w:t xml:space="preserve">) </w:t>
-      </w:r>
-      <w:r>
-        <w:rPr>
-          <w:rStyle w:val="SpecialCharTok"/>
-        </w:rPr>
-        <w:t xml:space="preserve">%&gt;%</w:t>
-      </w:r>
-      <w:r>
-        <w:br/>
-      </w:r>
-      <w:r>
-        <w:rPr>
-          <w:rStyle w:val="NormalTok"/>
-        </w:rPr>
-        <w:t xml:space="preserve">  </w:t>
-      </w:r>
-      <w:r>
-        <w:rPr>
-          <w:rStyle w:val="FunctionTok"/>
-        </w:rPr>
-        <w:t xml:space="preserve">ggplot</w:t>
-      </w:r>
-      <w:r>
-        <w:rPr>
-          <w:rStyle w:val="NormalTok"/>
-        </w:rPr>
-        <w:t xml:space="preserve">(</w:t>
-      </w:r>
-      <w:r>
-        <w:rPr>
-          <w:rStyle w:val="FunctionTok"/>
-        </w:rPr>
-        <w:t xml:space="preserve">aes</w:t>
-      </w:r>
-      <w:r>
-        <w:rPr>
-          <w:rStyle w:val="NormalTok"/>
-        </w:rPr>
-        <w:t xml:space="preserve">(</w:t>
-      </w:r>
-      <w:r>
-        <w:rPr>
-          <w:rStyle w:val="AttributeTok"/>
-        </w:rPr>
-        <w:t xml:space="preserve">x =</w:t>
-      </w:r>
-      <w:r>
-        <w:rPr>
-          <w:rStyle w:val="NormalTok"/>
-        </w:rPr>
-        <w:t xml:space="preserve"> variable, </w:t>
-      </w:r>
-      <w:r>
-        <w:rPr>
-          <w:rStyle w:val="AttributeTok"/>
-        </w:rPr>
-        <w:t xml:space="preserve">y =</w:t>
-      </w:r>
-      <w:r>
-        <w:rPr>
-          <w:rStyle w:val="NormalTok"/>
-        </w:rPr>
-        <w:t xml:space="preserve"> value, </w:t>
-      </w:r>
-      <w:r>
-        <w:rPr>
-          <w:rStyle w:val="AttributeTok"/>
-        </w:rPr>
-        <w:t xml:space="preserve">fill =</w:t>
-      </w:r>
-      <w:r>
-        <w:rPr>
-          <w:rStyle w:val="NormalTok"/>
-        </w:rPr>
-        <w:t xml:space="preserve"> variable)) </w:t>
-      </w:r>
-      <w:r>
-        <w:rPr>
-          <w:rStyle w:val="SpecialCharTok"/>
-        </w:rPr>
-        <w:t xml:space="preserve">+</w:t>
-      </w:r>
-      <w:r>
-        <w:br/>
-      </w:r>
-      <w:r>
-        <w:rPr>
-          <w:rStyle w:val="NormalTok"/>
-        </w:rPr>
-        <w:t xml:space="preserve">  </w:t>
-      </w:r>
-      <w:r>
-        <w:rPr>
-          <w:rStyle w:val="FunctionTok"/>
-        </w:rPr>
-        <w:t xml:space="preserve">geom_boxplot</w:t>
-      </w:r>
-      <w:r>
-        <w:rPr>
-          <w:rStyle w:val="NormalTok"/>
-        </w:rPr>
-        <w:t xml:space="preserve">() </w:t>
-      </w:r>
-      <w:r>
-        <w:rPr>
-          <w:rStyle w:val="SpecialCharTok"/>
-        </w:rPr>
-        <w:t xml:space="preserve">+</w:t>
-      </w:r>
-      <w:r>
-        <w:br/>
-      </w:r>
-      <w:r>
-        <w:rPr>
-          <w:rStyle w:val="NormalTok"/>
-        </w:rPr>
-        <w:t xml:space="preserve">  </w:t>
-      </w:r>
-      <w:r>
-        <w:rPr>
-          <w:rStyle w:val="FunctionTok"/>
-        </w:rPr>
-        <w:t xml:space="preserve">labs</w:t>
-      </w:r>
-      <w:r>
-        <w:rPr>
-          <w:rStyle w:val="NormalTok"/>
-        </w:rPr>
-        <w:t xml:space="preserve">(</w:t>
-      </w:r>
-      <w:r>
-        <w:rPr>
-          <w:rStyle w:val="AttributeTok"/>
-        </w:rPr>
-        <w:t xml:space="preserve">title =</w:t>
-      </w:r>
-      <w:r>
-        <w:rPr>
-          <w:rStyle w:val="NormalTok"/>
-        </w:rPr>
-        <w:t xml:space="preserve"> </w:t>
-      </w:r>
-      <w:r>
-        <w:rPr>
-          <w:rStyle w:val="StringTok"/>
-        </w:rPr>
-        <w:t xml:space="preserve">"Standardized Data (same scale)"</w:t>
-      </w:r>
-      <w:r>
-        <w:rPr>
-          <w:rStyle w:val="NormalTok"/>
-        </w:rPr>
-        <w:t xml:space="preserve">) </w:t>
-      </w:r>
-      <w:r>
-        <w:rPr>
-          <w:rStyle w:val="SpecialCharTok"/>
-        </w:rPr>
-        <w:t xml:space="preserve">+</w:t>
-      </w:r>
-      <w:r>
-        <w:br/>
-      </w:r>
-      <w:r>
-        <w:rPr>
-          <w:rStyle w:val="NormalTok"/>
-        </w:rPr>
-        <w:t xml:space="preserve">  </w:t>
-      </w:r>
-      <w:r>
-        <w:rPr>
-          <w:rStyle w:val="FunctionTok"/>
-        </w:rPr>
-        <w:t xml:space="preserve">theme</w:t>
-      </w:r>
-      <w:r>
-        <w:rPr>
-          <w:rStyle w:val="NormalTok"/>
-        </w:rPr>
-        <w:t xml:space="preserve">(</w:t>
-      </w:r>
-      <w:r>
-        <w:rPr>
-          <w:rStyle w:val="AttributeTok"/>
-        </w:rPr>
-        <w:t xml:space="preserve">legend.position =</w:t>
-      </w:r>
-      <w:r>
-        <w:rPr>
-          <w:rStyle w:val="NormalTok"/>
-        </w:rPr>
-        <w:t xml:space="preserve"> </w:t>
-      </w:r>
-      <w:r>
-        <w:rPr>
-          <w:rStyle w:val="StringTok"/>
-        </w:rPr>
-        <w:t xml:space="preserve">"none"</w:t>
-      </w:r>
-      <w:r>
-        <w:rPr>
-          <w:rStyle w:val="NormalTok"/>
-        </w:rPr>
-        <w:t xml:space="preserve">)</w:t>
-      </w:r>
-    </w:p>
-    <w:p>
-      <w:r>
-        <w:pict>
-          <v:rect style="width:0;height:1.5pt" o:hralign="center" o:hrstd="t" o:hr="t"/>
-        </w:pict>
-      </w:r>
-    </w:p>
-    <w:bookmarkEnd w:id="13"/>
-    <w:bookmarkStart w:id="14" w:name="part-3-correlations"/>
-    <w:p>
-      <w:pPr>
-        <w:pStyle w:val="Heading1"/>
-      </w:pPr>
-      <w:r>
-        <w:t xml:space="preserve">Part 3 · Correlations</w:t>
+          <w:rStyle w:val="DecValTok"/>
+        </w:rPr>
+        <w:t xml:space="preserve">50</w:t>
+      </w:r>
+      <w:r>
+        <w:rPr>
+          <w:rStyle w:val="NormalTok"/>
+        </w:rPr>
+        <w:t xml:space="preserve">))</w:t>
       </w:r>
     </w:p>
     <w:p>
@@ -2203,484 +2748,23 @@
         <w:pStyle w:val="FirstParagraph"/>
       </w:pPr>
       <w:r>
+        <w:t xml:space="preserve">✏️</w:t>
+      </w:r>
+      <w:r>
+        <w:t xml:space="preserve"> </w:t>
+      </w:r>
+      <w:r>
         <w:rPr>
           <w:b/>
           <w:bCs/>
         </w:rPr>
-        <w:t xml:space="preserve">▶ Run this:</w:t>
-      </w:r>
-    </w:p>
-    <w:p>
-      <w:pPr>
-        <w:pStyle w:val="SourceCode"/>
-      </w:pPr>
-      <w:r>
-        <w:rPr>
-          <w:rStyle w:val="CommentTok"/>
-        </w:rPr>
-        <w:t xml:space="preserve"># ── Part 3.1 · Correlations ─────────────────────────────────────────────</w:t>
-      </w:r>
-      <w:r>
-        <w:br/>
-      </w:r>
-      <w:r>
-        <w:rPr>
-          <w:rStyle w:val="NormalTok"/>
-        </w:rPr>
-        <w:t xml:space="preserve">cor_matrix </w:t>
-      </w:r>
-      <w:r>
-        <w:rPr>
-          <w:rStyle w:val="OtherTok"/>
-        </w:rPr>
-        <w:t xml:space="preserve">&lt;-</w:t>
-      </w:r>
-      <w:r>
-        <w:rPr>
-          <w:rStyle w:val="NormalTok"/>
-        </w:rPr>
-        <w:t xml:space="preserve"> </w:t>
-      </w:r>
-      <w:r>
-        <w:rPr>
-          <w:rStyle w:val="FunctionTok"/>
-        </w:rPr>
-        <w:t xml:space="preserve">cor</w:t>
-      </w:r>
-      <w:r>
-        <w:rPr>
-          <w:rStyle w:val="NormalTok"/>
-        </w:rPr>
-        <w:t xml:space="preserve">(darl_numeric)</w:t>
-      </w:r>
-      <w:r>
-        <w:br/>
-      </w:r>
-      <w:r>
-        <w:br/>
-      </w:r>
-      <w:r>
-        <w:rPr>
-          <w:rStyle w:val="FunctionTok"/>
-        </w:rPr>
-        <w:t xml:space="preserve">corrplot</w:t>
-      </w:r>
-      <w:r>
-        <w:rPr>
-          <w:rStyle w:val="NormalTok"/>
-        </w:rPr>
-        <w:t xml:space="preserve">(cor_matrix,</w:t>
-      </w:r>
-      <w:r>
-        <w:br/>
-      </w:r>
-      <w:r>
-        <w:rPr>
-          <w:rStyle w:val="NormalTok"/>
-        </w:rPr>
-        <w:t xml:space="preserve">         </w:t>
-      </w:r>
-      <w:r>
-        <w:rPr>
-          <w:rStyle w:val="AttributeTok"/>
-        </w:rPr>
-        <w:t xml:space="preserve">method =</w:t>
-      </w:r>
-      <w:r>
-        <w:rPr>
-          <w:rStyle w:val="NormalTok"/>
-        </w:rPr>
-        <w:t xml:space="preserve"> </w:t>
-      </w:r>
-      <w:r>
-        <w:rPr>
-          <w:rStyle w:val="StringTok"/>
-        </w:rPr>
-        <w:t xml:space="preserve">"color"</w:t>
-      </w:r>
-      <w:r>
-        <w:rPr>
-          <w:rStyle w:val="NormalTok"/>
-        </w:rPr>
-        <w:t xml:space="preserve">,</w:t>
-      </w:r>
-      <w:r>
-        <w:br/>
-      </w:r>
-      <w:r>
-        <w:rPr>
-          <w:rStyle w:val="NormalTok"/>
-        </w:rPr>
-        <w:t xml:space="preserve">         </w:t>
-      </w:r>
-      <w:r>
-        <w:rPr>
-          <w:rStyle w:val="AttributeTok"/>
-        </w:rPr>
-        <w:t xml:space="preserve">type =</w:t>
-      </w:r>
-      <w:r>
-        <w:rPr>
-          <w:rStyle w:val="NormalTok"/>
-        </w:rPr>
-        <w:t xml:space="preserve"> </w:t>
-      </w:r>
-      <w:r>
-        <w:rPr>
-          <w:rStyle w:val="StringTok"/>
-        </w:rPr>
-        <w:t xml:space="preserve">"upper"</w:t>
-      </w:r>
-      <w:r>
-        <w:rPr>
-          <w:rStyle w:val="NormalTok"/>
-        </w:rPr>
-        <w:t xml:space="preserve">,</w:t>
-      </w:r>
-      <w:r>
-        <w:br/>
-      </w:r>
-      <w:r>
-        <w:rPr>
-          <w:rStyle w:val="NormalTok"/>
-        </w:rPr>
-        <w:t xml:space="preserve">         </w:t>
-      </w:r>
-      <w:r>
-        <w:rPr>
-          <w:rStyle w:val="AttributeTok"/>
-        </w:rPr>
-        <w:t xml:space="preserve">order =</w:t>
-      </w:r>
-      <w:r>
-        <w:rPr>
-          <w:rStyle w:val="NormalTok"/>
-        </w:rPr>
-        <w:t xml:space="preserve"> </w:t>
-      </w:r>
-      <w:r>
-        <w:rPr>
-          <w:rStyle w:val="StringTok"/>
-        </w:rPr>
-        <w:t xml:space="preserve">"hclust"</w:t>
-      </w:r>
-      <w:r>
-        <w:rPr>
-          <w:rStyle w:val="NormalTok"/>
-        </w:rPr>
-        <w:t xml:space="preserve">,</w:t>
-      </w:r>
-      <w:r>
-        <w:br/>
-      </w:r>
-      <w:r>
-        <w:rPr>
-          <w:rStyle w:val="NormalTok"/>
-        </w:rPr>
-        <w:t xml:space="preserve">         </w:t>
-      </w:r>
-      <w:r>
-        <w:rPr>
-          <w:rStyle w:val="AttributeTok"/>
-        </w:rPr>
-        <w:t xml:space="preserve">tl.col =</w:t>
-      </w:r>
-      <w:r>
-        <w:rPr>
-          <w:rStyle w:val="NormalTok"/>
-        </w:rPr>
-        <w:t xml:space="preserve"> </w:t>
-      </w:r>
-      <w:r>
-        <w:rPr>
-          <w:rStyle w:val="StringTok"/>
-        </w:rPr>
-        <w:t xml:space="preserve">"black"</w:t>
-      </w:r>
-      <w:r>
-        <w:rPr>
-          <w:rStyle w:val="NormalTok"/>
-        </w:rPr>
-        <w:t xml:space="preserve">,</w:t>
-      </w:r>
-      <w:r>
-        <w:br/>
-      </w:r>
-      <w:r>
-        <w:rPr>
-          <w:rStyle w:val="NormalTok"/>
-        </w:rPr>
-        <w:t xml:space="preserve">         </w:t>
-      </w:r>
-      <w:r>
-        <w:rPr>
-          <w:rStyle w:val="AttributeTok"/>
-        </w:rPr>
-        <w:t xml:space="preserve">tl.cex =</w:t>
-      </w:r>
-      <w:r>
-        <w:rPr>
-          <w:rStyle w:val="NormalTok"/>
-        </w:rPr>
-        <w:t xml:space="preserve"> </w:t>
-      </w:r>
-      <w:r>
-        <w:rPr>
-          <w:rStyle w:val="FloatTok"/>
-        </w:rPr>
-        <w:t xml:space="preserve">0.7</w:t>
-      </w:r>
-      <w:r>
-        <w:rPr>
-          <w:rStyle w:val="NormalTok"/>
-        </w:rPr>
-        <w:t xml:space="preserve">,</w:t>
-      </w:r>
-      <w:r>
-        <w:br/>
-      </w:r>
-      <w:r>
-        <w:rPr>
-          <w:rStyle w:val="NormalTok"/>
-        </w:rPr>
-        <w:t xml:space="preserve">         </w:t>
-      </w:r>
-      <w:r>
-        <w:rPr>
-          <w:rStyle w:val="AttributeTok"/>
-        </w:rPr>
-        <w:t xml:space="preserve">addCoef.col =</w:t>
-      </w:r>
-      <w:r>
-        <w:rPr>
-          <w:rStyle w:val="NormalTok"/>
-        </w:rPr>
-        <w:t xml:space="preserve"> </w:t>
-      </w:r>
-      <w:r>
-        <w:rPr>
-          <w:rStyle w:val="StringTok"/>
-        </w:rPr>
-        <w:t xml:space="preserve">"black"</w:t>
-      </w:r>
-      <w:r>
-        <w:rPr>
-          <w:rStyle w:val="NormalTok"/>
-        </w:rPr>
-        <w:t xml:space="preserve">,</w:t>
-      </w:r>
-      <w:r>
-        <w:br/>
-      </w:r>
-      <w:r>
-        <w:rPr>
-          <w:rStyle w:val="NormalTok"/>
-        </w:rPr>
-        <w:t xml:space="preserve">         </w:t>
-      </w:r>
-      <w:r>
-        <w:rPr>
-          <w:rStyle w:val="AttributeTok"/>
-        </w:rPr>
-        <w:t xml:space="preserve">number.cex =</w:t>
-      </w:r>
-      <w:r>
-        <w:rPr>
-          <w:rStyle w:val="NormalTok"/>
-        </w:rPr>
-        <w:t xml:space="preserve"> </w:t>
-      </w:r>
-      <w:r>
-        <w:rPr>
-          <w:rStyle w:val="FloatTok"/>
-        </w:rPr>
-        <w:t xml:space="preserve">0.6</w:t>
-      </w:r>
-      <w:r>
-        <w:rPr>
-          <w:rStyle w:val="NormalTok"/>
-        </w:rPr>
-        <w:t xml:space="preserve">,</w:t>
-      </w:r>
-      <w:r>
-        <w:br/>
-      </w:r>
-      <w:r>
-        <w:rPr>
-          <w:rStyle w:val="NormalTok"/>
-        </w:rPr>
-        <w:t xml:space="preserve">         </w:t>
-      </w:r>
-      <w:r>
-        <w:rPr>
-          <w:rStyle w:val="AttributeTok"/>
-        </w:rPr>
-        <w:t xml:space="preserve">title =</w:t>
-      </w:r>
-      <w:r>
-        <w:rPr>
-          <w:rStyle w:val="NormalTok"/>
-        </w:rPr>
-        <w:t xml:space="preserve"> </w:t>
-      </w:r>
-      <w:r>
-        <w:rPr>
-          <w:rStyle w:val="StringTok"/>
-        </w:rPr>
-        <w:t xml:space="preserve">"Correlation Matrix</w:t>
-      </w:r>
-      <w:r>
-        <w:rPr>
-          <w:rStyle w:val="SpecialCharTok"/>
-        </w:rPr>
-        <w:t xml:space="preserve">\n</w:t>
-      </w:r>
-      <w:r>
-        <w:rPr>
-          <w:rStyle w:val="StringTok"/>
-        </w:rPr>
-        <w:t xml:space="preserve">(Darlingtonia variables)"</w:t>
-      </w:r>
-      <w:r>
-        <w:rPr>
-          <w:rStyle w:val="NormalTok"/>
-        </w:rPr>
-        <w:t xml:space="preserve">,</w:t>
-      </w:r>
-      <w:r>
-        <w:br/>
-      </w:r>
-      <w:r>
-        <w:rPr>
-          <w:rStyle w:val="NormalTok"/>
-        </w:rPr>
-        <w:t xml:space="preserve">         </w:t>
-      </w:r>
-      <w:r>
-        <w:rPr>
-          <w:rStyle w:val="AttributeTok"/>
-        </w:rPr>
-        <w:t xml:space="preserve">mar =</w:t>
-      </w:r>
-      <w:r>
-        <w:rPr>
-          <w:rStyle w:val="NormalTok"/>
-        </w:rPr>
-        <w:t xml:space="preserve"> </w:t>
-      </w:r>
-      <w:r>
-        <w:rPr>
-          <w:rStyle w:val="FunctionTok"/>
-        </w:rPr>
-        <w:t xml:space="preserve">c</w:t>
-      </w:r>
-      <w:r>
-        <w:rPr>
-          <w:rStyle w:val="NormalTok"/>
-        </w:rPr>
-        <w:t xml:space="preserve">(</w:t>
-      </w:r>
-      <w:r>
-        <w:rPr>
-          <w:rStyle w:val="DecValTok"/>
-        </w:rPr>
-        <w:t xml:space="preserve">0</w:t>
-      </w:r>
-      <w:r>
-        <w:rPr>
-          <w:rStyle w:val="NormalTok"/>
-        </w:rPr>
-        <w:t xml:space="preserve">,</w:t>
-      </w:r>
-      <w:r>
-        <w:rPr>
-          <w:rStyle w:val="DecValTok"/>
-        </w:rPr>
-        <w:t xml:space="preserve">0</w:t>
-      </w:r>
-      <w:r>
-        <w:rPr>
-          <w:rStyle w:val="NormalTok"/>
-        </w:rPr>
-        <w:t xml:space="preserve">,</w:t>
-      </w:r>
-      <w:r>
-        <w:rPr>
-          <w:rStyle w:val="DecValTok"/>
-        </w:rPr>
-        <w:t xml:space="preserve">2</w:t>
-      </w:r>
-      <w:r>
-        <w:rPr>
-          <w:rStyle w:val="NormalTok"/>
-        </w:rPr>
-        <w:t xml:space="preserve">,</w:t>
-      </w:r>
-      <w:r>
-        <w:rPr>
-          <w:rStyle w:val="DecValTok"/>
-        </w:rPr>
-        <w:t xml:space="preserve">0</w:t>
-      </w:r>
-      <w:r>
-        <w:rPr>
-          <w:rStyle w:val="NormalTok"/>
-        </w:rPr>
-        <w:t xml:space="preserve">))</w:t>
-      </w:r>
-      <w:r>
-        <w:br/>
-      </w:r>
-      <w:r>
-        <w:br/>
-      </w:r>
-      <w:r>
-        <w:rPr>
-          <w:rStyle w:val="FunctionTok"/>
-        </w:rPr>
-        <w:t xml:space="preserve">round</w:t>
-      </w:r>
-      <w:r>
-        <w:rPr>
-          <w:rStyle w:val="NormalTok"/>
-        </w:rPr>
-        <w:t xml:space="preserve">(cor_matrix, </w:t>
-      </w:r>
-      <w:r>
-        <w:rPr>
-          <w:rStyle w:val="DecValTok"/>
-        </w:rPr>
-        <w:t xml:space="preserve">2</w:t>
-      </w:r>
-      <w:r>
-        <w:rPr>
-          <w:rStyle w:val="NormalTok"/>
-        </w:rPr>
-        <w:t xml:space="preserve">)</w:t>
-      </w:r>
-    </w:p>
-    <w:p>
-      <w:pPr>
-        <w:pStyle w:val="FirstParagraph"/>
-      </w:pPr>
-      <w:r>
-        <w:t xml:space="preserve">✏️</w:t>
-      </w:r>
-      <w:r>
-        <w:t xml:space="preserve"> </w:t>
-      </w:r>
-      <w:r>
-        <w:rPr>
-          <w:b/>
-          <w:bCs/>
-        </w:rPr>
         <w:t xml:space="preserve">Your turn:</w:t>
       </w:r>
       <w:r>
         <w:t xml:space="preserve"> </w:t>
       </w:r>
       <w:r>
-        <w:t xml:space="preserve">Which pair of variables has the strongest correlation? Does that make biological sense?</w:t>
+        <w:t xml:space="preserve">Based on the scree plot, how many components would you retain, and why?</w:t>
       </w:r>
     </w:p>
     <w:p>
@@ -2702,333 +2786,7 @@
       </w:r>
     </w:p>
     <w:bookmarkEnd w:id="14"/>
-    <w:bookmarkStart w:id="15" w:name="part-4-running-pca"/>
-    <w:p>
-      <w:pPr>
-        <w:pStyle w:val="Heading1"/>
-      </w:pPr>
-      <w:r>
-        <w:t xml:space="preserve">Part 4 · Running PCA</w:t>
-      </w:r>
-    </w:p>
-    <w:p>
-      <w:pPr>
-        <w:pStyle w:val="FirstParagraph"/>
-      </w:pPr>
-      <w:r>
-        <w:rPr>
-          <w:b/>
-          <w:bCs/>
-        </w:rPr>
-        <w:t xml:space="preserve">▶ Run this:</w:t>
-      </w:r>
-    </w:p>
-    <w:p>
-      <w:pPr>
-        <w:pStyle w:val="SourceCode"/>
-      </w:pPr>
-      <w:r>
-        <w:rPr>
-          <w:rStyle w:val="CommentTok"/>
-        </w:rPr>
-        <w:t xml:space="preserve"># ── Part 4.1 · Running PCA ──────────────────────────────────────────────</w:t>
-      </w:r>
-      <w:r>
-        <w:br/>
-      </w:r>
-      <w:r>
-        <w:rPr>
-          <w:rStyle w:val="NormalTok"/>
-        </w:rPr>
-        <w:t xml:space="preserve">pca_result </w:t>
-      </w:r>
-      <w:r>
-        <w:rPr>
-          <w:rStyle w:val="OtherTok"/>
-        </w:rPr>
-        <w:t xml:space="preserve">&lt;-</w:t>
-      </w:r>
-      <w:r>
-        <w:rPr>
-          <w:rStyle w:val="NormalTok"/>
-        </w:rPr>
-        <w:t xml:space="preserve"> </w:t>
-      </w:r>
-      <w:r>
-        <w:rPr>
-          <w:rStyle w:val="FunctionTok"/>
-        </w:rPr>
-        <w:t xml:space="preserve">prcomp</w:t>
-      </w:r>
-      <w:r>
-        <w:rPr>
-          <w:rStyle w:val="NormalTok"/>
-        </w:rPr>
-        <w:t xml:space="preserve">(darl_numeric,</w:t>
-      </w:r>
-      <w:r>
-        <w:br/>
-      </w:r>
-      <w:r>
-        <w:rPr>
-          <w:rStyle w:val="NormalTok"/>
-        </w:rPr>
-        <w:t xml:space="preserve">                     </w:t>
-      </w:r>
-      <w:r>
-        <w:rPr>
-          <w:rStyle w:val="AttributeTok"/>
-        </w:rPr>
-        <w:t xml:space="preserve">center =</w:t>
-      </w:r>
-      <w:r>
-        <w:rPr>
-          <w:rStyle w:val="NormalTok"/>
-        </w:rPr>
-        <w:t xml:space="preserve"> </w:t>
-      </w:r>
-      <w:r>
-        <w:rPr>
-          <w:rStyle w:val="ConstantTok"/>
-        </w:rPr>
-        <w:t xml:space="preserve">TRUE</w:t>
-      </w:r>
-      <w:r>
-        <w:rPr>
-          <w:rStyle w:val="NormalTok"/>
-        </w:rPr>
-        <w:t xml:space="preserve">,</w:t>
-      </w:r>
-      <w:r>
-        <w:br/>
-      </w:r>
-      <w:r>
-        <w:rPr>
-          <w:rStyle w:val="NormalTok"/>
-        </w:rPr>
-        <w:t xml:space="preserve">                     </w:t>
-      </w:r>
-      <w:r>
-        <w:rPr>
-          <w:rStyle w:val="AttributeTok"/>
-        </w:rPr>
-        <w:t xml:space="preserve">scale. =</w:t>
-      </w:r>
-      <w:r>
-        <w:rPr>
-          <w:rStyle w:val="NormalTok"/>
-        </w:rPr>
-        <w:t xml:space="preserve"> </w:t>
-      </w:r>
-      <w:r>
-        <w:rPr>
-          <w:rStyle w:val="ConstantTok"/>
-        </w:rPr>
-        <w:t xml:space="preserve">TRUE</w:t>
-      </w:r>
-      <w:r>
-        <w:rPr>
-          <w:rStyle w:val="NormalTok"/>
-        </w:rPr>
-        <w:t xml:space="preserve">)</w:t>
-      </w:r>
-      <w:r>
-        <w:br/>
-      </w:r>
-      <w:r>
-        <w:br/>
-      </w:r>
-      <w:r>
-        <w:rPr>
-          <w:rStyle w:val="FunctionTok"/>
-        </w:rPr>
-        <w:t xml:space="preserve">summary</w:t>
-      </w:r>
-      <w:r>
-        <w:rPr>
-          <w:rStyle w:val="NormalTok"/>
-        </w:rPr>
-        <w:t xml:space="preserve">(pca_result)</w:t>
-      </w:r>
-    </w:p>
-    <w:p>
-      <w:pPr>
-        <w:pStyle w:val="FirstParagraph"/>
-      </w:pPr>
-      <w:r>
-        <w:rPr>
-          <w:b/>
-          <w:bCs/>
-        </w:rPr>
-        <w:t xml:space="preserve">▶ Run this</w:t>
-      </w:r>
-      <w:r>
-        <w:t xml:space="preserve"> </w:t>
-      </w:r>
-      <w:r>
-        <w:t xml:space="preserve">— a scree plot to decide how many components to keep:</w:t>
-      </w:r>
-    </w:p>
-    <w:p>
-      <w:pPr>
-        <w:pStyle w:val="SourceCode"/>
-      </w:pPr>
-      <w:r>
-        <w:rPr>
-          <w:rStyle w:val="CommentTok"/>
-        </w:rPr>
-        <w:t xml:space="preserve"># ── Part 4.2 · Running PCA ──────────────────────────────────────────────</w:t>
-      </w:r>
-      <w:r>
-        <w:br/>
-      </w:r>
-      <w:r>
-        <w:rPr>
-          <w:rStyle w:val="FunctionTok"/>
-        </w:rPr>
-        <w:t xml:space="preserve">fviz_eig</w:t>
-      </w:r>
-      <w:r>
-        <w:rPr>
-          <w:rStyle w:val="NormalTok"/>
-        </w:rPr>
-        <w:t xml:space="preserve">(pca_result,</w:t>
-      </w:r>
-      <w:r>
-        <w:br/>
-      </w:r>
-      <w:r>
-        <w:rPr>
-          <w:rStyle w:val="NormalTok"/>
-        </w:rPr>
-        <w:t xml:space="preserve">         </w:t>
-      </w:r>
-      <w:r>
-        <w:rPr>
-          <w:rStyle w:val="AttributeTok"/>
-        </w:rPr>
-        <w:t xml:space="preserve">addlabels =</w:t>
-      </w:r>
-      <w:r>
-        <w:rPr>
-          <w:rStyle w:val="NormalTok"/>
-        </w:rPr>
-        <w:t xml:space="preserve"> </w:t>
-      </w:r>
-      <w:r>
-        <w:rPr>
-          <w:rStyle w:val="ConstantTok"/>
-        </w:rPr>
-        <w:t xml:space="preserve">TRUE</w:t>
-      </w:r>
-      <w:r>
-        <w:rPr>
-          <w:rStyle w:val="NormalTok"/>
-        </w:rPr>
-        <w:t xml:space="preserve">,</w:t>
-      </w:r>
-      <w:r>
-        <w:br/>
-      </w:r>
-      <w:r>
-        <w:rPr>
-          <w:rStyle w:val="NormalTok"/>
-        </w:rPr>
-        <w:t xml:space="preserve">         </w:t>
-      </w:r>
-      <w:r>
-        <w:rPr>
-          <w:rStyle w:val="AttributeTok"/>
-        </w:rPr>
-        <w:t xml:space="preserve">ylim =</w:t>
-      </w:r>
-      <w:r>
-        <w:rPr>
-          <w:rStyle w:val="NormalTok"/>
-        </w:rPr>
-        <w:t xml:space="preserve"> </w:t>
-      </w:r>
-      <w:r>
-        <w:rPr>
-          <w:rStyle w:val="FunctionTok"/>
-        </w:rPr>
-        <w:t xml:space="preserve">c</w:t>
-      </w:r>
-      <w:r>
-        <w:rPr>
-          <w:rStyle w:val="NormalTok"/>
-        </w:rPr>
-        <w:t xml:space="preserve">(</w:t>
-      </w:r>
-      <w:r>
-        <w:rPr>
-          <w:rStyle w:val="DecValTok"/>
-        </w:rPr>
-        <w:t xml:space="preserve">0</w:t>
-      </w:r>
-      <w:r>
-        <w:rPr>
-          <w:rStyle w:val="NormalTok"/>
-        </w:rPr>
-        <w:t xml:space="preserve">, </w:t>
-      </w:r>
-      <w:r>
-        <w:rPr>
-          <w:rStyle w:val="DecValTok"/>
-        </w:rPr>
-        <w:t xml:space="preserve">50</w:t>
-      </w:r>
-      <w:r>
-        <w:rPr>
-          <w:rStyle w:val="NormalTok"/>
-        </w:rPr>
-        <w:t xml:space="preserve">))</w:t>
-      </w:r>
-    </w:p>
-    <w:p>
-      <w:pPr>
-        <w:pStyle w:val="FirstParagraph"/>
-      </w:pPr>
-      <w:r>
-        <w:t xml:space="preserve">✏️</w:t>
-      </w:r>
-      <w:r>
-        <w:t xml:space="preserve"> </w:t>
-      </w:r>
-      <w:r>
-        <w:rPr>
-          <w:b/>
-          <w:bCs/>
-        </w:rPr>
-        <w:t xml:space="preserve">Your turn:</w:t>
-      </w:r>
-      <w:r>
-        <w:t xml:space="preserve"> </w:t>
-      </w:r>
-      <w:r>
-        <w:t xml:space="preserve">Based on the scree plot, how many components would you retain, and why?</w:t>
-      </w:r>
-    </w:p>
-    <w:p>
-      <w:pPr>
-        <w:pStyle w:val="BodyText"/>
-      </w:pPr>
-      <w:r>
-        <w:rPr>
-          <w:rStyle w:val="VerbatimChar"/>
-        </w:rPr>
-        <w:t xml:space="preserve">________________________</w:t>
-      </w:r>
-    </w:p>
-    <w:p>
-      <w:r>
-        <w:pict>
-          <v:rect style="width:0;height:1.5pt" o:hralign="center" o:hrstd="t" o:hr="t"/>
-        </w:pict>
-      </w:r>
-    </w:p>
-    <w:bookmarkEnd w:id="15"/>
-    <w:bookmarkStart w:id="19" w:name="part-5-interpreting-loadings"/>
+    <w:bookmarkStart w:id="18" w:name="part-5-interpreting-loadings"/>
     <w:p>
       <w:pPr>
         <w:pStyle w:val="Heading1"/>
@@ -4847,18 +4605,18 @@
                 <wp:inline>
                   <wp:extent cx="152400" cy="152400"/>
                   <wp:effectExtent b="0" l="0" r="0" t="0"/>
-                  <wp:docPr descr="" title="" id="17" name="Picture"/>
+                  <wp:docPr descr="" title="" id="16" name="Picture"/>
                   <a:graphic>
                     <a:graphicData uri="http://schemas.openxmlformats.org/drawingml/2006/picture">
                       <pic:pic>
                         <pic:nvPicPr>
-                          <pic:cNvPr descr="/Applications/Positron.app/Contents/Resources/app/quarto/share/formats/docx/tip.png" id="18" name="Picture"/>
+                          <pic:cNvPr descr="/Applications/Positron.app/Contents/Resources/app/quarto/share/formats/docx/tip.png" id="17" name="Picture"/>
                           <pic:cNvPicPr>
                             <a:picLocks noChangeArrowheads="1" noChangeAspect="1"/>
                           </pic:cNvPicPr>
                         </pic:nvPicPr>
                         <pic:blipFill>
-                          <a:blip r:embed="rId16"/>
+                          <a:blip r:embed="rId15"/>
                           <a:stretch>
                             <a:fillRect/>
                           </a:stretch>
@@ -4968,8 +4726,8 @@
         </w:pict>
       </w:r>
     </w:p>
-    <w:bookmarkEnd w:id="19"/>
-    <w:bookmarkStart w:id="20" w:name="part-6-scores-and-ordination"/>
+    <w:bookmarkEnd w:id="18"/>
+    <w:bookmarkStart w:id="19" w:name="part-6-scores-and-ordination"/>
     <w:p>
       <w:pPr>
         <w:pStyle w:val="Heading1"/>
@@ -6352,8 +6110,8 @@
         </w:pict>
       </w:r>
     </w:p>
-    <w:bookmarkEnd w:id="20"/>
-    <w:bookmarkStart w:id="23" w:name="part-7-distances-between-sites"/>
+    <w:bookmarkEnd w:id="19"/>
+    <w:bookmarkStart w:id="22" w:name="part-7-distances-between-sites"/>
     <w:p>
       <w:pPr>
         <w:pStyle w:val="Heading1"/>
@@ -6938,18 +6696,18 @@
                 <wp:inline>
                   <wp:extent cx="152400" cy="152400"/>
                   <wp:effectExtent b="0" l="0" r="0" t="0"/>
-                  <wp:docPr descr="" title="" id="21" name="Picture"/>
+                  <wp:docPr descr="" title="" id="20" name="Picture"/>
                   <a:graphic>
                     <a:graphicData uri="http://schemas.openxmlformats.org/drawingml/2006/picture">
                       <pic:pic>
                         <pic:nvPicPr>
-                          <pic:cNvPr descr="/Applications/Positron.app/Contents/Resources/app/quarto/share/formats/docx/tip.png" id="22" name="Picture"/>
+                          <pic:cNvPr descr="/Applications/Positron.app/Contents/Resources/app/quarto/share/formats/docx/tip.png" id="21" name="Picture"/>
                           <pic:cNvPicPr>
                             <a:picLocks noChangeArrowheads="1" noChangeAspect="1"/>
                           </pic:cNvPicPr>
                         </pic:nvPicPr>
                         <pic:blipFill>
-                          <a:blip r:embed="rId16"/>
+                          <a:blip r:embed="rId15"/>
                           <a:stretch>
                             <a:fillRect/>
                           </a:stretch>
@@ -7089,8 +6847,8 @@
         </w:pict>
       </w:r>
     </w:p>
-    <w:bookmarkEnd w:id="23"/>
-    <w:bookmarkStart w:id="27" w:name="review-and-checkpoint"/>
+    <w:bookmarkEnd w:id="22"/>
+    <w:bookmarkStart w:id="26" w:name="review-and-checkpoint"/>
     <w:p>
       <w:pPr>
         <w:pStyle w:val="Heading1"/>
@@ -7235,18 +6993,18 @@
                 <wp:inline>
                   <wp:extent cx="152400" cy="152400"/>
                   <wp:effectExtent b="0" l="0" r="0" t="0"/>
-                  <wp:docPr descr="" title="" id="25" name="Picture"/>
+                  <wp:docPr descr="" title="" id="24" name="Picture"/>
                   <a:graphic>
                     <a:graphicData uri="http://schemas.openxmlformats.org/drawingml/2006/picture">
                       <pic:pic>
                         <pic:nvPicPr>
-                          <pic:cNvPr descr="/Applications/Positron.app/Contents/Resources/app/quarto/share/formats/docx/note.png" id="26" name="Picture"/>
+                          <pic:cNvPr descr="/Applications/Positron.app/Contents/Resources/app/quarto/share/formats/docx/note.png" id="25" name="Picture"/>
                           <pic:cNvPicPr>
                             <a:picLocks noChangeArrowheads="1" noChangeAspect="1"/>
                           </pic:cNvPicPr>
                         </pic:nvPicPr>
                         <pic:blipFill>
-                          <a:blip r:embed="rId24"/>
+                          <a:blip r:embed="rId23"/>
                           <a:stretch>
                             <a:fillRect/>
                           </a:stretch>
@@ -7373,214 +7131,10 @@
         </w:tc>
       </w:tr>
     </w:tbl>
-    <w:p>
-      <w:r>
-        <w:pict>
-          <v:rect style="width:0;height:1.5pt" o:hralign="center" o:hrstd="t" o:hr="t"/>
-        </w:pict>
-      </w:r>
-    </w:p>
-    <w:bookmarkEnd w:id="27"/>
-    <w:bookmarkStart w:id="28" w:name="getting-unstuck"/>
-    <w:p>
-      <w:pPr>
-        <w:pStyle w:val="Heading1"/>
-      </w:pPr>
-      <w:r>
-        <w:t xml:space="preserve">Getting unstuck</w:t>
-      </w:r>
-    </w:p>
-    <w:p>
-      <w:pPr>
-        <w:pStyle w:val="FirstParagraph"/>
-      </w:pPr>
-      <w:r>
-        <w:t xml:space="preserve">When code breaks — and it will, that is normal:</w:t>
-      </w:r>
-    </w:p>
-    <w:p>
-      <w:pPr>
-        <w:pStyle w:val="Compact"/>
-        <w:numPr>
-          <w:ilvl w:val="0"/>
-          <w:numId w:val="1008"/>
-        </w:numPr>
-      </w:pPr>
-      <w:r>
-        <w:rPr>
-          <w:b/>
-          <w:bCs/>
-        </w:rPr>
-        <w:t xml:space="preserve">Read the error message out loud.</w:t>
-      </w:r>
-      <w:r>
-        <w:t xml:space="preserve"> </w:t>
-      </w:r>
-      <w:r>
-        <w:t xml:space="preserve">R usually names the line and the problem.</w:t>
-      </w:r>
-    </w:p>
-    <w:p>
-      <w:pPr>
-        <w:pStyle w:val="Compact"/>
-        <w:numPr>
-          <w:ilvl w:val="0"/>
-          <w:numId w:val="1008"/>
-        </w:numPr>
-      </w:pPr>
-      <w:r>
-        <w:rPr>
-          <w:b/>
-          <w:bCs/>
-        </w:rPr>
-        <w:t xml:space="preserve">Check the usual suspects:</w:t>
-      </w:r>
-      <w:r>
-        <w:t xml:space="preserve"> </w:t>
-      </w:r>
-      <w:r>
-        <w:t xml:space="preserve">did you run all the</w:t>
-      </w:r>
-      <w:r>
-        <w:t xml:space="preserve"> </w:t>
-      </w:r>
-      <w:r>
-        <w:rPr>
-          <w:rStyle w:val="VerbatimChar"/>
-        </w:rPr>
-        <w:t xml:space="preserve">library()</w:t>
-      </w:r>
-      <w:r>
-        <w:t xml:space="preserve"> </w:t>
-      </w:r>
-      <w:r>
-        <w:t xml:space="preserve">calls at the top? Spelling? A missing</w:t>
-      </w:r>
-      <w:r>
-        <w:t xml:space="preserve"> </w:t>
-      </w:r>
-      <w:r>
-        <w:rPr>
-          <w:rStyle w:val="VerbatimChar"/>
-        </w:rPr>
-        <w:t xml:space="preserve">)</w:t>
-      </w:r>
-      <w:r>
-        <w:t xml:space="preserve"> </w:t>
-      </w:r>
-      <w:r>
-        <w:t xml:space="preserve">or</w:t>
-      </w:r>
-      <w:r>
-        <w:t xml:space="preserve"> </w:t>
-      </w:r>
-      <w:r>
-        <w:rPr>
-          <w:rStyle w:val="VerbatimChar"/>
-        </w:rPr>
-        <w:t xml:space="preserve">%&gt;%</w:t>
-      </w:r>
-      <w:r>
-        <w:t xml:space="preserve"> </w:t>
-      </w:r>
-      <w:r>
-        <w:t xml:space="preserve">at the</w:t>
-      </w:r>
-      <w:r>
-        <w:t xml:space="preserve"> </w:t>
-      </w:r>
-      <w:r>
-        <w:rPr>
-          <w:i/>
-          <w:iCs/>
-        </w:rPr>
-        <w:t xml:space="preserve">start</w:t>
-      </w:r>
-      <w:r>
-        <w:t xml:space="preserve"> </w:t>
-      </w:r>
-      <w:r>
-        <w:t xml:space="preserve">of a line?</w:t>
-      </w:r>
-    </w:p>
-    <w:p>
-      <w:pPr>
-        <w:pStyle w:val="Compact"/>
-        <w:numPr>
-          <w:ilvl w:val="0"/>
-          <w:numId w:val="1008"/>
-        </w:numPr>
-      </w:pPr>
-      <w:r>
-        <w:rPr>
-          <w:rStyle w:val="VerbatimChar"/>
-        </w:rPr>
-        <w:t xml:space="preserve">?function_name</w:t>
-      </w:r>
-      <w:r>
-        <w:t xml:space="preserve"> </w:t>
-      </w:r>
-      <w:r>
-        <w:t xml:space="preserve">opens the built-in help page.</w:t>
-      </w:r>
-    </w:p>
-    <w:p>
-      <w:pPr>
-        <w:pStyle w:val="Compact"/>
-        <w:numPr>
-          <w:ilvl w:val="0"/>
-          <w:numId w:val="1008"/>
-        </w:numPr>
-      </w:pPr>
-      <w:r>
-        <w:rPr>
-          <w:b/>
-          <w:bCs/>
-        </w:rPr>
-        <w:t xml:space="preserve">Bring the exact error</w:t>
-      </w:r>
-      <w:r>
-        <w:t xml:space="preserve"> </w:t>
-      </w:r>
-      <w:r>
-        <w:t xml:space="preserve">(copy-paste it) to class or office hours.</w:t>
-      </w:r>
-    </w:p>
-    <w:p>
-      <w:pPr>
-        <w:pStyle w:val="BlockText"/>
-      </w:pPr>
-      <w:r>
-        <w:t xml:space="preserve">💡</w:t>
-      </w:r>
-      <w:r>
-        <w:t xml:space="preserve"> </w:t>
-      </w:r>
-      <w:r>
-        <w:rPr>
-          <w:b/>
-          <w:bCs/>
-        </w:rPr>
-        <w:t xml:space="preserve">Key idea:</w:t>
-      </w:r>
-      <w:r>
-        <w:t xml:space="preserve"> </w:t>
-      </w:r>
-      <w:r>
-        <w:t xml:space="preserve">Every working scientist googles error messages daily. Getting stuck is not failing — it is the job.</w:t>
-      </w:r>
-    </w:p>
-    <w:p>
-      <w:r>
-        <w:pict>
-          <v:rect style="width:0;height:1.5pt" o:hralign="center" o:hrstd="t" o:hr="t"/>
-        </w:pict>
-      </w:r>
-    </w:p>
-    <w:bookmarkEnd w:id="28"/>
+    <w:bookmarkEnd w:id="26"/>
     <w:sectPr>
       <w:pgSz w:h="15840" w:w="12240"/>
-      <w:pgMar w:bottom="1440" w:footer="720" w:gutter="0" w:header="720" w:left="1440" w:right="1440" w:top="1440"/>
+      <w:pgMar w:bottom="720" w:footer="360" w:gutter="0" w:header="360" w:left="1008" w:right="720" w:top="720"/>
       <w:cols w:space="720"/>
       <w:docGrid w:linePitch="360"/>
     </w:sectPr>
@@ -7901,36 +7455,6 @@
       <w:startOverride w:val="1"/>
     </w:lvlOverride>
   </w:num>
-  <w:num w:numId="1008">
-    <w:abstractNumId w:val="99411"/>
-    <w:lvlOverride w:ilvl="0">
-      <w:startOverride w:val="1"/>
-    </w:lvlOverride>
-    <w:lvlOverride w:ilvl="1">
-      <w:startOverride w:val="1"/>
-    </w:lvlOverride>
-    <w:lvlOverride w:ilvl="2">
-      <w:startOverride w:val="1"/>
-    </w:lvlOverride>
-    <w:lvlOverride w:ilvl="3">
-      <w:startOverride w:val="1"/>
-    </w:lvlOverride>
-    <w:lvlOverride w:ilvl="4">
-      <w:startOverride w:val="1"/>
-    </w:lvlOverride>
-    <w:lvlOverride w:ilvl="5">
-      <w:startOverride w:val="1"/>
-    </w:lvlOverride>
-    <w:lvlOverride w:ilvl="6">
-      <w:startOverride w:val="1"/>
-    </w:lvlOverride>
-    <w:lvlOverride w:ilvl="7">
-      <w:startOverride w:val="1"/>
-    </w:lvlOverride>
-    <w:lvlOverride w:ilvl="8">
-      <w:startOverride w:val="1"/>
-    </w:lvlOverride>
-  </w:num>
 </w:numbering>
 </file>
 
@@ -7947,7 +7471,11 @@
         <w14:ligatures w14:val="standardContextual"/>
       </w:rPr>
     </w:rPrDefault>
-    <w:pPrDefault/>
+    <w:pPrDefault>
+      <w:pPr>
+        <w:spacing w:before="0"/>
+      </w:pPr>
+    </w:pPrDefault>
   </w:docDefaults>
   <w:latentStyles w:count="376" w:defLockedState="0" w:defQFormat="0" w:defSemiHidden="0" w:defUIPriority="99" w:defUnhideWhenUsed="0">
     <w:lsdException w:name="Normal" w:qFormat="1" w:uiPriority="0"/>
@@ -8342,7 +7870,7 @@
     <w:pPr>
       <w:keepNext/>
       <w:keepLines/>
-      <w:spacing w:after="80" w:before="360"/>
+      <w:spacing w:after="80" w:before="120"/>
       <w:outlineLvl w:val="0"/>
     </w:pPr>
     <w:rPr>
@@ -8366,7 +7894,7 @@
     <w:pPr>
       <w:keepNext/>
       <w:keepLines/>
-      <w:spacing w:after="80" w:before="160"/>
+      <w:spacing w:after="80" w:before="100"/>
       <w:outlineLvl w:val="1"/>
     </w:pPr>
     <w:rPr>
@@ -8387,7 +7915,7 @@
     <w:pPr>
       <w:keepNext/>
       <w:keepLines/>
-      <w:spacing w:after="80" w:before="160"/>
+      <w:spacing w:after="80" w:before="80"/>
       <w:outlineLvl w:val="2"/>
     </w:pPr>
     <w:rPr>
@@ -8432,7 +7960,7 @@
     <w:pPr>
       <w:keepNext/>
       <w:keepLines/>
-      <w:spacing w:after="40" w:before="80"/>
+      <w:spacing w:after="40" w:before="60"/>
       <w:outlineLvl w:val="4"/>
     </w:pPr>
     <w:rPr>
@@ -8453,7 +7981,7 @@
     <w:pPr>
       <w:keepNext/>
       <w:keepLines/>
-      <w:spacing w:before="40"/>
+      <w:spacing w:before="60"/>
       <w:outlineLvl w:val="5"/>
     </w:pPr>
     <w:rPr>
@@ -8475,7 +8003,7 @@
     <w:pPr>
       <w:keepNext/>
       <w:keepLines/>
-      <w:spacing w:before="40"/>
+      <w:spacing w:before="60"/>
       <w:outlineLvl w:val="6"/>
     </w:pPr>
     <w:rPr>
@@ -8494,6 +8022,7 @@
     <w:qFormat/>
     <w:rsid w:val="00846576"/>
     <w:pPr>
+      <w:spacing w:before="60"/>
       <w:keepNext/>
       <w:keepLines/>
       <w:outlineLvl w:val="7"/>
@@ -8515,6 +8044,7 @@
     <w:qFormat/>
     <w:rsid w:val="00846576"/>
     <w:pPr>
+      <w:spacing w:before="60"/>
       <w:keepNext/>
       <w:keepLines/>
       <w:outlineLvl w:val="8"/>
@@ -8677,7 +8207,7 @@
     <w:qFormat/>
     <w:rsid w:val="00AF5CF1"/>
     <w:pPr>
-      <w:spacing w:after="80"/>
+      <w:spacing w:after="80" w:before="0"/>
       <w:contextualSpacing/>
     </w:pPr>
     <w:rPr>
@@ -8714,7 +8244,7 @@
       <w:numPr>
         <w:ilvl w:val="1"/>
       </w:numPr>
-      <w:spacing w:after="160"/>
+      <w:spacing w:after="160" w:before="0"/>
     </w:pPr>
     <w:rPr>
       <w:rFonts w:asciiTheme="minorHAnsi" w:cstheme="majorBidi" w:eastAsiaTheme="majorEastAsia" w:hAnsiTheme="minorHAnsi"/>
@@ -8747,7 +8277,7 @@
     <w:qFormat/>
     <w:rsid w:val="00AF5CF1"/>
     <w:pPr>
-      <w:spacing w:after="160" w:before="160"/>
+      <w:spacing w:after="160" w:before="0"/>
       <w:jc w:val="center"/>
     </w:pPr>
     <w:rPr>
@@ -8775,6 +8305,7 @@
     <w:qFormat/>
     <w:rsid w:val="00AF5CF1"/>
     <w:pPr>
+      <w:spacing w:before="0"/>
       <w:ind w:left="720"/>
       <w:contextualSpacing/>
     </w:pPr>
@@ -8804,7 +8335,7 @@
         <w:top w:color="0F4761" w:space="10" w:sz="4" w:themeColor="accent1" w:themeShade="BF" w:val="single"/>
         <w:bottom w:color="0F4761" w:space="10" w:sz="4" w:themeColor="accent1" w:themeShade="BF" w:val="single"/>
       </w:pBdr>
-      <w:spacing w:after="360" w:before="360"/>
+      <w:spacing w:after="360" w:before="0"/>
       <w:ind w:left="864" w:right="864"/>
       <w:jc w:val="center"/>
     </w:pPr>
@@ -8866,7 +8397,7 @@
         <w:right w:color="FF0000" w:space="4" w:sz="8" w:val="single"/>
       </w:pBdr>
       <w:shd w:color="auto" w:fill="FBFBFB" w:val="clear"/>
-      <w:spacing w:after="120" w:before="120"/>
+      <w:spacing w:after="60" w:before="0"/>
       <w:ind w:left="432" w:right="432"/>
     </w:pPr>
     <w:rPr>
@@ -8887,7 +8418,7 @@
         <w:right w:color="BFBFBF" w:space="4" w:sz="6" w:val="single"/>
       </w:pBdr>
       <w:shd w:color="auto" w:fill="FBFBFB" w:val="clear"/>
-      <w:spacing w:after="240" w:before="240"/>
+      <w:spacing w:after="60" w:before="0"/>
       <w:ind w:left="432" w:right="432"/>
     </w:pPr>
     <w:rPr>
@@ -8908,7 +8439,7 @@
         <w:right w:color="BFBFBF" w:space="4" w:sz="6" w:val="single"/>
       </w:pBdr>
       <w:shd w:color="auto" w:fill="FBFBFB" w:val="clear"/>
-      <w:spacing w:after="240" w:before="240"/>
+      <w:spacing w:after="60" w:before="0"/>
       <w:ind w:left="432" w:right="432"/>
     </w:pPr>
     <w:rPr>
@@ -8954,7 +8485,7 @@
     <w:unhideWhenUsed/>
     <w:rsid w:val="00322D32"/>
     <w:pPr>
-      <w:spacing w:after="100"/>
+      <w:spacing w:after="100" w:before="0"/>
     </w:pPr>
   </w:style>
   <w:style w:type="character" w:customStyle="1" w:styleId="KeywordTok">

--- a/docs/content/multivariate_statistics/multivariate_statistics_activity.docx
+++ b/docs/content/multivariate_statistics/multivariate_statistics_activity.docx
@@ -7473,7 +7473,7 @@
     </w:rPrDefault>
     <w:pPrDefault>
       <w:pPr>
-        <w:spacing w:before="0"/>
+        <w:spacing w:after="0" w:before="0" w:line="240" w:lineRule="auto"/>
       </w:pPr>
     </w:pPrDefault>
   </w:docDefaults>
